--- a/docs/Evidencias-Edificio-Spring-MVC.docx
+++ b/docs/Evidencias-Edificio-Spring-MVC.docx
@@ -1707,7 +1707,7 @@
         <w:spacing w:after="120"/>
       </w:pPr>
       <w:r>
-        <w:t xml:space="preserve">AuthService genera una clave temporal aleatoria, la envía con spring-boot-starter-mail y solo entonces guarda su hash BCrypt. La respuesta es la misma exista o no el correo.</w:t>
+        <w:t xml:space="preserve">AuthService genera un token aleatorio de 256 bits, guarda solo su hash SHA-256 (tabla token_recuperacion, vigencia de 30 minutos) y CorreoService envía por correo el enlace /restablecer?token=... (API de Brevo o SMTP). El token sirve una sola vez; la nueva clave se guarda con BCrypt. La respuesta es la misma exista o no el correo.</w:t>
       </w:r>
     </w:p>
     <w:p>
@@ -1907,7 +1907,7 @@
         <w:spacing w:after="120"/>
       </w:pPr>
       <w:r>
-        <w:t xml:space="preserve">El repositorio tiene 20 commits hechos a medida que se construía el proyecto.</w:t>
+        <w:t xml:space="preserve">El repositorio tiene 21 commits hechos a medida que se construía el proyecto.</w:t>
       </w:r>
     </w:p>
     <w:p>
@@ -2168,6 +2168,19 @@
           <w:szCs w:val="18"/>
         </w:rPr>
         <w:t xml:space="preserve">6c4a591  2026-09-20  Agrega guion de sustentación, guía de estudio, lista de verificación y pendientes</w:t>
+      </w:r>
+    </w:p>
+    <w:p>
+      <w:pPr>
+        <w:spacing w:after="60"/>
+      </w:pPr>
+      <w:r>
+        <w:rPr>
+          <w:rFonts w:ascii="Consolas" w:cs="Consolas" w:eastAsia="Consolas" w:hAnsi="Consolas"/>
+          <w:sz w:val="18"/>
+          <w:szCs w:val="18"/>
+        </w:rPr>
+        <w:t xml:space="preserve">f044318  2026-09-20  Documenta el despliegue en Render y actualiza documentos de entrega con la URL</w:t>
       </w:r>
     </w:p>
     <w:sectPr>

--- a/docs/Evidencias-Edificio-Spring-MVC.docx
+++ b/docs/Evidencias-Edificio-Spring-MVC.docx
@@ -184,6 +184,72 @@
       </w:r>
       <w:r>
         <w:t xml:space="preserve">https://edificios-spring-mvc.onrender.com</w:t>
+      </w:r>
+    </w:p>
+    <w:p>
+      <w:r>
+        <w:br w:type="page"/>
+      </w:r>
+    </w:p>
+    <w:p>
+      <w:pPr>
+        <w:pStyle w:val="Heading1"/>
+        <w:spacing w:after="120" w:before="240"/>
+      </w:pPr>
+      <w:r>
+        <w:t xml:space="preserve">Acceso a la aplicación y usuarios de prueba</w:t>
+      </w:r>
+    </w:p>
+    <w:p>
+      <w:pPr>
+        <w:spacing w:after="120"/>
+      </w:pPr>
+      <w:r>
+        <w:t xml:space="preserve">La aplicación desplegada está en la dirección indicada en la portada. Nota: el servicio gratuito se duerme tras un rato sin uso, por lo que la primera carga puede tardar cerca de 50 segundos.</w:t>
+      </w:r>
+    </w:p>
+    <w:p>
+      <w:pPr>
+        <w:pStyle w:val="ListParagraph"/>
+        <w:numPr>
+          <w:ilvl w:val="0"/>
+          <w:numId w:val="1"/>
+        </w:numPr>
+      </w:pPr>
+      <w:r>
+        <w:t xml:space="preserve">admin@edificios.com · clave Admin123 · rol ADMIN: gestiona edificios y usuarios, y ve todos los reportes.</w:t>
+      </w:r>
+    </w:p>
+    <w:p>
+      <w:pPr>
+        <w:pStyle w:val="ListParagraph"/>
+        <w:numPr>
+          <w:ilvl w:val="0"/>
+          <w:numId w:val="1"/>
+        </w:numPr>
+      </w:pPr>
+      <w:r>
+        <w:t xml:space="preserve">operador@edificios.com · clave Operador123 · rol OPERADOR: gestiona edificios.</w:t>
+      </w:r>
+    </w:p>
+    <w:p>
+      <w:pPr>
+        <w:pStyle w:val="ListParagraph"/>
+        <w:numPr>
+          <w:ilvl w:val="0"/>
+          <w:numId w:val="1"/>
+        </w:numPr>
+      </w:pPr>
+      <w:r>
+        <w:t xml:space="preserve">consulta@edificios.com · clave Consulta123 · rol CONSULTA: solo lectura.</w:t>
+      </w:r>
+    </w:p>
+    <w:p>
+      <w:pPr>
+        <w:spacing w:after="120"/>
+      </w:pPr>
+      <w:r>
+        <w:t xml:space="preserve">El correo es el identificador (id) del usuario. Para probar la recuperación de clave se usa la opción «¿Olvidaste tu clave?» del login con un correo registrado: el sistema envía un enlace con token (vigente 30 minutos y de un solo uso).</w:t>
       </w:r>
     </w:p>
     <w:p>
@@ -1907,7 +1973,7 @@
         <w:spacing w:after="120"/>
       </w:pPr>
       <w:r>
-        <w:t xml:space="preserve">El repositorio tiene 21 commits hechos a medida que se construía el proyecto.</w:t>
+        <w:t xml:space="preserve">El repositorio tiene 24 commits hechos a medida que se construía el proyecto.</w:t>
       </w:r>
     </w:p>
     <w:p>
@@ -2181,6 +2247,45 @@
           <w:szCs w:val="18"/>
         </w:rPr>
         <w:t xml:space="preserve">f044318  2026-09-20  Documenta el despliegue en Render y actualiza documentos de entrega con la URL</w:t>
+      </w:r>
+    </w:p>
+    <w:p>
+      <w:pPr>
+        <w:spacing w:after="60"/>
+      </w:pPr>
+      <w:r>
+        <w:rPr>
+          <w:rFonts w:ascii="Consolas" w:cs="Consolas" w:eastAsia="Consolas" w:hAnsi="Consolas"/>
+          <w:sz w:val="18"/>
+          <w:szCs w:val="18"/>
+        </w:rPr>
+        <w:t xml:space="preserve">5c867e3  2026-09-20  Agrega tabla y entidad de tokens de recuperación con hash SHA-256</w:t>
+      </w:r>
+    </w:p>
+    <w:p>
+      <w:pPr>
+        <w:spacing w:after="60"/>
+      </w:pPr>
+      <w:r>
+        <w:rPr>
+          <w:rFonts w:ascii="Consolas" w:cs="Consolas" w:eastAsia="Consolas" w:hAnsi="Consolas"/>
+          <w:sz w:val="18"/>
+          <w:szCs w:val="18"/>
+        </w:rPr>
+        <w:t xml:space="preserve">bf11d3c  2026-09-20  Recuperación de clave con enlace de token de un solo uso y envío por la API de Brevo, SMTP o log</w:t>
+      </w:r>
+    </w:p>
+    <w:p>
+      <w:pPr>
+        <w:spacing w:after="60"/>
+      </w:pPr>
+      <w:r>
+        <w:rPr>
+          <w:rFonts w:ascii="Consolas" w:cs="Consolas" w:eastAsia="Consolas" w:hAnsi="Consolas"/>
+          <w:sz w:val="18"/>
+          <w:szCs w:val="18"/>
+        </w:rPr>
+        <w:t xml:space="preserve">8000bff  2026-09-20  Actualiza README, guías y documentos para la recuperación por token</w:t>
       </w:r>
     </w:p>
     <w:sectPr>

--- a/docs/Evidencias-Edificio-Spring-MVC.docx
+++ b/docs/Evidencias-Edificio-Spring-MVC.docx
@@ -1,10 +1,10 @@
 
 <file path=word/document.xml><?xml version="1.0" encoding="utf-8"?>
-<w:document xmlns:wpc="http://schemas.microsoft.com/office/word/2010/wordprocessingCanvas" xmlns:mc="http://schemas.openxmlformats.org/markup-compatibility/2006" xmlns:o="urn:schemas-microsoft-com:office:office" xmlns:r="http://schemas.openxmlformats.org/officeDocument/2006/relationships" xmlns:m="http://schemas.openxmlformats.org/officeDocument/2006/math" xmlns:v="urn:schemas-microsoft-com:vml" xmlns:wp14="http://schemas.microsoft.com/office/word/2010/wordprocessingDrawing" xmlns:wp="http://schemas.openxmlformats.org/drawingml/2006/wordprocessingDrawing" xmlns:w10="urn:schemas-microsoft-com:office:word" xmlns:w="http://schemas.openxmlformats.org/wordprocessingml/2006/main" xmlns:w14="http://schemas.microsoft.com/office/word/2010/wordml" xmlns:w15="http://schemas.microsoft.com/office/word/2012/wordml" xmlns:wpg="http://schemas.microsoft.com/office/word/2010/wordprocessingGroup" xmlns:wpi="http://schemas.microsoft.com/office/word/2010/wordprocessingInk" xmlns:wne="http://schemas.microsoft.com/office/word/2006/wordml" xmlns:wps="http://schemas.microsoft.com/office/word/2010/wordprocessingShape" xmlns:cx="http://schemas.microsoft.com/office/drawing/2014/chartex" xmlns:cx1="http://schemas.microsoft.com/office/drawing/2015/9/8/chartex" xmlns:cx2="http://schemas.microsoft.com/office/drawing/2015/10/21/chartex" xmlns:cx3="http://schemas.microsoft.com/office/drawing/2016/5/9/chartex" xmlns:cx4="http://schemas.microsoft.com/office/drawing/2016/5/10/chartex" xmlns:cx5="http://schemas.microsoft.com/office/drawing/2016/5/11/chartex" xmlns:cx6="http://schemas.microsoft.com/office/drawing/2016/5/12/chartex" xmlns:cx7="http://schemas.microsoft.com/office/drawing/2016/5/13/chartex" xmlns:cx8="http://schemas.microsoft.com/office/drawing/2016/5/14/chartex" xmlns:aink="http://schemas.microsoft.com/office/drawing/2016/ink" xmlns:am3d="http://schemas.microsoft.com/office/drawing/2017/model3d" xmlns:w16cex="http://schemas.microsoft.com/office/word/2018/wordml/cex" xmlns:w16cid="http://schemas.microsoft.com/office/word/2016/wordml/cid" xmlns:w16="http://schemas.microsoft.com/office/word/2018/wordml" xmlns:w16sdtdh="http://schemas.microsoft.com/office/word/2020/wordml/sdtdatahash" xmlns:w16se="http://schemas.microsoft.com/office/word/2015/wordml/symex" mc:Ignorable="w14 w15 wp14">
+<w:document xmlns:wpc="http://schemas.microsoft.com/office/word/2010/wordprocessingCanvas" xmlns:cx="http://schemas.microsoft.com/office/drawing/2014/chartex" xmlns:cx1="http://schemas.microsoft.com/office/drawing/2015/9/8/chartex" xmlns:cx2="http://schemas.microsoft.com/office/drawing/2015/10/21/chartex" xmlns:cx3="http://schemas.microsoft.com/office/drawing/2016/5/9/chartex" xmlns:cx4="http://schemas.microsoft.com/office/drawing/2016/5/10/chartex" xmlns:cx5="http://schemas.microsoft.com/office/drawing/2016/5/11/chartex" xmlns:cx6="http://schemas.microsoft.com/office/drawing/2016/5/12/chartex" xmlns:cx7="http://schemas.microsoft.com/office/drawing/2016/5/13/chartex" xmlns:cx8="http://schemas.microsoft.com/office/drawing/2016/5/14/chartex" xmlns:mc="http://schemas.openxmlformats.org/markup-compatibility/2006" xmlns:aink="http://schemas.microsoft.com/office/drawing/2016/ink" xmlns:am3d="http://schemas.microsoft.com/office/drawing/2017/model3d" xmlns:o="urn:schemas-microsoft-com:office:office" xmlns:oel="http://schemas.microsoft.com/office/2019/extlst" xmlns:r="http://schemas.openxmlformats.org/officeDocument/2006/relationships" xmlns:m="http://schemas.openxmlformats.org/officeDocument/2006/math" xmlns:v="urn:schemas-microsoft-com:vml" xmlns:wp14="http://schemas.microsoft.com/office/word/2010/wordprocessingDrawing" xmlns:wp="http://schemas.openxmlformats.org/drawingml/2006/wordprocessingDrawing" xmlns:w10="urn:schemas-microsoft-com:office:word" xmlns:w="http://schemas.openxmlformats.org/wordprocessingml/2006/main" xmlns:w14="http://schemas.microsoft.com/office/word/2010/wordml" xmlns:w15="http://schemas.microsoft.com/office/word/2012/wordml" xmlns:w16cex="http://schemas.microsoft.com/office/word/2018/wordml/cex" xmlns:w16cid="http://schemas.microsoft.com/office/word/2016/wordml/cid" xmlns:w16="http://schemas.microsoft.com/office/word/2018/wordml" xmlns:w16du="http://schemas.microsoft.com/office/word/2023/wordml/word16du" xmlns:w16sdtdh="http://schemas.microsoft.com/office/word/2020/wordml/sdtdatahash" xmlns:w16sdtfl="http://schemas.microsoft.com/office/word/2024/wordml/sdtformatlock" xmlns:w16se="http://schemas.microsoft.com/office/word/2015/wordml/symex" xmlns:wpg="http://schemas.microsoft.com/office/word/2010/wordprocessingGroup" xmlns:wpi="http://schemas.microsoft.com/office/word/2010/wordprocessingInk" xmlns:wne="http://schemas.microsoft.com/office/word/2006/wordml" xmlns:wps="http://schemas.microsoft.com/office/word/2010/wordprocessingShape" mc:Ignorable="w14 w15 w16se w16cid w16 w16cex w16sdtdh w16sdtfl w16du wp14">
   <w:body>
     <w:p>
       <w:pPr>
-        <w:spacing w:after="300" w:before="1800"/>
+        <w:spacing w:before="1800" w:after="300"/>
         <w:jc w:val="center"/>
       </w:pPr>
       <w:r>
@@ -14,7 +14,7 @@
           <w:sz w:val="36"/>
           <w:szCs w:val="36"/>
         </w:rPr>
-        <w:t xml:space="preserve">Universidad de Cartagena</w:t>
+        <w:t>Universidad de Cartagena</w:t>
       </w:r>
     </w:p>
     <w:p>
@@ -27,7 +27,7 @@
           <w:sz w:val="28"/>
           <w:szCs w:val="28"/>
         </w:rPr>
-        <w:t xml:space="preserve">Ingeniería de Software</w:t>
+        <w:t>Ingeniería de Software</w:t>
       </w:r>
     </w:p>
     <w:p>
@@ -42,7 +42,7 @@
           <w:sz w:val="40"/>
           <w:szCs w:val="40"/>
         </w:rPr>
-        <w:t xml:space="preserve">Evidencias de la actividad</w:t>
+        <w:t>Evidencias de la actividad</w:t>
       </w:r>
     </w:p>
     <w:p>
@@ -55,7 +55,7 @@
           <w:sz w:val="30"/>
           <w:szCs w:val="30"/>
         </w:rPr>
-        <w:t xml:space="preserve">Spring Boot MVC + Thymeleaf · Ejercicio 13 - Edificio</w:t>
+        <w:t>Spring Boot MVC + Thymeleaf · Ejercicio 13 - Edificio</w:t>
       </w:r>
     </w:p>
     <w:p>
@@ -71,7 +71,7 @@
         <w:t xml:space="preserve">Estudiante: </w:t>
       </w:r>
       <w:r>
-        <w:t xml:space="preserve">Miguel Lara</w:t>
+        <w:t>Miguel Lara</w:t>
       </w:r>
     </w:p>
     <w:p>
@@ -87,7 +87,7 @@
         <w:t xml:space="preserve">Código: </w:t>
       </w:r>
       <w:r>
-        <w:t xml:space="preserve">7502510046</w:t>
+        <w:t>7502510046</w:t>
       </w:r>
     </w:p>
     <w:p>
@@ -103,7 +103,7 @@
         <w:t xml:space="preserve">Semestre: </w:t>
       </w:r>
       <w:r>
-        <w:t xml:space="preserve">Cuarto (4)</w:t>
+        <w:t>Cuarto (4)</w:t>
       </w:r>
     </w:p>
     <w:p>
@@ -119,7 +119,7 @@
         <w:t xml:space="preserve">Asignatura: </w:t>
       </w:r>
       <w:r>
-        <w:t xml:space="preserve">Desarrollo Web</w:t>
+        <w:t>Desarrollo Web</w:t>
       </w:r>
     </w:p>
     <w:p>
@@ -135,7 +135,7 @@
         <w:t xml:space="preserve">Actividad: </w:t>
       </w:r>
       <w:r>
-        <w:t xml:space="preserve">Spring Boot MVC con Thymeleaf: desarrollo web basado en framework (Unidad 2, individual)</w:t>
+        <w:t>Spring Boot MVC con Thymeleaf: desarrollo web basado en framework (Unidad 2, individual)</w:t>
       </w:r>
     </w:p>
     <w:p>
@@ -151,7 +151,7 @@
         <w:t xml:space="preserve">Guía utilizada: </w:t>
       </w:r>
       <w:r>
-        <w:t xml:space="preserve">Estructura estándar de Spring MVC por capas (plan de respaldo; no se pudo abrir la carpeta de guías del profesor)</w:t>
+        <w:t>Estructura estándar de Spring MVC por capas (plan de respaldo; no se pudo abrir la carpeta de guías del profesor)</w:t>
       </w:r>
     </w:p>
     <w:p>
@@ -167,7 +167,7 @@
         <w:t xml:space="preserve">Repositorio: </w:t>
       </w:r>
       <w:r>
-        <w:t xml:space="preserve">https://github.com/mlarav1/edificio-spring-mvc-thymeleaf</w:t>
+        <w:t>https://github.com/mlarav1/edificio-spring-mvc-thymeleaf</w:t>
       </w:r>
     </w:p>
     <w:p>
@@ -183,7 +183,7 @@
         <w:t xml:space="preserve">Aplicación desplegada: </w:t>
       </w:r>
       <w:r>
-        <w:t xml:space="preserve">https://edificios-spring-mvc.onrender.com</w:t>
+        <w:t>https://edificios-spring-mvc.onrender.com</w:t>
       </w:r>
     </w:p>
     <w:p>
@@ -193,11 +193,12 @@
     </w:p>
     <w:p>
       <w:pPr>
-        <w:pStyle w:val="Heading1"/>
-        <w:spacing w:after="120" w:before="240"/>
-      </w:pPr>
-      <w:r>
-        <w:t xml:space="preserve">Acceso a la aplicación y usuarios de prueba</w:t>
+        <w:pStyle w:val="Ttulo1"/>
+        <w:spacing w:before="240" w:after="120"/>
+      </w:pPr>
+      <w:r>
+        <w:lastRenderedPageBreak/>
+        <w:t>Acceso a la aplicación y usuarios de prueba</w:t>
       </w:r>
     </w:p>
     <w:p>
@@ -205,43 +206,43 @@
         <w:spacing w:after="120"/>
       </w:pPr>
       <w:r>
-        <w:t xml:space="preserve">La aplicación desplegada está en la dirección indicada en la portada. Nota: el servicio gratuito se duerme tras un rato sin uso, por lo que la primera carga puede tardar cerca de 50 segundos.</w:t>
-      </w:r>
-    </w:p>
-    <w:p>
-      <w:pPr>
-        <w:pStyle w:val="ListParagraph"/>
+        <w:t>La aplicación desplegada está en la dirección indicada en la portada. Nota: el servicio gratuito se duerme tras un rato sin uso, por lo que la primera carga puede tardar cerca de 50 segundos.</w:t>
+      </w:r>
+    </w:p>
+    <w:p>
+      <w:pPr>
+        <w:pStyle w:val="Prrafodelista"/>
         <w:numPr>
           <w:ilvl w:val="0"/>
           <w:numId w:val="1"/>
         </w:numPr>
       </w:pPr>
       <w:r>
-        <w:t xml:space="preserve">admin@edificios.com · clave Admin123 · rol ADMIN: gestiona edificios y usuarios, y ve todos los reportes.</w:t>
-      </w:r>
-    </w:p>
-    <w:p>
-      <w:pPr>
-        <w:pStyle w:val="ListParagraph"/>
+        <w:t>admin@edificios.com · clave Admin123 · rol ADMIN: gestiona edificios y usuarios, y ve todos los reportes.</w:t>
+      </w:r>
+    </w:p>
+    <w:p>
+      <w:pPr>
+        <w:pStyle w:val="Prrafodelista"/>
         <w:numPr>
           <w:ilvl w:val="0"/>
           <w:numId w:val="1"/>
         </w:numPr>
       </w:pPr>
       <w:r>
-        <w:t xml:space="preserve">operador@edificios.com · clave Operador123 · rol OPERADOR: gestiona edificios.</w:t>
-      </w:r>
-    </w:p>
-    <w:p>
-      <w:pPr>
-        <w:pStyle w:val="ListParagraph"/>
+        <w:t>operador@edificios.com · clave Operador123 · rol OPERADOR: gestiona edificios.</w:t>
+      </w:r>
+    </w:p>
+    <w:p>
+      <w:pPr>
+        <w:pStyle w:val="Prrafodelista"/>
         <w:numPr>
           <w:ilvl w:val="0"/>
           <w:numId w:val="1"/>
         </w:numPr>
       </w:pPr>
       <w:r>
-        <w:t xml:space="preserve">consulta@edificios.com · clave Consulta123 · rol CONSULTA: solo lectura.</w:t>
+        <w:t>consulta@edificios.com · clave Consulta123 · rol CONSULTA: solo lectura.</w:t>
       </w:r>
     </w:p>
     <w:p>
@@ -249,7 +250,7 @@
         <w:spacing w:after="120"/>
       </w:pPr>
       <w:r>
-        <w:t xml:space="preserve">El correo es el identificador (id) del usuario. Para probar la recuperación de clave se usa la opción «¿Olvidaste tu clave?» del login con un correo registrado: el sistema envía un enlace con token (vigente 30 minutos y de un solo uso).</w:t>
+        <w:t>El correo es el identificador (id) del usuario. Para probar la recuperación de clave se usa la opción «¿Olvidaste tu clave?» del login con un correo registrado: el sistema envía un enlace con token (vigente 30 minutos y de un solo uso).</w:t>
       </w:r>
     </w:p>
     <w:p>
@@ -259,11 +260,12 @@
     </w:p>
     <w:p>
       <w:pPr>
-        <w:pStyle w:val="Heading1"/>
-        <w:spacing w:after="120" w:before="240"/>
-      </w:pPr>
-      <w:r>
-        <w:t xml:space="preserve">1. Descripción del ejercicio</w:t>
+        <w:pStyle w:val="Ttulo1"/>
+        <w:spacing w:before="240" w:after="120"/>
+      </w:pPr>
+      <w:r>
+        <w:lastRenderedPageBreak/>
+        <w:t>1. Descripción del ejercicio</w:t>
       </w:r>
     </w:p>
     <w:p>
@@ -271,7 +273,7 @@
         <w:spacing w:after="120"/>
       </w:pPr>
       <w:r>
-        <w:t xml:space="preserve">El ejercicio 13 pide administrar edificios (nombre, metros cuadrados, altura, pisos, apartamentos, oficinas, parqueadero, piscinas, país, departamento, ciudad, ascensor, valor de administración y zona social; se agregó un id técnico). Además hay una entidad Usuario (id, clave, nombre, rol) con login, control de acceso por rol, recuperación de clave por correo y cuatro reportes parametrizados.</w:t>
+        <w:t>El ejercicio 13 pide administrar edificios (nombre, metros cuadrados, altura, pisos, apartamentos, oficinas, parqueadero, piscinas, país, departamento, ciudad, ascensor, valor de administración y zona social; se agregó un id técnico). Además hay una entidad Usuario (id, clave, nombre, rol) con login, control de acceso por rol, recuperación de clave por correo y cuatro reportes parametrizados.</w:t>
       </w:r>
     </w:p>
     <w:p>
@@ -279,16 +281,16 @@
         <w:spacing w:after="120"/>
       </w:pPr>
       <w:r>
-        <w:t xml:space="preserve">La aplicación está hecha con Spring Boot 3.5.16, Spring MVC con renderizado del lado del servidor, Thymeleaf y Spring Data JPA sobre PostgreSQL. No es una API RESTful: los controladores son @Controller y retornan el nombre de una plantilla.</w:t>
-      </w:r>
-    </w:p>
-    <w:p>
-      <w:pPr>
-        <w:pStyle w:val="Heading1"/>
-        <w:spacing w:after="120" w:before="240"/>
-      </w:pPr>
-      <w:r>
-        <w:t xml:space="preserve">2. Estructura del proyecto y guía utilizada</w:t>
+        <w:t>La aplicación está hecha con Spring Boot 3.5.16, Spring MVC con renderizado del lado del servidor, Thymeleaf y Spring Data JPA sobre PostgreSQL. No es una API RESTful: los controladores son @Controller y retornan el nombre de una plantilla.</w:t>
+      </w:r>
+    </w:p>
+    <w:p>
+      <w:pPr>
+        <w:pStyle w:val="Ttulo1"/>
+        <w:spacing w:before="240" w:after="120"/>
+      </w:pPr>
+      <w:r>
+        <w:t>2. Estructura del proyecto y guía utilizada</w:t>
       </w:r>
     </w:p>
     <w:p>
@@ -296,88 +298,88 @@
         <w:spacing w:after="120"/>
       </w:pPr>
       <w:r>
-        <w:t xml:space="preserve">No fue posible abrir la carpeta de guías del profesor; se siguió la estructura estándar de Spring MVC por capas bajo el paquete co.edu.unicartagena.edificios:</w:t>
-      </w:r>
-    </w:p>
-    <w:p>
-      <w:pPr>
-        <w:pStyle w:val="ListParagraph"/>
+        <w:t>No fue posible abrir la carpeta de guías del profesor; se siguió la estructura estándar de Spring MVC por capas bajo el paquete co.edu.unicartagena.edificios:</w:t>
+      </w:r>
+    </w:p>
+    <w:p>
+      <w:pPr>
+        <w:pStyle w:val="Prrafodelista"/>
         <w:numPr>
           <w:ilvl w:val="0"/>
           <w:numId w:val="1"/>
         </w:numPr>
       </w:pPr>
       <w:r>
-        <w:t xml:space="preserve">model: Usuario.java y Edificio.java (entidades JPA con Bean Validation).</w:t>
-      </w:r>
-    </w:p>
-    <w:p>
-      <w:pPr>
-        <w:pStyle w:val="ListParagraph"/>
+        <w:t>model: Usuario.java y Edificio.java (entidades JPA con Bean Validation).</w:t>
+      </w:r>
+    </w:p>
+    <w:p>
+      <w:pPr>
+        <w:pStyle w:val="Prrafodelista"/>
         <w:numPr>
           <w:ilvl w:val="0"/>
           <w:numId w:val="1"/>
         </w:numPr>
       </w:pPr>
       <w:r>
-        <w:t xml:space="preserve">repository: UsuarioRepository.java y EdificioRepository.java (interfaces JpaRepository).</w:t>
-      </w:r>
-    </w:p>
-    <w:p>
-      <w:pPr>
-        <w:pStyle w:val="ListParagraph"/>
+        <w:t>repository: UsuarioRepository.java y EdificioRepository.java (interfaces JpaRepository).</w:t>
+      </w:r>
+    </w:p>
+    <w:p>
+      <w:pPr>
+        <w:pStyle w:val="Prrafodelista"/>
         <w:numPr>
           <w:ilvl w:val="0"/>
           <w:numId w:val="1"/>
         </w:numPr>
       </w:pPr>
       <w:r>
-        <w:t xml:space="preserve">service: EdificioService, UsuarioService, AuthService, CorreoService y NegocioException.</w:t>
-      </w:r>
-    </w:p>
-    <w:p>
-      <w:pPr>
-        <w:pStyle w:val="ListParagraph"/>
+        <w:t>service: EdificioService, UsuarioService, AuthService, CorreoService y NegocioException.</w:t>
+      </w:r>
+    </w:p>
+    <w:p>
+      <w:pPr>
+        <w:pStyle w:val="Prrafodelista"/>
         <w:numPr>
           <w:ilvl w:val="0"/>
           <w:numId w:val="1"/>
         </w:numPr>
       </w:pPr>
       <w:r>
-        <w:t xml:space="preserve">controller: EdificioController, UsuarioController, AuthController, HomeController y GlobalModelAdvice.</w:t>
-      </w:r>
-    </w:p>
-    <w:p>
-      <w:pPr>
-        <w:pStyle w:val="ListParagraph"/>
+        <w:t>controller: EdificioController, UsuarioController, AuthController, HomeController y GlobalModelAdvice.</w:t>
+      </w:r>
+    </w:p>
+    <w:p>
+      <w:pPr>
+        <w:pStyle w:val="Prrafodelista"/>
         <w:numPr>
           <w:ilvl w:val="0"/>
           <w:numId w:val="1"/>
         </w:numPr>
       </w:pPr>
       <w:r>
-        <w:t xml:space="preserve">config: AuthInterceptor, WebConfig y PasswordConfig.</w:t>
-      </w:r>
-    </w:p>
-    <w:p>
-      <w:pPr>
-        <w:pStyle w:val="ListParagraph"/>
+        <w:t>config: AuthInterceptor, WebConfig y PasswordConfig.</w:t>
+      </w:r>
+    </w:p>
+    <w:p>
+      <w:pPr>
+        <w:pStyle w:val="Prrafodelista"/>
         <w:numPr>
           <w:ilvl w:val="0"/>
           <w:numId w:val="1"/>
         </w:numPr>
       </w:pPr>
       <w:r>
-        <w:t xml:space="preserve">templates: edificios/, usuarios/, auth/, index.html, error.html y fragments/layout.html.</w:t>
-      </w:r>
-    </w:p>
-    <w:p>
-      <w:pPr>
-        <w:pStyle w:val="Heading1"/>
-        <w:spacing w:after="120" w:before="240"/>
-      </w:pPr>
-      <w:r>
-        <w:t xml:space="preserve">3. Entity/Model</w:t>
+        <w:t>templates: edificios/, usuarios/, auth/, index.html, error.html y fragments/layout.html.</w:t>
+      </w:r>
+    </w:p>
+    <w:p>
+      <w:pPr>
+        <w:pStyle w:val="Ttulo1"/>
+        <w:spacing w:before="240" w:after="120"/>
+      </w:pPr>
+      <w:r>
+        <w:t>3. Entity/Model</w:t>
       </w:r>
     </w:p>
     <w:p>
@@ -385,20 +387,26 @@
         <w:spacing w:after="120"/>
       </w:pPr>
       <w:r>
-        <w:t xml:space="preserve">Las entidades se mapean a las tablas con anotaciones JPA. Edificio incluye anotaciones de validación (@NotBlank, @DecimalMin, @Min) que se comprueban con @Valid.</w:t>
+        <w:t>Las entidades se mapean a las tablas con anotaciones JPA. Edificio incluye anotaciones de validación (@NotBlank, @DecimalMin, @Min) que se comprueban con @Valid.</w:t>
       </w:r>
     </w:p>
     <w:p>
       <w:pPr>
         <w:spacing w:before="120"/>
         <w:jc w:val="center"/>
-      </w:pPr>
-      <w:r>
+        <w:rPr>
+          <w:noProof/>
+        </w:rPr>
+      </w:pPr>
+      <w:r>
+        <w:rPr>
+          <w:noProof/>
+        </w:rPr>
         <w:drawing>
-          <wp:inline distT="0" distB="0" distL="0" distR="0">
+          <wp:inline distT="0" distB="0" distL="0" distR="0" wp14:anchorId="345D6C62" wp14:editId="345D6C63">
             <wp:extent cx="4953000" cy="3714750"/>
-            <wp:effectExtent t="0" r="0" b="0" l="0"/>
-            <wp:docPr id="1" name="" descr="" title=""/>
+            <wp:effectExtent l="0" t="0" r="0" b="0"/>
+            <wp:docPr id="1" name="Imagen 1"/>
             <wp:cNvGraphicFramePr>
               <a:graphicFrameLocks xmlns:a="http://schemas.openxmlformats.org/drawingml/2006/main" noChangeAspect="1"/>
             </wp:cNvGraphicFramePr>
@@ -406,13 +414,13 @@
               <a:graphicData uri="http://schemas.openxmlformats.org/drawingml/2006/picture">
                 <pic:pic xmlns:pic="http://schemas.openxmlformats.org/drawingml/2006/picture">
                   <pic:nvPicPr>
-                    <pic:cNvPr id="0" name="" descr=""/>
+                    <pic:cNvPr id="0" name=""/>
                     <pic:cNvPicPr>
                       <a:picLocks noChangeAspect="1" noChangeArrowheads="1"/>
                     </pic:cNvPicPr>
                   </pic:nvPicPr>
                   <pic:blipFill>
-                    <a:blip r:embed="rId7" cstate="none"/>
+                    <a:blip r:embed="rId5"/>
                     <a:srcRect/>
                     <a:stretch>
                       <a:fillRect/>
@@ -436,30 +444,18 @@
     </w:p>
     <w:p>
       <w:pPr>
-        <w:spacing w:after="200"/>
-        <w:jc w:val="center"/>
-      </w:pPr>
-      <w:r>
-        <w:rPr>
-          <w:i/>
-          <w:iCs/>
-          <w:sz w:val="20"/>
-          <w:szCs w:val="20"/>
-        </w:rPr>
-        <w:t xml:space="preserve">Figura 1. Entidad Usuario (id = correo electrónico).</w:t>
-      </w:r>
-    </w:p>
-    <w:p>
-      <w:pPr>
         <w:spacing w:before="120"/>
         <w:jc w:val="center"/>
       </w:pPr>
       <w:r>
+        <w:rPr>
+          <w:noProof/>
+        </w:rPr>
         <w:drawing>
-          <wp:inline distT="0" distB="0" distL="0" distR="0">
-            <wp:extent cx="5334000" cy="5114925"/>
-            <wp:effectExtent t="0" r="0" b="0" l="0"/>
-            <wp:docPr id="1" name="" descr="" title=""/>
+          <wp:inline distT="0" distB="0" distL="0" distR="0" wp14:anchorId="4B25E32D" wp14:editId="4B25E32E">
+            <wp:extent cx="4953000" cy="3714750"/>
+            <wp:effectExtent l="0" t="0" r="0" b="0"/>
+            <wp:docPr id="530560332" name="Imagen 530560332"/>
             <wp:cNvGraphicFramePr>
               <a:graphicFrameLocks xmlns:a="http://schemas.openxmlformats.org/drawingml/2006/main" noChangeAspect="1"/>
             </wp:cNvGraphicFramePr>
@@ -467,13 +463,81 @@
               <a:graphicData uri="http://schemas.openxmlformats.org/drawingml/2006/picture">
                 <pic:pic xmlns:pic="http://schemas.openxmlformats.org/drawingml/2006/picture">
                   <pic:nvPicPr>
-                    <pic:cNvPr id="0" name="" descr=""/>
+                    <pic:cNvPr id="0" name=""/>
                     <pic:cNvPicPr>
                       <a:picLocks noChangeAspect="1" noChangeArrowheads="1"/>
                     </pic:cNvPicPr>
                   </pic:nvPicPr>
                   <pic:blipFill>
-                    <a:blip r:embed="rId8" cstate="none"/>
+                    <a:blip r:embed="rId5"/>
+                    <a:srcRect/>
+                    <a:stretch>
+                      <a:fillRect/>
+                    </a:stretch>
+                  </pic:blipFill>
+                  <pic:spPr bwMode="auto">
+                    <a:xfrm>
+                      <a:off x="0" y="0"/>
+                      <a:ext cx="4953000" cy="3714750"/>
+                    </a:xfrm>
+                    <a:prstGeom prst="rect">
+                      <a:avLst/>
+                    </a:prstGeom>
+                  </pic:spPr>
+                </pic:pic>
+              </a:graphicData>
+            </a:graphic>
+          </wp:inline>
+        </w:drawing>
+      </w:r>
+    </w:p>
+    <w:p>
+      <w:pPr>
+        <w:spacing w:after="200"/>
+        <w:jc w:val="center"/>
+      </w:pPr>
+      <w:r>
+        <w:rPr>
+          <w:i/>
+          <w:iCs/>
+          <w:sz w:val="20"/>
+          <w:szCs w:val="20"/>
+        </w:rPr>
+        <w:t>Figura 1. Entidad Usuario (id = correo electrónico).</w:t>
+      </w:r>
+    </w:p>
+    <w:p>
+      <w:pPr>
+        <w:spacing w:before="120"/>
+        <w:jc w:val="center"/>
+        <w:rPr>
+          <w:noProof/>
+        </w:rPr>
+      </w:pPr>
+      <w:r>
+        <w:rPr>
+          <w:noProof/>
+        </w:rPr>
+        <w:lastRenderedPageBreak/>
+        <w:drawing>
+          <wp:inline distT="0" distB="0" distL="0" distR="0" wp14:anchorId="345D6C64" wp14:editId="345D6C65">
+            <wp:extent cx="5334000" cy="5114925"/>
+            <wp:effectExtent l="0" t="0" r="0" b="0"/>
+            <wp:docPr id="1015672972" name="Imagen 1015672972"/>
+            <wp:cNvGraphicFramePr>
+              <a:graphicFrameLocks xmlns:a="http://schemas.openxmlformats.org/drawingml/2006/main" noChangeAspect="1"/>
+            </wp:cNvGraphicFramePr>
+            <a:graphic xmlns:a="http://schemas.openxmlformats.org/drawingml/2006/main">
+              <a:graphicData uri="http://schemas.openxmlformats.org/drawingml/2006/picture">
+                <pic:pic xmlns:pic="http://schemas.openxmlformats.org/drawingml/2006/picture">
+                  <pic:nvPicPr>
+                    <pic:cNvPr id="0" name=""/>
+                    <pic:cNvPicPr>
+                      <a:picLocks noChangeAspect="1" noChangeArrowheads="1"/>
+                    </pic:cNvPicPr>
+                  </pic:nvPicPr>
+                  <pic:blipFill>
+                    <a:blip r:embed="rId6"/>
                     <a:srcRect/>
                     <a:stretch>
                       <a:fillRect/>
@@ -497,47 +561,18 @@
     </w:p>
     <w:p>
       <w:pPr>
-        <w:spacing w:after="200"/>
-        <w:jc w:val="center"/>
-      </w:pPr>
-      <w:r>
-        <w:rPr>
-          <w:i/>
-          <w:iCs/>
-          <w:sz w:val="20"/>
-          <w:szCs w:val="20"/>
-        </w:rPr>
-        <w:t xml:space="preserve">Figura 2. Entidad Edificio con Bean Validation.</w:t>
-      </w:r>
-    </w:p>
-    <w:p>
-      <w:pPr>
-        <w:pStyle w:val="Heading1"/>
-        <w:spacing w:after="120" w:before="240"/>
-      </w:pPr>
-      <w:r>
-        <w:t xml:space="preserve">4. Repository</w:t>
-      </w:r>
-    </w:p>
-    <w:p>
-      <w:pPr>
-        <w:spacing w:after="120"/>
-      </w:pPr>
-      <w:r>
-        <w:t xml:space="preserve">Los repositorios extienden JpaRepository; Spring Data genera su implementación. Los reportes usan métodos derivados del nombre y @Query con parámetros.</w:t>
-      </w:r>
-    </w:p>
-    <w:p>
-      <w:pPr>
         <w:spacing w:before="120"/>
         <w:jc w:val="center"/>
       </w:pPr>
       <w:r>
+        <w:rPr>
+          <w:noProof/>
+        </w:rPr>
         <w:drawing>
-          <wp:inline distT="0" distB="0" distL="0" distR="0">
-            <wp:extent cx="5334000" cy="2162175"/>
-            <wp:effectExtent t="0" r="0" b="0" l="0"/>
-            <wp:docPr id="1" name="" descr="" title=""/>
+          <wp:inline distT="0" distB="0" distL="0" distR="0" wp14:anchorId="4B25E32F" wp14:editId="4B25E330">
+            <wp:extent cx="5334000" cy="5114925"/>
+            <wp:effectExtent l="0" t="0" r="0" b="0"/>
+            <wp:docPr id="1825358271" name="Imagen 1825358271"/>
             <wp:cNvGraphicFramePr>
               <a:graphicFrameLocks xmlns:a="http://schemas.openxmlformats.org/drawingml/2006/main" noChangeAspect="1"/>
             </wp:cNvGraphicFramePr>
@@ -545,13 +580,97 @@
               <a:graphicData uri="http://schemas.openxmlformats.org/drawingml/2006/picture">
                 <pic:pic xmlns:pic="http://schemas.openxmlformats.org/drawingml/2006/picture">
                   <pic:nvPicPr>
-                    <pic:cNvPr id="0" name="" descr=""/>
+                    <pic:cNvPr id="0" name=""/>
                     <pic:cNvPicPr>
                       <a:picLocks noChangeAspect="1" noChangeArrowheads="1"/>
                     </pic:cNvPicPr>
                   </pic:nvPicPr>
                   <pic:blipFill>
-                    <a:blip r:embed="rId9" cstate="none"/>
+                    <a:blip r:embed="rId6"/>
+                    <a:srcRect/>
+                    <a:stretch>
+                      <a:fillRect/>
+                    </a:stretch>
+                  </pic:blipFill>
+                  <pic:spPr bwMode="auto">
+                    <a:xfrm>
+                      <a:off x="0" y="0"/>
+                      <a:ext cx="5334000" cy="5114925"/>
+                    </a:xfrm>
+                    <a:prstGeom prst="rect">
+                      <a:avLst/>
+                    </a:prstGeom>
+                  </pic:spPr>
+                </pic:pic>
+              </a:graphicData>
+            </a:graphic>
+          </wp:inline>
+        </w:drawing>
+      </w:r>
+    </w:p>
+    <w:p>
+      <w:pPr>
+        <w:spacing w:after="200"/>
+        <w:jc w:val="center"/>
+      </w:pPr>
+      <w:r>
+        <w:rPr>
+          <w:i/>
+          <w:iCs/>
+          <w:sz w:val="20"/>
+          <w:szCs w:val="20"/>
+        </w:rPr>
+        <w:t>Figura 2. Entidad Edificio con Bean Validation.</w:t>
+      </w:r>
+    </w:p>
+    <w:p>
+      <w:pPr>
+        <w:pStyle w:val="Ttulo1"/>
+        <w:spacing w:before="240" w:after="120"/>
+      </w:pPr>
+      <w:r>
+        <w:t>4. Repository</w:t>
+      </w:r>
+    </w:p>
+    <w:p>
+      <w:pPr>
+        <w:spacing w:after="120"/>
+      </w:pPr>
+      <w:r>
+        <w:t>Los repositorios extienden JpaRepository; Spring Data genera su implementación. Los reportes usan métodos derivados del nombre y @Query con parámetros.</w:t>
+      </w:r>
+    </w:p>
+    <w:p>
+      <w:pPr>
+        <w:spacing w:before="120"/>
+        <w:jc w:val="center"/>
+        <w:rPr>
+          <w:noProof/>
+        </w:rPr>
+      </w:pPr>
+      <w:r>
+        <w:rPr>
+          <w:noProof/>
+        </w:rPr>
+        <w:drawing>
+          <wp:inline distT="0" distB="0" distL="0" distR="0" wp14:anchorId="345D6C66" wp14:editId="345D6C67">
+            <wp:extent cx="5334000" cy="2162175"/>
+            <wp:effectExtent l="0" t="0" r="0" b="0"/>
+            <wp:docPr id="8289336" name="Imagen 8289336"/>
+            <wp:cNvGraphicFramePr>
+              <a:graphicFrameLocks xmlns:a="http://schemas.openxmlformats.org/drawingml/2006/main" noChangeAspect="1"/>
+            </wp:cNvGraphicFramePr>
+            <a:graphic xmlns:a="http://schemas.openxmlformats.org/drawingml/2006/main">
+              <a:graphicData uri="http://schemas.openxmlformats.org/drawingml/2006/picture">
+                <pic:pic xmlns:pic="http://schemas.openxmlformats.org/drawingml/2006/picture">
+                  <pic:nvPicPr>
+                    <pic:cNvPr id="0" name=""/>
+                    <pic:cNvPicPr>
+                      <a:picLocks noChangeAspect="1" noChangeArrowheads="1"/>
+                    </pic:cNvPicPr>
+                  </pic:nvPicPr>
+                  <pic:blipFill>
+                    <a:blip r:embed="rId7"/>
                     <a:srcRect/>
                     <a:stretch>
                       <a:fillRect/>
@@ -575,30 +694,18 @@
     </w:p>
     <w:p>
       <w:pPr>
-        <w:spacing w:after="200"/>
-        <w:jc w:val="center"/>
-      </w:pPr>
-      <w:r>
-        <w:rPr>
-          <w:i/>
-          <w:iCs/>
-          <w:sz w:val="20"/>
-          <w:szCs w:val="20"/>
-        </w:rPr>
-        <w:t xml:space="preserve">Figura 3. UsuarioRepository: consulta derivada y @Query.</w:t>
-      </w:r>
-    </w:p>
-    <w:p>
-      <w:pPr>
         <w:spacing w:before="120"/>
         <w:jc w:val="center"/>
       </w:pPr>
       <w:r>
+        <w:rPr>
+          <w:noProof/>
+        </w:rPr>
         <w:drawing>
-          <wp:inline distT="0" distB="0" distL="0" distR="0">
-            <wp:extent cx="5334000" cy="2362200"/>
-            <wp:effectExtent t="0" r="0" b="0" l="0"/>
-            <wp:docPr id="1" name="" descr="" title=""/>
+          <wp:inline distT="0" distB="0" distL="0" distR="0" wp14:anchorId="4B25E331" wp14:editId="4B25E332">
+            <wp:extent cx="5334000" cy="2162175"/>
+            <wp:effectExtent l="0" t="0" r="0" b="0"/>
+            <wp:docPr id="898508144" name="Imagen 898508144"/>
             <wp:cNvGraphicFramePr>
               <a:graphicFrameLocks xmlns:a="http://schemas.openxmlformats.org/drawingml/2006/main" noChangeAspect="1"/>
             </wp:cNvGraphicFramePr>
@@ -606,13 +713,81 @@
               <a:graphicData uri="http://schemas.openxmlformats.org/drawingml/2006/picture">
                 <pic:pic xmlns:pic="http://schemas.openxmlformats.org/drawingml/2006/picture">
                   <pic:nvPicPr>
-                    <pic:cNvPr id="0" name="" descr=""/>
+                    <pic:cNvPr id="0" name=""/>
                     <pic:cNvPicPr>
                       <a:picLocks noChangeAspect="1" noChangeArrowheads="1"/>
                     </pic:cNvPicPr>
                   </pic:nvPicPr>
                   <pic:blipFill>
-                    <a:blip r:embed="rId10" cstate="none"/>
+                    <a:blip r:embed="rId7"/>
+                    <a:srcRect/>
+                    <a:stretch>
+                      <a:fillRect/>
+                    </a:stretch>
+                  </pic:blipFill>
+                  <pic:spPr bwMode="auto">
+                    <a:xfrm>
+                      <a:off x="0" y="0"/>
+                      <a:ext cx="5334000" cy="2162175"/>
+                    </a:xfrm>
+                    <a:prstGeom prst="rect">
+                      <a:avLst/>
+                    </a:prstGeom>
+                  </pic:spPr>
+                </pic:pic>
+              </a:graphicData>
+            </a:graphic>
+          </wp:inline>
+        </w:drawing>
+      </w:r>
+    </w:p>
+    <w:p>
+      <w:pPr>
+        <w:spacing w:after="200"/>
+        <w:jc w:val="center"/>
+      </w:pPr>
+      <w:r>
+        <w:rPr>
+          <w:i/>
+          <w:iCs/>
+          <w:sz w:val="20"/>
+          <w:szCs w:val="20"/>
+        </w:rPr>
+        <w:t>Figura 3. UsuarioRepository: consulta derivada y @Query.</w:t>
+      </w:r>
+    </w:p>
+    <w:p>
+      <w:pPr>
+        <w:spacing w:before="120"/>
+        <w:jc w:val="center"/>
+        <w:rPr>
+          <w:noProof/>
+        </w:rPr>
+      </w:pPr>
+      <w:r>
+        <w:rPr>
+          <w:noProof/>
+        </w:rPr>
+        <w:lastRenderedPageBreak/>
+        <w:drawing>
+          <wp:inline distT="0" distB="0" distL="0" distR="0" wp14:anchorId="345D6C68" wp14:editId="345D6C69">
+            <wp:extent cx="5334000" cy="2362200"/>
+            <wp:effectExtent l="0" t="0" r="0" b="0"/>
+            <wp:docPr id="388075289" name="Imagen 388075289"/>
+            <wp:cNvGraphicFramePr>
+              <a:graphicFrameLocks xmlns:a="http://schemas.openxmlformats.org/drawingml/2006/main" noChangeAspect="1"/>
+            </wp:cNvGraphicFramePr>
+            <a:graphic xmlns:a="http://schemas.openxmlformats.org/drawingml/2006/main">
+              <a:graphicData uri="http://schemas.openxmlformats.org/drawingml/2006/picture">
+                <pic:pic xmlns:pic="http://schemas.openxmlformats.org/drawingml/2006/picture">
+                  <pic:nvPicPr>
+                    <pic:cNvPr id="0" name=""/>
+                    <pic:cNvPicPr>
+                      <a:picLocks noChangeAspect="1" noChangeArrowheads="1"/>
+                    </pic:cNvPicPr>
+                  </pic:nvPicPr>
+                  <pic:blipFill>
+                    <a:blip r:embed="rId8"/>
                     <a:srcRect/>
                     <a:stretch>
                       <a:fillRect/>
@@ -636,47 +811,18 @@
     </w:p>
     <w:p>
       <w:pPr>
-        <w:spacing w:after="200"/>
-        <w:jc w:val="center"/>
-      </w:pPr>
-      <w:r>
-        <w:rPr>
-          <w:i/>
-          <w:iCs/>
-          <w:sz w:val="20"/>
-          <w:szCs w:val="20"/>
-        </w:rPr>
-        <w:t xml:space="preserve">Figura 4. EdificioRepository: reportes por ciudad/pisos y por administración.</w:t>
-      </w:r>
-    </w:p>
-    <w:p>
-      <w:pPr>
-        <w:pStyle w:val="Heading1"/>
-        <w:spacing w:after="120" w:before="240"/>
-      </w:pPr>
-      <w:r>
-        <w:t xml:space="preserve">5. Service e inyección de dependencias</w:t>
-      </w:r>
-    </w:p>
-    <w:p>
-      <w:pPr>
-        <w:spacing w:after="120"/>
-      </w:pPr>
-      <w:r>
-        <w:t xml:space="preserve">Los servicios reciben sus dependencias por constructor (por ejemplo EdificioService recibe EdificioRepository). Contienen la lógica de negocio, como la regla de que un edificio de más de 6 pisos necesita ascensor.</w:t>
-      </w:r>
-    </w:p>
-    <w:p>
-      <w:pPr>
         <w:spacing w:before="120"/>
         <w:jc w:val="center"/>
       </w:pPr>
       <w:r>
+        <w:rPr>
+          <w:noProof/>
+        </w:rPr>
         <w:drawing>
-          <wp:inline distT="0" distB="0" distL="0" distR="0">
-            <wp:extent cx="5334000" cy="4400550"/>
-            <wp:effectExtent t="0" r="0" b="0" l="0"/>
-            <wp:docPr id="1" name="" descr="" title=""/>
+          <wp:inline distT="0" distB="0" distL="0" distR="0" wp14:anchorId="4B25E333" wp14:editId="4B25E334">
+            <wp:extent cx="5334000" cy="2362200"/>
+            <wp:effectExtent l="0" t="0" r="0" b="0"/>
+            <wp:docPr id="369606954" name="Imagen 369606954"/>
             <wp:cNvGraphicFramePr>
               <a:graphicFrameLocks xmlns:a="http://schemas.openxmlformats.org/drawingml/2006/main" noChangeAspect="1"/>
             </wp:cNvGraphicFramePr>
@@ -684,13 +830,97 @@
               <a:graphicData uri="http://schemas.openxmlformats.org/drawingml/2006/picture">
                 <pic:pic xmlns:pic="http://schemas.openxmlformats.org/drawingml/2006/picture">
                   <pic:nvPicPr>
-                    <pic:cNvPr id="0" name="" descr=""/>
+                    <pic:cNvPr id="0" name=""/>
                     <pic:cNvPicPr>
                       <a:picLocks noChangeAspect="1" noChangeArrowheads="1"/>
                     </pic:cNvPicPr>
                   </pic:nvPicPr>
                   <pic:blipFill>
-                    <a:blip r:embed="rId11" cstate="none"/>
+                    <a:blip r:embed="rId8"/>
+                    <a:srcRect/>
+                    <a:stretch>
+                      <a:fillRect/>
+                    </a:stretch>
+                  </pic:blipFill>
+                  <pic:spPr bwMode="auto">
+                    <a:xfrm>
+                      <a:off x="0" y="0"/>
+                      <a:ext cx="5334000" cy="2362200"/>
+                    </a:xfrm>
+                    <a:prstGeom prst="rect">
+                      <a:avLst/>
+                    </a:prstGeom>
+                  </pic:spPr>
+                </pic:pic>
+              </a:graphicData>
+            </a:graphic>
+          </wp:inline>
+        </w:drawing>
+      </w:r>
+    </w:p>
+    <w:p>
+      <w:pPr>
+        <w:spacing w:after="200"/>
+        <w:jc w:val="center"/>
+      </w:pPr>
+      <w:r>
+        <w:rPr>
+          <w:i/>
+          <w:iCs/>
+          <w:sz w:val="20"/>
+          <w:szCs w:val="20"/>
+        </w:rPr>
+        <w:t>Figura 4. EdificioRepository: reportes por ciudad/pisos y por administración.</w:t>
+      </w:r>
+    </w:p>
+    <w:p>
+      <w:pPr>
+        <w:pStyle w:val="Ttulo1"/>
+        <w:spacing w:before="240" w:after="120"/>
+      </w:pPr>
+      <w:r>
+        <w:t>5. Service e inyección de dependencias</w:t>
+      </w:r>
+    </w:p>
+    <w:p>
+      <w:pPr>
+        <w:spacing w:after="120"/>
+      </w:pPr>
+      <w:r>
+        <w:t>Los servicios reciben sus dependencias por constructor (por ejemplo EdificioService recibe EdificioRepository). Contienen la lógica de negocio, como la regla de que un edificio de más de 6 pisos necesita ascensor.</w:t>
+      </w:r>
+    </w:p>
+    <w:p>
+      <w:pPr>
+        <w:spacing w:before="120"/>
+        <w:jc w:val="center"/>
+        <w:rPr>
+          <w:noProof/>
+        </w:rPr>
+      </w:pPr>
+      <w:r>
+        <w:rPr>
+          <w:noProof/>
+        </w:rPr>
+        <w:drawing>
+          <wp:inline distT="0" distB="0" distL="0" distR="0" wp14:anchorId="345D6C6A" wp14:editId="345D6C6B">
+            <wp:extent cx="5334000" cy="4400550"/>
+            <wp:effectExtent l="0" t="0" r="0" b="0"/>
+            <wp:docPr id="2020481926" name="Imagen 2020481926"/>
+            <wp:cNvGraphicFramePr>
+              <a:graphicFrameLocks xmlns:a="http://schemas.openxmlformats.org/drawingml/2006/main" noChangeAspect="1"/>
+            </wp:cNvGraphicFramePr>
+            <a:graphic xmlns:a="http://schemas.openxmlformats.org/drawingml/2006/main">
+              <a:graphicData uri="http://schemas.openxmlformats.org/drawingml/2006/picture">
+                <pic:pic xmlns:pic="http://schemas.openxmlformats.org/drawingml/2006/picture">
+                  <pic:nvPicPr>
+                    <pic:cNvPr id="0" name=""/>
+                    <pic:cNvPicPr>
+                      <a:picLocks noChangeAspect="1" noChangeArrowheads="1"/>
+                    </pic:cNvPicPr>
+                  </pic:nvPicPr>
+                  <pic:blipFill>
+                    <a:blip r:embed="rId9"/>
                     <a:srcRect/>
                     <a:stretch>
                       <a:fillRect/>
@@ -714,47 +944,18 @@
     </w:p>
     <w:p>
       <w:pPr>
-        <w:spacing w:after="200"/>
-        <w:jc w:val="center"/>
-      </w:pPr>
-      <w:r>
-        <w:rPr>
-          <w:i/>
-          <w:iCs/>
-          <w:sz w:val="20"/>
-          <w:szCs w:val="20"/>
-        </w:rPr>
-        <w:t xml:space="preserve">Figura 5. EdificioService con inyección por constructor.</w:t>
-      </w:r>
-    </w:p>
-    <w:p>
-      <w:pPr>
-        <w:pStyle w:val="Heading1"/>
-        <w:spacing w:after="120" w:before="240"/>
-      </w:pPr>
-      <w:r>
-        <w:t xml:space="preserve">6. Controller, Model y Thymeleaf (binding de formularios)</w:t>
-      </w:r>
-    </w:p>
-    <w:p>
-      <w:pPr>
-        <w:spacing w:after="120"/>
-      </w:pPr>
-      <w:r>
-        <w:t xml:space="preserve">El controlador carga datos en el Model y retorna el nombre de la plantilla. El formulario usa th:object y th:field para el binding; @Valid y BindingResult validan; tras guardar se redirige (Post/Redirect/Get).</w:t>
-      </w:r>
-    </w:p>
-    <w:p>
-      <w:pPr>
         <w:spacing w:before="120"/>
         <w:jc w:val="center"/>
       </w:pPr>
       <w:r>
+        <w:rPr>
+          <w:noProof/>
+        </w:rPr>
         <w:drawing>
-          <wp:inline distT="0" distB="0" distL="0" distR="0">
-            <wp:extent cx="5334000" cy="5934075"/>
-            <wp:effectExtent t="0" r="0" b="0" l="0"/>
-            <wp:docPr id="1" name="" descr="" title=""/>
+          <wp:inline distT="0" distB="0" distL="0" distR="0" wp14:anchorId="4B25E335" wp14:editId="4B25E336">
+            <wp:extent cx="5334000" cy="4400550"/>
+            <wp:effectExtent l="0" t="0" r="0" b="0"/>
+            <wp:docPr id="643729924" name="Imagen 643729924"/>
             <wp:cNvGraphicFramePr>
               <a:graphicFrameLocks xmlns:a="http://schemas.openxmlformats.org/drawingml/2006/main" noChangeAspect="1"/>
             </wp:cNvGraphicFramePr>
@@ -762,13 +963,98 @@
               <a:graphicData uri="http://schemas.openxmlformats.org/drawingml/2006/picture">
                 <pic:pic xmlns:pic="http://schemas.openxmlformats.org/drawingml/2006/picture">
                   <pic:nvPicPr>
-                    <pic:cNvPr id="0" name="" descr=""/>
+                    <pic:cNvPr id="0" name=""/>
                     <pic:cNvPicPr>
                       <a:picLocks noChangeAspect="1" noChangeArrowheads="1"/>
                     </pic:cNvPicPr>
                   </pic:nvPicPr>
                   <pic:blipFill>
-                    <a:blip r:embed="rId12" cstate="none"/>
+                    <a:blip r:embed="rId9"/>
+                    <a:srcRect/>
+                    <a:stretch>
+                      <a:fillRect/>
+                    </a:stretch>
+                  </pic:blipFill>
+                  <pic:spPr bwMode="auto">
+                    <a:xfrm>
+                      <a:off x="0" y="0"/>
+                      <a:ext cx="5334000" cy="4400550"/>
+                    </a:xfrm>
+                    <a:prstGeom prst="rect">
+                      <a:avLst/>
+                    </a:prstGeom>
+                  </pic:spPr>
+                </pic:pic>
+              </a:graphicData>
+            </a:graphic>
+          </wp:inline>
+        </w:drawing>
+      </w:r>
+    </w:p>
+    <w:p>
+      <w:pPr>
+        <w:spacing w:after="200"/>
+        <w:jc w:val="center"/>
+      </w:pPr>
+      <w:r>
+        <w:rPr>
+          <w:i/>
+          <w:iCs/>
+          <w:sz w:val="20"/>
+          <w:szCs w:val="20"/>
+        </w:rPr>
+        <w:t>Figura 5. EdificioService con inyección por constructor.</w:t>
+      </w:r>
+    </w:p>
+    <w:p>
+      <w:pPr>
+        <w:pStyle w:val="Ttulo1"/>
+        <w:spacing w:before="240" w:after="120"/>
+      </w:pPr>
+      <w:r>
+        <w:t>6. Controller, Model y Thymeleaf (binding de formularios)</w:t>
+      </w:r>
+    </w:p>
+    <w:p>
+      <w:pPr>
+        <w:spacing w:after="120"/>
+      </w:pPr>
+      <w:r>
+        <w:lastRenderedPageBreak/>
+        <w:t>El controlador carga datos en el Model y retorna el nombre de la plantilla. El formulario usa th:object y th:field para el binding; @Valid y BindingResult validan; tras guardar se redirige (Post/Redirect/Get).</w:t>
+      </w:r>
+    </w:p>
+    <w:p>
+      <w:pPr>
+        <w:spacing w:before="120"/>
+        <w:jc w:val="center"/>
+        <w:rPr>
+          <w:noProof/>
+        </w:rPr>
+      </w:pPr>
+      <w:r>
+        <w:rPr>
+          <w:noProof/>
+        </w:rPr>
+        <w:drawing>
+          <wp:inline distT="0" distB="0" distL="0" distR="0" wp14:anchorId="345D6C6C" wp14:editId="345D6C6D">
+            <wp:extent cx="5334000" cy="5934075"/>
+            <wp:effectExtent l="0" t="0" r="0" b="0"/>
+            <wp:docPr id="690648025" name="Imagen 690648025"/>
+            <wp:cNvGraphicFramePr>
+              <a:graphicFrameLocks xmlns:a="http://schemas.openxmlformats.org/drawingml/2006/main" noChangeAspect="1"/>
+            </wp:cNvGraphicFramePr>
+            <a:graphic xmlns:a="http://schemas.openxmlformats.org/drawingml/2006/main">
+              <a:graphicData uri="http://schemas.openxmlformats.org/drawingml/2006/picture">
+                <pic:pic xmlns:pic="http://schemas.openxmlformats.org/drawingml/2006/picture">
+                  <pic:nvPicPr>
+                    <pic:cNvPr id="0" name=""/>
+                    <pic:cNvPicPr>
+                      <a:picLocks noChangeAspect="1" noChangeArrowheads="1"/>
+                    </pic:cNvPicPr>
+                  </pic:nvPicPr>
+                  <pic:blipFill>
+                    <a:blip r:embed="rId10"/>
                     <a:srcRect/>
                     <a:stretch>
                       <a:fillRect/>
@@ -792,30 +1078,18 @@
     </w:p>
     <w:p>
       <w:pPr>
-        <w:spacing w:after="200"/>
-        <w:jc w:val="center"/>
-      </w:pPr>
-      <w:r>
-        <w:rPr>
-          <w:i/>
-          <w:iCs/>
-          <w:sz w:val="20"/>
-          <w:szCs w:val="20"/>
-        </w:rPr>
-        <w:t xml:space="preserve">Figura 6. EdificioController (@Controller).</w:t>
-      </w:r>
-    </w:p>
-    <w:p>
-      <w:pPr>
         <w:spacing w:before="120"/>
         <w:jc w:val="center"/>
       </w:pPr>
       <w:r>
+        <w:rPr>
+          <w:noProof/>
+        </w:rPr>
         <w:drawing>
-          <wp:inline distT="0" distB="0" distL="0" distR="0">
-            <wp:extent cx="5334000" cy="3990975"/>
-            <wp:effectExtent t="0" r="0" b="0" l="0"/>
-            <wp:docPr id="1" name="" descr="" title=""/>
+          <wp:inline distT="0" distB="0" distL="0" distR="0" wp14:anchorId="4B25E337" wp14:editId="4B25E338">
+            <wp:extent cx="5334000" cy="5934075"/>
+            <wp:effectExtent l="0" t="0" r="0" b="0"/>
+            <wp:docPr id="272695984" name="Imagen 272695984"/>
             <wp:cNvGraphicFramePr>
               <a:graphicFrameLocks xmlns:a="http://schemas.openxmlformats.org/drawingml/2006/main" noChangeAspect="1"/>
             </wp:cNvGraphicFramePr>
@@ -823,13 +1097,81 @@
               <a:graphicData uri="http://schemas.openxmlformats.org/drawingml/2006/picture">
                 <pic:pic xmlns:pic="http://schemas.openxmlformats.org/drawingml/2006/picture">
                   <pic:nvPicPr>
-                    <pic:cNvPr id="0" name="" descr=""/>
+                    <pic:cNvPr id="0" name=""/>
                     <pic:cNvPicPr>
                       <a:picLocks noChangeAspect="1" noChangeArrowheads="1"/>
                     </pic:cNvPicPr>
                   </pic:nvPicPr>
                   <pic:blipFill>
-                    <a:blip r:embed="rId13" cstate="none"/>
+                    <a:blip r:embed="rId10"/>
+                    <a:srcRect/>
+                    <a:stretch>
+                      <a:fillRect/>
+                    </a:stretch>
+                  </pic:blipFill>
+                  <pic:spPr bwMode="auto">
+                    <a:xfrm>
+                      <a:off x="0" y="0"/>
+                      <a:ext cx="5334000" cy="5934075"/>
+                    </a:xfrm>
+                    <a:prstGeom prst="rect">
+                      <a:avLst/>
+                    </a:prstGeom>
+                  </pic:spPr>
+                </pic:pic>
+              </a:graphicData>
+            </a:graphic>
+          </wp:inline>
+        </w:drawing>
+      </w:r>
+    </w:p>
+    <w:p>
+      <w:pPr>
+        <w:spacing w:after="200"/>
+        <w:jc w:val="center"/>
+      </w:pPr>
+      <w:r>
+        <w:rPr>
+          <w:i/>
+          <w:iCs/>
+          <w:sz w:val="20"/>
+          <w:szCs w:val="20"/>
+        </w:rPr>
+        <w:t>Figura 6. EdificioController (@Controller).</w:t>
+      </w:r>
+    </w:p>
+    <w:p>
+      <w:pPr>
+        <w:spacing w:before="120"/>
+        <w:jc w:val="center"/>
+        <w:rPr>
+          <w:noProof/>
+        </w:rPr>
+      </w:pPr>
+      <w:r>
+        <w:rPr>
+          <w:noProof/>
+        </w:rPr>
+        <w:lastRenderedPageBreak/>
+        <w:drawing>
+          <wp:inline distT="0" distB="0" distL="0" distR="0" wp14:anchorId="345D6C6E" wp14:editId="345D6C6F">
+            <wp:extent cx="5334000" cy="3990975"/>
+            <wp:effectExtent l="0" t="0" r="0" b="0"/>
+            <wp:docPr id="462640081" name="Imagen 462640081"/>
+            <wp:cNvGraphicFramePr>
+              <a:graphicFrameLocks xmlns:a="http://schemas.openxmlformats.org/drawingml/2006/main" noChangeAspect="1"/>
+            </wp:cNvGraphicFramePr>
+            <a:graphic xmlns:a="http://schemas.openxmlformats.org/drawingml/2006/main">
+              <a:graphicData uri="http://schemas.openxmlformats.org/drawingml/2006/picture">
+                <pic:pic xmlns:pic="http://schemas.openxmlformats.org/drawingml/2006/picture">
+                  <pic:nvPicPr>
+                    <pic:cNvPr id="0" name=""/>
+                    <pic:cNvPicPr>
+                      <a:picLocks noChangeAspect="1" noChangeArrowheads="1"/>
+                    </pic:cNvPicPr>
+                  </pic:nvPicPr>
+                  <pic:blipFill>
+                    <a:blip r:embed="rId11"/>
                     <a:srcRect/>
                     <a:stretch>
                       <a:fillRect/>
@@ -853,64 +1195,18 @@
     </w:p>
     <w:p>
       <w:pPr>
-        <w:spacing w:after="200"/>
-        <w:jc w:val="center"/>
-      </w:pPr>
-      <w:r>
-        <w:rPr>
-          <w:i/>
-          <w:iCs/>
-          <w:sz w:val="20"/>
-          <w:szCs w:val="20"/>
-        </w:rPr>
-        <w:t xml:space="preserve">Figura 7. Plantilla edificios/form.html con th:object y th:field.</w:t>
-      </w:r>
-    </w:p>
-    <w:p>
-      <w:pPr>
-        <w:pStyle w:val="Heading1"/>
-        <w:spacing w:after="120" w:before="240"/>
-      </w:pPr>
-      <w:r>
-        <w:t xml:space="preserve">7. Flujo MVC completo</w:t>
-      </w:r>
-    </w:p>
-    <w:p>
-      <w:pPr>
-        <w:spacing w:after="120"/>
-      </w:pPr>
-      <w:r>
-        <w:t xml:space="preserve">Guardar un edificio: navegador → POST /edificios/guardar → AuthInterceptor → EdificioController.guardar (binding + @Valid) → EdificioService.guardar → EdificioRepository.save → PostgreSQL → redirect a /edificios → EdificioController.listar (Model) → edificios/lista.html → HTML.</w:t>
-      </w:r>
-    </w:p>
-    <w:p>
-      <w:pPr>
-        <w:pStyle w:val="Heading1"/>
-        <w:spacing w:after="120" w:before="240"/>
-      </w:pPr>
-      <w:r>
-        <w:t xml:space="preserve">8. Sesión y control de acceso</w:t>
-      </w:r>
-    </w:p>
-    <w:p>
-      <w:pPr>
-        <w:spacing w:after="120"/>
-      </w:pPr>
-      <w:r>
-        <w:t xml:space="preserve">AuthController guarda el usuario en HttpSession al autenticar (BCrypt) y cambia el id de sesión. AuthInterceptor se ejecuta antes de cada controlador: sin sesión redirige a /login; /usuarios/** solo ADMIN; crear, editar y eliminar edificios solo ADMIN u OPERADOR.</w:t>
-      </w:r>
-    </w:p>
-    <w:p>
-      <w:pPr>
         <w:spacing w:before="120"/>
         <w:jc w:val="center"/>
       </w:pPr>
       <w:r>
+        <w:rPr>
+          <w:noProof/>
+        </w:rPr>
         <w:drawing>
-          <wp:inline distT="0" distB="0" distL="0" distR="0">
-            <wp:extent cx="5334000" cy="3790950"/>
-            <wp:effectExtent t="0" r="0" b="0" l="0"/>
-            <wp:docPr id="1" name="" descr="" title=""/>
+          <wp:inline distT="0" distB="0" distL="0" distR="0" wp14:anchorId="4B25E339" wp14:editId="4B25E33A">
+            <wp:extent cx="5334000" cy="3990975"/>
+            <wp:effectExtent l="0" t="0" r="0" b="0"/>
+            <wp:docPr id="1605667946" name="Imagen 1605667946"/>
             <wp:cNvGraphicFramePr>
               <a:graphicFrameLocks xmlns:a="http://schemas.openxmlformats.org/drawingml/2006/main" noChangeAspect="1"/>
             </wp:cNvGraphicFramePr>
@@ -918,13 +1214,115 @@
               <a:graphicData uri="http://schemas.openxmlformats.org/drawingml/2006/picture">
                 <pic:pic xmlns:pic="http://schemas.openxmlformats.org/drawingml/2006/picture">
                   <pic:nvPicPr>
-                    <pic:cNvPr id="0" name="" descr=""/>
+                    <pic:cNvPr id="0" name=""/>
                     <pic:cNvPicPr>
                       <a:picLocks noChangeAspect="1" noChangeArrowheads="1"/>
                     </pic:cNvPicPr>
                   </pic:nvPicPr>
                   <pic:blipFill>
-                    <a:blip r:embed="rId14" cstate="none"/>
+                    <a:blip r:embed="rId11"/>
+                    <a:srcRect/>
+                    <a:stretch>
+                      <a:fillRect/>
+                    </a:stretch>
+                  </pic:blipFill>
+                  <pic:spPr bwMode="auto">
+                    <a:xfrm>
+                      <a:off x="0" y="0"/>
+                      <a:ext cx="5334000" cy="3990975"/>
+                    </a:xfrm>
+                    <a:prstGeom prst="rect">
+                      <a:avLst/>
+                    </a:prstGeom>
+                  </pic:spPr>
+                </pic:pic>
+              </a:graphicData>
+            </a:graphic>
+          </wp:inline>
+        </w:drawing>
+      </w:r>
+    </w:p>
+    <w:p>
+      <w:pPr>
+        <w:spacing w:after="200"/>
+        <w:jc w:val="center"/>
+      </w:pPr>
+      <w:r>
+        <w:rPr>
+          <w:i/>
+          <w:iCs/>
+          <w:sz w:val="20"/>
+          <w:szCs w:val="20"/>
+        </w:rPr>
+        <w:t>Figura 7. Plantilla edificios/form.html con th:object y th:field.</w:t>
+      </w:r>
+    </w:p>
+    <w:p>
+      <w:pPr>
+        <w:pStyle w:val="Ttulo1"/>
+        <w:spacing w:before="240" w:after="120"/>
+      </w:pPr>
+      <w:r>
+        <w:t>7. Flujo MVC completo</w:t>
+      </w:r>
+    </w:p>
+    <w:p>
+      <w:pPr>
+        <w:spacing w:after="120"/>
+      </w:pPr>
+      <w:r>
+        <w:t>Guardar un edificio: navegador → POST /edificios/guardar → AuthInterceptor → EdificioController.guardar (binding + @Valid) → EdificioService.guardar → EdificioRepository.save → PostgreSQL → redirect a /edificios → EdificioController.listar (Model) → edificios/lista.html → HTML.</w:t>
+      </w:r>
+    </w:p>
+    <w:p>
+      <w:pPr>
+        <w:pStyle w:val="Ttulo1"/>
+        <w:spacing w:before="240" w:after="120"/>
+      </w:pPr>
+      <w:r>
+        <w:t>8. Sesión y control de acceso</w:t>
+      </w:r>
+    </w:p>
+    <w:p>
+      <w:pPr>
+        <w:spacing w:after="120"/>
+      </w:pPr>
+      <w:r>
+        <w:t>AuthController guarda el usuario en HttpSession al autenticar (BCrypt) y cambia el id de sesión. AuthInterceptor se ejecuta antes de cada controlador: sin sesión redirige a /login; /usuarios/** solo ADMIN; crear, editar y eliminar edificios solo ADMIN u OPERADOR.</w:t>
+      </w:r>
+    </w:p>
+    <w:p>
+      <w:pPr>
+        <w:spacing w:before="120"/>
+        <w:jc w:val="center"/>
+        <w:rPr>
+          <w:noProof/>
+        </w:rPr>
+      </w:pPr>
+      <w:r>
+        <w:rPr>
+          <w:noProof/>
+        </w:rPr>
+        <w:lastRenderedPageBreak/>
+        <w:drawing>
+          <wp:inline distT="0" distB="0" distL="0" distR="0" wp14:anchorId="345D6C70" wp14:editId="345D6C71">
+            <wp:extent cx="5334000" cy="3790950"/>
+            <wp:effectExtent l="0" t="0" r="0" b="0"/>
+            <wp:docPr id="1957673735" name="Imagen 1957673735"/>
+            <wp:cNvGraphicFramePr>
+              <a:graphicFrameLocks xmlns:a="http://schemas.openxmlformats.org/drawingml/2006/main" noChangeAspect="1"/>
+            </wp:cNvGraphicFramePr>
+            <a:graphic xmlns:a="http://schemas.openxmlformats.org/drawingml/2006/main">
+              <a:graphicData uri="http://schemas.openxmlformats.org/drawingml/2006/picture">
+                <pic:pic xmlns:pic="http://schemas.openxmlformats.org/drawingml/2006/picture">
+                  <pic:nvPicPr>
+                    <pic:cNvPr id="0" name=""/>
+                    <pic:cNvPicPr>
+                      <a:picLocks noChangeAspect="1" noChangeArrowheads="1"/>
+                    </pic:cNvPicPr>
+                  </pic:nvPicPr>
+                  <pic:blipFill>
+                    <a:blip r:embed="rId12"/>
                     <a:srcRect/>
                     <a:stretch>
                       <a:fillRect/>
@@ -948,30 +1346,18 @@
     </w:p>
     <w:p>
       <w:pPr>
-        <w:spacing w:after="200"/>
-        <w:jc w:val="center"/>
-      </w:pPr>
-      <w:r>
-        <w:rPr>
-          <w:i/>
-          <w:iCs/>
-          <w:sz w:val="20"/>
-          <w:szCs w:val="20"/>
-        </w:rPr>
-        <w:t xml:space="preserve">Figura 8. AuthInterceptor: verificación de sesión y rol.</w:t>
-      </w:r>
-    </w:p>
-    <w:p>
-      <w:pPr>
         <w:spacing w:before="120"/>
         <w:jc w:val="center"/>
       </w:pPr>
       <w:r>
+        <w:rPr>
+          <w:noProof/>
+        </w:rPr>
         <w:drawing>
-          <wp:inline distT="0" distB="0" distL="0" distR="0">
-            <wp:extent cx="4381500" cy="2124075"/>
-            <wp:effectExtent t="0" r="0" b="0" l="0"/>
-            <wp:docPr id="1" name="" descr="" title=""/>
+          <wp:inline distT="0" distB="0" distL="0" distR="0" wp14:anchorId="4B25E33B" wp14:editId="4B25E33C">
+            <wp:extent cx="5334000" cy="3790950"/>
+            <wp:effectExtent l="0" t="0" r="0" b="0"/>
+            <wp:docPr id="1691885699" name="Imagen 1691885699"/>
             <wp:cNvGraphicFramePr>
               <a:graphicFrameLocks xmlns:a="http://schemas.openxmlformats.org/drawingml/2006/main" noChangeAspect="1"/>
             </wp:cNvGraphicFramePr>
@@ -979,13 +1365,80 @@
               <a:graphicData uri="http://schemas.openxmlformats.org/drawingml/2006/picture">
                 <pic:pic xmlns:pic="http://schemas.openxmlformats.org/drawingml/2006/picture">
                   <pic:nvPicPr>
-                    <pic:cNvPr id="0" name="" descr=""/>
+                    <pic:cNvPr id="0" name=""/>
                     <pic:cNvPicPr>
                       <a:picLocks noChangeAspect="1" noChangeArrowheads="1"/>
                     </pic:cNvPicPr>
                   </pic:nvPicPr>
                   <pic:blipFill>
-                    <a:blip r:embed="rId15" cstate="none"/>
+                    <a:blip r:embed="rId12"/>
+                    <a:srcRect/>
+                    <a:stretch>
+                      <a:fillRect/>
+                    </a:stretch>
+                  </pic:blipFill>
+                  <pic:spPr bwMode="auto">
+                    <a:xfrm>
+                      <a:off x="0" y="0"/>
+                      <a:ext cx="5334000" cy="3790950"/>
+                    </a:xfrm>
+                    <a:prstGeom prst="rect">
+                      <a:avLst/>
+                    </a:prstGeom>
+                  </pic:spPr>
+                </pic:pic>
+              </a:graphicData>
+            </a:graphic>
+          </wp:inline>
+        </w:drawing>
+      </w:r>
+    </w:p>
+    <w:p>
+      <w:pPr>
+        <w:spacing w:after="200"/>
+        <w:jc w:val="center"/>
+      </w:pPr>
+      <w:r>
+        <w:rPr>
+          <w:i/>
+          <w:iCs/>
+          <w:sz w:val="20"/>
+          <w:szCs w:val="20"/>
+        </w:rPr>
+        <w:t>Figura 8. AuthInterceptor: verificación de sesión y rol.</w:t>
+      </w:r>
+    </w:p>
+    <w:p>
+      <w:pPr>
+        <w:spacing w:before="120"/>
+        <w:jc w:val="center"/>
+        <w:rPr>
+          <w:noProof/>
+        </w:rPr>
+      </w:pPr>
+      <w:r>
+        <w:rPr>
+          <w:noProof/>
+        </w:rPr>
+        <w:drawing>
+          <wp:inline distT="0" distB="0" distL="0" distR="0" wp14:anchorId="345D6C72" wp14:editId="345D6C73">
+            <wp:extent cx="4381500" cy="2124075"/>
+            <wp:effectExtent l="0" t="0" r="0" b="0"/>
+            <wp:docPr id="1620790185" name="Imagen 1620790185"/>
+            <wp:cNvGraphicFramePr>
+              <a:graphicFrameLocks xmlns:a="http://schemas.openxmlformats.org/drawingml/2006/main" noChangeAspect="1"/>
+            </wp:cNvGraphicFramePr>
+            <a:graphic xmlns:a="http://schemas.openxmlformats.org/drawingml/2006/main">
+              <a:graphicData uri="http://schemas.openxmlformats.org/drawingml/2006/picture">
+                <pic:pic xmlns:pic="http://schemas.openxmlformats.org/drawingml/2006/picture">
+                  <pic:nvPicPr>
+                    <pic:cNvPr id="0" name=""/>
+                    <pic:cNvPicPr>
+                      <a:picLocks noChangeAspect="1" noChangeArrowheads="1"/>
+                    </pic:cNvPicPr>
+                  </pic:nvPicPr>
+                  <pic:blipFill>
+                    <a:blip r:embed="rId13"/>
                     <a:srcRect/>
                     <a:stretch>
                       <a:fillRect/>
@@ -1009,30 +1462,18 @@
     </w:p>
     <w:p>
       <w:pPr>
-        <w:spacing w:after="200"/>
-        <w:jc w:val="center"/>
-      </w:pPr>
-      <w:r>
-        <w:rPr>
-          <w:i/>
-          <w:iCs/>
-          <w:sz w:val="20"/>
-          <w:szCs w:val="20"/>
-        </w:rPr>
-        <w:t xml:space="preserve">Figura 9. Pantalla de inicio de sesión.</w:t>
-      </w:r>
-    </w:p>
-    <w:p>
-      <w:pPr>
         <w:spacing w:before="120"/>
         <w:jc w:val="center"/>
       </w:pPr>
       <w:r>
+        <w:rPr>
+          <w:noProof/>
+        </w:rPr>
         <w:drawing>
-          <wp:inline distT="0" distB="0" distL="0" distR="0">
-            <wp:extent cx="5334000" cy="2590800"/>
-            <wp:effectExtent t="0" r="0" b="0" l="0"/>
-            <wp:docPr id="1" name="" descr="" title=""/>
+          <wp:inline distT="0" distB="0" distL="0" distR="0" wp14:anchorId="4B25E33D" wp14:editId="4B25E33E">
+            <wp:extent cx="4381500" cy="2124075"/>
+            <wp:effectExtent l="0" t="0" r="0" b="0"/>
+            <wp:docPr id="138664874" name="Imagen 138664874"/>
             <wp:cNvGraphicFramePr>
               <a:graphicFrameLocks xmlns:a="http://schemas.openxmlformats.org/drawingml/2006/main" noChangeAspect="1"/>
             </wp:cNvGraphicFramePr>
@@ -1040,13 +1481,81 @@
               <a:graphicData uri="http://schemas.openxmlformats.org/drawingml/2006/picture">
                 <pic:pic xmlns:pic="http://schemas.openxmlformats.org/drawingml/2006/picture">
                   <pic:nvPicPr>
-                    <pic:cNvPr id="0" name="" descr=""/>
+                    <pic:cNvPr id="0" name=""/>
                     <pic:cNvPicPr>
                       <a:picLocks noChangeAspect="1" noChangeArrowheads="1"/>
                     </pic:cNvPicPr>
                   </pic:nvPicPr>
                   <pic:blipFill>
-                    <a:blip r:embed="rId16" cstate="none"/>
+                    <a:blip r:embed="rId13"/>
+                    <a:srcRect/>
+                    <a:stretch>
+                      <a:fillRect/>
+                    </a:stretch>
+                  </pic:blipFill>
+                  <pic:spPr bwMode="auto">
+                    <a:xfrm>
+                      <a:off x="0" y="0"/>
+                      <a:ext cx="4381500" cy="2124075"/>
+                    </a:xfrm>
+                    <a:prstGeom prst="rect">
+                      <a:avLst/>
+                    </a:prstGeom>
+                  </pic:spPr>
+                </pic:pic>
+              </a:graphicData>
+            </a:graphic>
+          </wp:inline>
+        </w:drawing>
+      </w:r>
+    </w:p>
+    <w:p>
+      <w:pPr>
+        <w:spacing w:after="200"/>
+        <w:jc w:val="center"/>
+      </w:pPr>
+      <w:r>
+        <w:rPr>
+          <w:i/>
+          <w:iCs/>
+          <w:sz w:val="20"/>
+          <w:szCs w:val="20"/>
+        </w:rPr>
+        <w:t>Figura 9. Pantalla de inicio de sesión.</w:t>
+      </w:r>
+    </w:p>
+    <w:p>
+      <w:pPr>
+        <w:spacing w:before="120"/>
+        <w:jc w:val="center"/>
+        <w:rPr>
+          <w:noProof/>
+        </w:rPr>
+      </w:pPr>
+      <w:r>
+        <w:rPr>
+          <w:noProof/>
+        </w:rPr>
+        <w:lastRenderedPageBreak/>
+        <w:drawing>
+          <wp:inline distT="0" distB="0" distL="0" distR="0" wp14:anchorId="345D6C74" wp14:editId="345D6C75">
+            <wp:extent cx="5334000" cy="2590800"/>
+            <wp:effectExtent l="0" t="0" r="0" b="0"/>
+            <wp:docPr id="253022083" name="Imagen 253022083"/>
+            <wp:cNvGraphicFramePr>
+              <a:graphicFrameLocks xmlns:a="http://schemas.openxmlformats.org/drawingml/2006/main" noChangeAspect="1"/>
+            </wp:cNvGraphicFramePr>
+            <a:graphic xmlns:a="http://schemas.openxmlformats.org/drawingml/2006/main">
+              <a:graphicData uri="http://schemas.openxmlformats.org/drawingml/2006/picture">
+                <pic:pic xmlns:pic="http://schemas.openxmlformats.org/drawingml/2006/picture">
+                  <pic:nvPicPr>
+                    <pic:cNvPr id="0" name=""/>
+                    <pic:cNvPicPr>
+                      <a:picLocks noChangeAspect="1" noChangeArrowheads="1"/>
+                    </pic:cNvPicPr>
+                  </pic:nvPicPr>
+                  <pic:blipFill>
+                    <a:blip r:embed="rId14"/>
                     <a:srcRect/>
                     <a:stretch>
                       <a:fillRect/>
@@ -1070,30 +1579,18 @@
     </w:p>
     <w:p>
       <w:pPr>
-        <w:spacing w:after="200"/>
-        <w:jc w:val="center"/>
-      </w:pPr>
-      <w:r>
-        <w:rPr>
-          <w:i/>
-          <w:iCs/>
-          <w:sz w:val="20"/>
-          <w:szCs w:val="20"/>
-        </w:rPr>
-        <w:t xml:space="preserve">Figura 10. Inicio con el menú (rol ADMIN).</w:t>
-      </w:r>
-    </w:p>
-    <w:p>
-      <w:pPr>
         <w:spacing w:before="120"/>
         <w:jc w:val="center"/>
       </w:pPr>
       <w:r>
+        <w:rPr>
+          <w:noProof/>
+        </w:rPr>
         <w:drawing>
-          <wp:inline distT="0" distB="0" distL="0" distR="0">
-            <wp:extent cx="5334000" cy="2667000"/>
-            <wp:effectExtent t="0" r="0" b="0" l="0"/>
-            <wp:docPr id="1" name="" descr="" title=""/>
+          <wp:inline distT="0" distB="0" distL="0" distR="0" wp14:anchorId="4B25E33F" wp14:editId="4B25E340">
+            <wp:extent cx="5334000" cy="2590800"/>
+            <wp:effectExtent l="0" t="0" r="0" b="0"/>
+            <wp:docPr id="1889210408" name="Imagen 1889210408"/>
             <wp:cNvGraphicFramePr>
               <a:graphicFrameLocks xmlns:a="http://schemas.openxmlformats.org/drawingml/2006/main" noChangeAspect="1"/>
             </wp:cNvGraphicFramePr>
@@ -1101,13 +1598,80 @@
               <a:graphicData uri="http://schemas.openxmlformats.org/drawingml/2006/picture">
                 <pic:pic xmlns:pic="http://schemas.openxmlformats.org/drawingml/2006/picture">
                   <pic:nvPicPr>
-                    <pic:cNvPr id="0" name="" descr=""/>
+                    <pic:cNvPr id="0" name=""/>
                     <pic:cNvPicPr>
                       <a:picLocks noChangeAspect="1" noChangeArrowheads="1"/>
                     </pic:cNvPicPr>
                   </pic:nvPicPr>
                   <pic:blipFill>
-                    <a:blip r:embed="rId17" cstate="none"/>
+                    <a:blip r:embed="rId14"/>
+                    <a:srcRect/>
+                    <a:stretch>
+                      <a:fillRect/>
+                    </a:stretch>
+                  </pic:blipFill>
+                  <pic:spPr bwMode="auto">
+                    <a:xfrm>
+                      <a:off x="0" y="0"/>
+                      <a:ext cx="5334000" cy="2590800"/>
+                    </a:xfrm>
+                    <a:prstGeom prst="rect">
+                      <a:avLst/>
+                    </a:prstGeom>
+                  </pic:spPr>
+                </pic:pic>
+              </a:graphicData>
+            </a:graphic>
+          </wp:inline>
+        </w:drawing>
+      </w:r>
+    </w:p>
+    <w:p>
+      <w:pPr>
+        <w:spacing w:after="200"/>
+        <w:jc w:val="center"/>
+      </w:pPr>
+      <w:r>
+        <w:rPr>
+          <w:i/>
+          <w:iCs/>
+          <w:sz w:val="20"/>
+          <w:szCs w:val="20"/>
+        </w:rPr>
+        <w:t>Figura 10. Inicio con el menú (rol ADMIN).</w:t>
+      </w:r>
+    </w:p>
+    <w:p>
+      <w:pPr>
+        <w:spacing w:before="120"/>
+        <w:jc w:val="center"/>
+        <w:rPr>
+          <w:noProof/>
+        </w:rPr>
+      </w:pPr>
+      <w:r>
+        <w:rPr>
+          <w:noProof/>
+        </w:rPr>
+        <w:drawing>
+          <wp:inline distT="0" distB="0" distL="0" distR="0" wp14:anchorId="345D6C76" wp14:editId="345D6C77">
+            <wp:extent cx="5334000" cy="2667000"/>
+            <wp:effectExtent l="0" t="0" r="0" b="0"/>
+            <wp:docPr id="1332836744" name="Imagen 1332836744"/>
+            <wp:cNvGraphicFramePr>
+              <a:graphicFrameLocks xmlns:a="http://schemas.openxmlformats.org/drawingml/2006/main" noChangeAspect="1"/>
+            </wp:cNvGraphicFramePr>
+            <a:graphic xmlns:a="http://schemas.openxmlformats.org/drawingml/2006/main">
+              <a:graphicData uri="http://schemas.openxmlformats.org/drawingml/2006/picture">
+                <pic:pic xmlns:pic="http://schemas.openxmlformats.org/drawingml/2006/picture">
+                  <pic:nvPicPr>
+                    <pic:cNvPr id="0" name=""/>
+                    <pic:cNvPicPr>
+                      <a:picLocks noChangeAspect="1" noChangeArrowheads="1"/>
+                    </pic:cNvPicPr>
+                  </pic:nvPicPr>
+                  <pic:blipFill>
+                    <a:blip r:embed="rId15"/>
                     <a:srcRect/>
                     <a:stretch>
                       <a:fillRect/>
@@ -1131,39 +1695,18 @@
     </w:p>
     <w:p>
       <w:pPr>
-        <w:spacing w:after="200"/>
-        <w:jc w:val="center"/>
-      </w:pPr>
-      <w:r>
-        <w:rPr>
-          <w:i/>
-          <w:iCs/>
-          <w:sz w:val="20"/>
-          <w:szCs w:val="20"/>
-        </w:rPr>
-        <w:t xml:space="preserve">Figura 11. Un usuario CONSULTA recibe acceso denegado en usuarios.</w:t>
-      </w:r>
-    </w:p>
-    <w:p>
-      <w:pPr>
-        <w:pStyle w:val="Heading1"/>
-        <w:spacing w:after="120" w:before="240"/>
-      </w:pPr>
-      <w:r>
-        <w:t xml:space="preserve">9. CRUD de Edificio y de Usuario</w:t>
-      </w:r>
-    </w:p>
-    <w:p>
-      <w:pPr>
         <w:spacing w:before="120"/>
         <w:jc w:val="center"/>
       </w:pPr>
       <w:r>
+        <w:rPr>
+          <w:noProof/>
+        </w:rPr>
         <w:drawing>
-          <wp:inline distT="0" distB="0" distL="0" distR="0">
-            <wp:extent cx="5524500" cy="2686050"/>
-            <wp:effectExtent t="0" r="0" b="0" l="0"/>
-            <wp:docPr id="1" name="" descr="" title=""/>
+          <wp:inline distT="0" distB="0" distL="0" distR="0" wp14:anchorId="4B25E341" wp14:editId="4B25E342">
+            <wp:extent cx="5334000" cy="2667000"/>
+            <wp:effectExtent l="0" t="0" r="0" b="0"/>
+            <wp:docPr id="1418616672" name="Imagen 1418616672"/>
             <wp:cNvGraphicFramePr>
               <a:graphicFrameLocks xmlns:a="http://schemas.openxmlformats.org/drawingml/2006/main" noChangeAspect="1"/>
             </wp:cNvGraphicFramePr>
@@ -1171,13 +1714,89 @@
               <a:graphicData uri="http://schemas.openxmlformats.org/drawingml/2006/picture">
                 <pic:pic xmlns:pic="http://schemas.openxmlformats.org/drawingml/2006/picture">
                   <pic:nvPicPr>
-                    <pic:cNvPr id="0" name="" descr=""/>
+                    <pic:cNvPr id="0" name=""/>
                     <pic:cNvPicPr>
                       <a:picLocks noChangeAspect="1" noChangeArrowheads="1"/>
                     </pic:cNvPicPr>
                   </pic:nvPicPr>
                   <pic:blipFill>
-                    <a:blip r:embed="rId18" cstate="none"/>
+                    <a:blip r:embed="rId15"/>
+                    <a:srcRect/>
+                    <a:stretch>
+                      <a:fillRect/>
+                    </a:stretch>
+                  </pic:blipFill>
+                  <pic:spPr bwMode="auto">
+                    <a:xfrm>
+                      <a:off x="0" y="0"/>
+                      <a:ext cx="5334000" cy="2667000"/>
+                    </a:xfrm>
+                    <a:prstGeom prst="rect">
+                      <a:avLst/>
+                    </a:prstGeom>
+                  </pic:spPr>
+                </pic:pic>
+              </a:graphicData>
+            </a:graphic>
+          </wp:inline>
+        </w:drawing>
+      </w:r>
+    </w:p>
+    <w:p>
+      <w:pPr>
+        <w:spacing w:after="200"/>
+        <w:jc w:val="center"/>
+      </w:pPr>
+      <w:r>
+        <w:rPr>
+          <w:i/>
+          <w:iCs/>
+          <w:sz w:val="20"/>
+          <w:szCs w:val="20"/>
+        </w:rPr>
+        <w:t>Figura 11. Un usuario CONSULTA recibe acceso denegado en usuarios.</w:t>
+      </w:r>
+    </w:p>
+    <w:p>
+      <w:pPr>
+        <w:pStyle w:val="Ttulo1"/>
+        <w:spacing w:before="240" w:after="120"/>
+      </w:pPr>
+      <w:r>
+        <w:t>9. CRUD de Edificio y de Usuario</w:t>
+      </w:r>
+    </w:p>
+    <w:p>
+      <w:pPr>
+        <w:spacing w:before="120"/>
+        <w:jc w:val="center"/>
+        <w:rPr>
+          <w:noProof/>
+        </w:rPr>
+      </w:pPr>
+      <w:r>
+        <w:rPr>
+          <w:noProof/>
+        </w:rPr>
+        <w:drawing>
+          <wp:inline distT="0" distB="0" distL="0" distR="0" wp14:anchorId="345D6C78" wp14:editId="345D6C79">
+            <wp:extent cx="5524500" cy="2686050"/>
+            <wp:effectExtent l="0" t="0" r="0" b="0"/>
+            <wp:docPr id="1101884784" name="Imagen 1101884784"/>
+            <wp:cNvGraphicFramePr>
+              <a:graphicFrameLocks xmlns:a="http://schemas.openxmlformats.org/drawingml/2006/main" noChangeAspect="1"/>
+            </wp:cNvGraphicFramePr>
+            <a:graphic xmlns:a="http://schemas.openxmlformats.org/drawingml/2006/main">
+              <a:graphicData uri="http://schemas.openxmlformats.org/drawingml/2006/picture">
+                <pic:pic xmlns:pic="http://schemas.openxmlformats.org/drawingml/2006/picture">
+                  <pic:nvPicPr>
+                    <pic:cNvPr id="0" name=""/>
+                    <pic:cNvPicPr>
+                      <a:picLocks noChangeAspect="1" noChangeArrowheads="1"/>
+                    </pic:cNvPicPr>
+                  </pic:nvPicPr>
+                  <pic:blipFill>
+                    <a:blip r:embed="rId16"/>
                     <a:srcRect/>
                     <a:stretch>
                       <a:fillRect/>
@@ -1201,30 +1820,18 @@
     </w:p>
     <w:p>
       <w:pPr>
-        <w:spacing w:after="200"/>
-        <w:jc w:val="center"/>
-      </w:pPr>
-      <w:r>
-        <w:rPr>
-          <w:i/>
-          <w:iCs/>
-          <w:sz w:val="20"/>
-          <w:szCs w:val="20"/>
-        </w:rPr>
-        <w:t xml:space="preserve">Figura 12. Listado de edificios.</w:t>
-      </w:r>
-    </w:p>
-    <w:p>
-      <w:pPr>
         <w:spacing w:before="120"/>
         <w:jc w:val="center"/>
       </w:pPr>
       <w:r>
+        <w:rPr>
+          <w:noProof/>
+        </w:rPr>
         <w:drawing>
-          <wp:inline distT="0" distB="0" distL="0" distR="0">
+          <wp:inline distT="0" distB="0" distL="0" distR="0" wp14:anchorId="4B25E343" wp14:editId="4B25E344">
             <wp:extent cx="5524500" cy="2686050"/>
-            <wp:effectExtent t="0" r="0" b="0" l="0"/>
-            <wp:docPr id="1" name="" descr="" title=""/>
+            <wp:effectExtent l="0" t="0" r="0" b="0"/>
+            <wp:docPr id="2107837275" name="Imagen 2107837275"/>
             <wp:cNvGraphicFramePr>
               <a:graphicFrameLocks xmlns:a="http://schemas.openxmlformats.org/drawingml/2006/main" noChangeAspect="1"/>
             </wp:cNvGraphicFramePr>
@@ -1232,13 +1839,13 @@
               <a:graphicData uri="http://schemas.openxmlformats.org/drawingml/2006/picture">
                 <pic:pic xmlns:pic="http://schemas.openxmlformats.org/drawingml/2006/picture">
                   <pic:nvPicPr>
-                    <pic:cNvPr id="0" name="" descr=""/>
+                    <pic:cNvPr id="0" name=""/>
                     <pic:cNvPicPr>
                       <a:picLocks noChangeAspect="1" noChangeArrowheads="1"/>
                     </pic:cNvPicPr>
                   </pic:nvPicPr>
                   <pic:blipFill>
-                    <a:blip r:embed="rId19" cstate="none"/>
+                    <a:blip r:embed="rId16"/>
                     <a:srcRect/>
                     <a:stretch>
                       <a:fillRect/>
@@ -1272,20 +1879,27 @@
           <w:sz w:val="20"/>
           <w:szCs w:val="20"/>
         </w:rPr>
-        <w:t xml:space="preserve">Figura 13. Formulario de edificio.</w:t>
+        <w:lastRenderedPageBreak/>
+        <w:t>Figura 12. Listado de edificios.</w:t>
       </w:r>
     </w:p>
     <w:p>
       <w:pPr>
         <w:spacing w:before="120"/>
         <w:jc w:val="center"/>
-      </w:pPr>
-      <w:r>
+        <w:rPr>
+          <w:noProof/>
+        </w:rPr>
+      </w:pPr>
+      <w:r>
+        <w:rPr>
+          <w:noProof/>
+        </w:rPr>
         <w:drawing>
-          <wp:inline distT="0" distB="0" distL="0" distR="0">
+          <wp:inline distT="0" distB="0" distL="0" distR="0" wp14:anchorId="345D6C7A" wp14:editId="345D6C7B">
             <wp:extent cx="5524500" cy="2686050"/>
-            <wp:effectExtent t="0" r="0" b="0" l="0"/>
-            <wp:docPr id="1" name="" descr="" title=""/>
+            <wp:effectExtent l="0" t="0" r="0" b="0"/>
+            <wp:docPr id="233470331" name="Imagen 233470331"/>
             <wp:cNvGraphicFramePr>
               <a:graphicFrameLocks xmlns:a="http://schemas.openxmlformats.org/drawingml/2006/main" noChangeAspect="1"/>
             </wp:cNvGraphicFramePr>
@@ -1293,13 +1907,13 @@
               <a:graphicData uri="http://schemas.openxmlformats.org/drawingml/2006/picture">
                 <pic:pic xmlns:pic="http://schemas.openxmlformats.org/drawingml/2006/picture">
                   <pic:nvPicPr>
-                    <pic:cNvPr id="0" name="" descr=""/>
+                    <pic:cNvPr id="0" name=""/>
                     <pic:cNvPicPr>
                       <a:picLocks noChangeAspect="1" noChangeArrowheads="1"/>
                     </pic:cNvPicPr>
                   </pic:nvPicPr>
                   <pic:blipFill>
-                    <a:blip r:embed="rId20" cstate="none"/>
+                    <a:blip r:embed="rId17"/>
                     <a:srcRect/>
                     <a:stretch>
                       <a:fillRect/>
@@ -1323,30 +1937,18 @@
     </w:p>
     <w:p>
       <w:pPr>
-        <w:spacing w:after="200"/>
-        <w:jc w:val="center"/>
-      </w:pPr>
-      <w:r>
-        <w:rPr>
-          <w:i/>
-          <w:iCs/>
-          <w:sz w:val="20"/>
-          <w:szCs w:val="20"/>
-        </w:rPr>
-        <w:t xml:space="preserve">Figura 14. Validación con @Valid: mensaje junto al campo, conservando lo digitado.</w:t>
-      </w:r>
-    </w:p>
-    <w:p>
-      <w:pPr>
         <w:spacing w:before="120"/>
         <w:jc w:val="center"/>
       </w:pPr>
       <w:r>
+        <w:rPr>
+          <w:noProof/>
+        </w:rPr>
         <w:drawing>
-          <wp:inline distT="0" distB="0" distL="0" distR="0">
+          <wp:inline distT="0" distB="0" distL="0" distR="0" wp14:anchorId="4B25E345" wp14:editId="4B25E346">
             <wp:extent cx="5524500" cy="2686050"/>
-            <wp:effectExtent t="0" r="0" b="0" l="0"/>
-            <wp:docPr id="1" name="" descr="" title=""/>
+            <wp:effectExtent l="0" t="0" r="0" b="0"/>
+            <wp:docPr id="789252091" name="Imagen 789252091"/>
             <wp:cNvGraphicFramePr>
               <a:graphicFrameLocks xmlns:a="http://schemas.openxmlformats.org/drawingml/2006/main" noChangeAspect="1"/>
             </wp:cNvGraphicFramePr>
@@ -1354,13 +1956,13 @@
               <a:graphicData uri="http://schemas.openxmlformats.org/drawingml/2006/picture">
                 <pic:pic xmlns:pic="http://schemas.openxmlformats.org/drawingml/2006/picture">
                   <pic:nvPicPr>
-                    <pic:cNvPr id="0" name="" descr=""/>
+                    <pic:cNvPr id="0" name=""/>
                     <pic:cNvPicPr>
                       <a:picLocks noChangeAspect="1" noChangeArrowheads="1"/>
                     </pic:cNvPicPr>
                   </pic:nvPicPr>
                   <pic:blipFill>
-                    <a:blip r:embed="rId21" cstate="none"/>
+                    <a:blip r:embed="rId17"/>
                     <a:srcRect/>
                     <a:stretch>
                       <a:fillRect/>
@@ -1394,20 +1996,26 @@
           <w:sz w:val="20"/>
           <w:szCs w:val="20"/>
         </w:rPr>
-        <w:t xml:space="preserve">Figura 15. Listado de usuarios (solo ADMIN).</w:t>
+        <w:t>Figura 13. Formulario de edificio.</w:t>
       </w:r>
     </w:p>
     <w:p>
       <w:pPr>
         <w:spacing w:before="120"/>
         <w:jc w:val="center"/>
-      </w:pPr>
-      <w:r>
+        <w:rPr>
+          <w:noProof/>
+        </w:rPr>
+      </w:pPr>
+      <w:r>
+        <w:rPr>
+          <w:noProof/>
+        </w:rPr>
         <w:drawing>
-          <wp:inline distT="0" distB="0" distL="0" distR="0">
+          <wp:inline distT="0" distB="0" distL="0" distR="0" wp14:anchorId="345D6C7C" wp14:editId="345D6C7D">
             <wp:extent cx="5524500" cy="2686050"/>
-            <wp:effectExtent t="0" r="0" b="0" l="0"/>
-            <wp:docPr id="1" name="" descr="" title=""/>
+            <wp:effectExtent l="0" t="0" r="0" b="0"/>
+            <wp:docPr id="260524126" name="Imagen 260524126"/>
             <wp:cNvGraphicFramePr>
               <a:graphicFrameLocks xmlns:a="http://schemas.openxmlformats.org/drawingml/2006/main" noChangeAspect="1"/>
             </wp:cNvGraphicFramePr>
@@ -1415,13 +2023,13 @@
               <a:graphicData uri="http://schemas.openxmlformats.org/drawingml/2006/picture">
                 <pic:pic xmlns:pic="http://schemas.openxmlformats.org/drawingml/2006/picture">
                   <pic:nvPicPr>
-                    <pic:cNvPr id="0" name="" descr=""/>
+                    <pic:cNvPr id="0" name=""/>
                     <pic:cNvPicPr>
                       <a:picLocks noChangeAspect="1" noChangeArrowheads="1"/>
                     </pic:cNvPicPr>
                   </pic:nvPicPr>
                   <pic:blipFill>
-                    <a:blip r:embed="rId22" cstate="none"/>
+                    <a:blip r:embed="rId18"/>
                     <a:srcRect/>
                     <a:stretch>
                       <a:fillRect/>
@@ -1445,87 +2053,18 @@
     </w:p>
     <w:p>
       <w:pPr>
-        <w:spacing w:after="200"/>
-        <w:jc w:val="center"/>
-      </w:pPr>
-      <w:r>
-        <w:rPr>
-          <w:i/>
-          <w:iCs/>
-          <w:sz w:val="20"/>
-          <w:szCs w:val="20"/>
-        </w:rPr>
-        <w:t xml:space="preserve">Figura 16. Formulario de usuario.</w:t>
-      </w:r>
-    </w:p>
-    <w:p>
-      <w:pPr>
-        <w:pStyle w:val="Heading1"/>
-        <w:spacing w:after="120" w:before="240"/>
-      </w:pPr>
-      <w:r>
-        <w:t xml:space="preserve">10. Reportes</w:t>
-      </w:r>
-    </w:p>
-    <w:p>
-      <w:pPr>
-        <w:pStyle w:val="ListParagraph"/>
-        <w:numPr>
-          <w:ilvl w:val="0"/>
-          <w:numId w:val="1"/>
-        </w:numPr>
-      </w:pPr>
-      <w:r>
-        <w:t xml:space="preserve">Edificio 1: por ciudad y rango de pisos.</w:t>
-      </w:r>
-    </w:p>
-    <w:p>
-      <w:pPr>
-        <w:pStyle w:val="ListParagraph"/>
-        <w:numPr>
-          <w:ilvl w:val="0"/>
-          <w:numId w:val="1"/>
-        </w:numPr>
-      </w:pPr>
-      <w:r>
-        <w:t xml:space="preserve">Edificio 2: por valor de administración, con filtro de ascensor y zona social.</w:t>
-      </w:r>
-    </w:p>
-    <w:p>
-      <w:pPr>
-        <w:pStyle w:val="ListParagraph"/>
-        <w:numPr>
-          <w:ilvl w:val="0"/>
-          <w:numId w:val="1"/>
-        </w:numPr>
-      </w:pPr>
-      <w:r>
-        <w:t xml:space="preserve">Usuario 1: por rol.</w:t>
-      </w:r>
-    </w:p>
-    <w:p>
-      <w:pPr>
-        <w:pStyle w:val="ListParagraph"/>
-        <w:numPr>
-          <w:ilvl w:val="0"/>
-          <w:numId w:val="1"/>
-        </w:numPr>
-      </w:pPr>
-      <w:r>
-        <w:t xml:space="preserve">Usuario 2: por texto en el nombre o en el correo/dominio.</w:t>
-      </w:r>
-    </w:p>
-    <w:p>
-      <w:pPr>
         <w:spacing w:before="120"/>
         <w:jc w:val="center"/>
       </w:pPr>
       <w:r>
+        <w:rPr>
+          <w:noProof/>
+        </w:rPr>
         <w:drawing>
-          <wp:inline distT="0" distB="0" distL="0" distR="0">
+          <wp:inline distT="0" distB="0" distL="0" distR="0" wp14:anchorId="4B25E347" wp14:editId="4B25E348">
             <wp:extent cx="5524500" cy="2686050"/>
-            <wp:effectExtent t="0" r="0" b="0" l="0"/>
-            <wp:docPr id="1" name="" descr="" title=""/>
+            <wp:effectExtent l="0" t="0" r="0" b="0"/>
+            <wp:docPr id="1987287687" name="Imagen 1987287687"/>
             <wp:cNvGraphicFramePr>
               <a:graphicFrameLocks xmlns:a="http://schemas.openxmlformats.org/drawingml/2006/main" noChangeAspect="1"/>
             </wp:cNvGraphicFramePr>
@@ -1533,13 +2072,13 @@
               <a:graphicData uri="http://schemas.openxmlformats.org/drawingml/2006/picture">
                 <pic:pic xmlns:pic="http://schemas.openxmlformats.org/drawingml/2006/picture">
                   <pic:nvPicPr>
-                    <pic:cNvPr id="0" name="" descr=""/>
+                    <pic:cNvPr id="0" name=""/>
                     <pic:cNvPicPr>
                       <a:picLocks noChangeAspect="1" noChangeArrowheads="1"/>
                     </pic:cNvPicPr>
                   </pic:nvPicPr>
                   <pic:blipFill>
-                    <a:blip r:embed="rId23" cstate="none"/>
+                    <a:blip r:embed="rId18"/>
                     <a:srcRect/>
                     <a:stretch>
                       <a:fillRect/>
@@ -1573,20 +2112,27 @@
           <w:sz w:val="20"/>
           <w:szCs w:val="20"/>
         </w:rPr>
-        <w:t xml:space="preserve">Figura 17. Reporte de edificios por ciudad y pisos.</w:t>
+        <w:t>Figura 14. Validación con @Valid: mensaje junto al campo, conservando lo digitado.</w:t>
       </w:r>
     </w:p>
     <w:p>
       <w:pPr>
         <w:spacing w:before="120"/>
         <w:jc w:val="center"/>
-      </w:pPr>
-      <w:r>
+        <w:rPr>
+          <w:noProof/>
+        </w:rPr>
+      </w:pPr>
+      <w:r>
+        <w:rPr>
+          <w:noProof/>
+        </w:rPr>
+        <w:lastRenderedPageBreak/>
         <w:drawing>
-          <wp:inline distT="0" distB="0" distL="0" distR="0">
-            <wp:extent cx="5524500" cy="2924175"/>
-            <wp:effectExtent t="0" r="0" b="0" l="0"/>
-            <wp:docPr id="1" name="" descr="" title=""/>
+          <wp:inline distT="0" distB="0" distL="0" distR="0" wp14:anchorId="345D6C7E" wp14:editId="345D6C7F">
+            <wp:extent cx="5524500" cy="2686050"/>
+            <wp:effectExtent l="0" t="0" r="0" b="0"/>
+            <wp:docPr id="1755797825" name="Imagen 1755797825"/>
             <wp:cNvGraphicFramePr>
               <a:graphicFrameLocks xmlns:a="http://schemas.openxmlformats.org/drawingml/2006/main" noChangeAspect="1"/>
             </wp:cNvGraphicFramePr>
@@ -1594,13 +2140,419 @@
               <a:graphicData uri="http://schemas.openxmlformats.org/drawingml/2006/picture">
                 <pic:pic xmlns:pic="http://schemas.openxmlformats.org/drawingml/2006/picture">
                   <pic:nvPicPr>
-                    <pic:cNvPr id="0" name="" descr=""/>
+                    <pic:cNvPr id="0" name=""/>
                     <pic:cNvPicPr>
                       <a:picLocks noChangeAspect="1" noChangeArrowheads="1"/>
                     </pic:cNvPicPr>
                   </pic:nvPicPr>
                   <pic:blipFill>
-                    <a:blip r:embed="rId24" cstate="none"/>
+                    <a:blip r:embed="rId19"/>
+                    <a:srcRect/>
+                    <a:stretch>
+                      <a:fillRect/>
+                    </a:stretch>
+                  </pic:blipFill>
+                  <pic:spPr bwMode="auto">
+                    <a:xfrm>
+                      <a:off x="0" y="0"/>
+                      <a:ext cx="5524500" cy="2686050"/>
+                    </a:xfrm>
+                    <a:prstGeom prst="rect">
+                      <a:avLst/>
+                    </a:prstGeom>
+                  </pic:spPr>
+                </pic:pic>
+              </a:graphicData>
+            </a:graphic>
+          </wp:inline>
+        </w:drawing>
+      </w:r>
+    </w:p>
+    <w:p>
+      <w:pPr>
+        <w:spacing w:before="120"/>
+        <w:jc w:val="center"/>
+      </w:pPr>
+      <w:r>
+        <w:rPr>
+          <w:noProof/>
+        </w:rPr>
+        <w:drawing>
+          <wp:inline distT="0" distB="0" distL="0" distR="0" wp14:anchorId="4B25E349" wp14:editId="4B25E34A">
+            <wp:extent cx="5524500" cy="2686050"/>
+            <wp:effectExtent l="0" t="0" r="0" b="0"/>
+            <wp:docPr id="2001013039" name="Imagen 2001013039"/>
+            <wp:cNvGraphicFramePr>
+              <a:graphicFrameLocks xmlns:a="http://schemas.openxmlformats.org/drawingml/2006/main" noChangeAspect="1"/>
+            </wp:cNvGraphicFramePr>
+            <a:graphic xmlns:a="http://schemas.openxmlformats.org/drawingml/2006/main">
+              <a:graphicData uri="http://schemas.openxmlformats.org/drawingml/2006/picture">
+                <pic:pic xmlns:pic="http://schemas.openxmlformats.org/drawingml/2006/picture">
+                  <pic:nvPicPr>
+                    <pic:cNvPr id="0" name=""/>
+                    <pic:cNvPicPr>
+                      <a:picLocks noChangeAspect="1" noChangeArrowheads="1"/>
+                    </pic:cNvPicPr>
+                  </pic:nvPicPr>
+                  <pic:blipFill>
+                    <a:blip r:embed="rId19"/>
+                    <a:srcRect/>
+                    <a:stretch>
+                      <a:fillRect/>
+                    </a:stretch>
+                  </pic:blipFill>
+                  <pic:spPr bwMode="auto">
+                    <a:xfrm>
+                      <a:off x="0" y="0"/>
+                      <a:ext cx="5524500" cy="2686050"/>
+                    </a:xfrm>
+                    <a:prstGeom prst="rect">
+                      <a:avLst/>
+                    </a:prstGeom>
+                  </pic:spPr>
+                </pic:pic>
+              </a:graphicData>
+            </a:graphic>
+          </wp:inline>
+        </w:drawing>
+      </w:r>
+    </w:p>
+    <w:p>
+      <w:pPr>
+        <w:spacing w:after="200"/>
+        <w:jc w:val="center"/>
+      </w:pPr>
+      <w:r>
+        <w:rPr>
+          <w:i/>
+          <w:iCs/>
+          <w:sz w:val="20"/>
+          <w:szCs w:val="20"/>
+        </w:rPr>
+        <w:t>Figura 15. Listado de usuarios (solo ADMIN).</w:t>
+      </w:r>
+    </w:p>
+    <w:p>
+      <w:pPr>
+        <w:spacing w:before="120"/>
+        <w:jc w:val="center"/>
+        <w:rPr>
+          <w:noProof/>
+        </w:rPr>
+      </w:pPr>
+      <w:r>
+        <w:rPr>
+          <w:noProof/>
+        </w:rPr>
+        <w:drawing>
+          <wp:inline distT="0" distB="0" distL="0" distR="0" wp14:anchorId="345D6C80" wp14:editId="345D6C81">
+            <wp:extent cx="5524500" cy="2686050"/>
+            <wp:effectExtent l="0" t="0" r="0" b="0"/>
+            <wp:docPr id="1220328273" name="Imagen 1220328273"/>
+            <wp:cNvGraphicFramePr>
+              <a:graphicFrameLocks xmlns:a="http://schemas.openxmlformats.org/drawingml/2006/main" noChangeAspect="1"/>
+            </wp:cNvGraphicFramePr>
+            <a:graphic xmlns:a="http://schemas.openxmlformats.org/drawingml/2006/main">
+              <a:graphicData uri="http://schemas.openxmlformats.org/drawingml/2006/picture">
+                <pic:pic xmlns:pic="http://schemas.openxmlformats.org/drawingml/2006/picture">
+                  <pic:nvPicPr>
+                    <pic:cNvPr id="0" name=""/>
+                    <pic:cNvPicPr>
+                      <a:picLocks noChangeAspect="1" noChangeArrowheads="1"/>
+                    </pic:cNvPicPr>
+                  </pic:nvPicPr>
+                  <pic:blipFill>
+                    <a:blip r:embed="rId20"/>
+                    <a:srcRect/>
+                    <a:stretch>
+                      <a:fillRect/>
+                    </a:stretch>
+                  </pic:blipFill>
+                  <pic:spPr bwMode="auto">
+                    <a:xfrm>
+                      <a:off x="0" y="0"/>
+                      <a:ext cx="5524500" cy="2686050"/>
+                    </a:xfrm>
+                    <a:prstGeom prst="rect">
+                      <a:avLst/>
+                    </a:prstGeom>
+                  </pic:spPr>
+                </pic:pic>
+              </a:graphicData>
+            </a:graphic>
+          </wp:inline>
+        </w:drawing>
+      </w:r>
+    </w:p>
+    <w:p>
+      <w:pPr>
+        <w:spacing w:before="120"/>
+        <w:jc w:val="center"/>
+      </w:pPr>
+      <w:r>
+        <w:rPr>
+          <w:noProof/>
+        </w:rPr>
+        <w:drawing>
+          <wp:inline distT="0" distB="0" distL="0" distR="0" wp14:anchorId="4B25E34B" wp14:editId="4B25E34C">
+            <wp:extent cx="5524500" cy="2686050"/>
+            <wp:effectExtent l="0" t="0" r="0" b="0"/>
+            <wp:docPr id="92761110" name="Imagen 92761110"/>
+            <wp:cNvGraphicFramePr>
+              <a:graphicFrameLocks xmlns:a="http://schemas.openxmlformats.org/drawingml/2006/main" noChangeAspect="1"/>
+            </wp:cNvGraphicFramePr>
+            <a:graphic xmlns:a="http://schemas.openxmlformats.org/drawingml/2006/main">
+              <a:graphicData uri="http://schemas.openxmlformats.org/drawingml/2006/picture">
+                <pic:pic xmlns:pic="http://schemas.openxmlformats.org/drawingml/2006/picture">
+                  <pic:nvPicPr>
+                    <pic:cNvPr id="0" name=""/>
+                    <pic:cNvPicPr>
+                      <a:picLocks noChangeAspect="1" noChangeArrowheads="1"/>
+                    </pic:cNvPicPr>
+                  </pic:nvPicPr>
+                  <pic:blipFill>
+                    <a:blip r:embed="rId20"/>
+                    <a:srcRect/>
+                    <a:stretch>
+                      <a:fillRect/>
+                    </a:stretch>
+                  </pic:blipFill>
+                  <pic:spPr bwMode="auto">
+                    <a:xfrm>
+                      <a:off x="0" y="0"/>
+                      <a:ext cx="5524500" cy="2686050"/>
+                    </a:xfrm>
+                    <a:prstGeom prst="rect">
+                      <a:avLst/>
+                    </a:prstGeom>
+                  </pic:spPr>
+                </pic:pic>
+              </a:graphicData>
+            </a:graphic>
+          </wp:inline>
+        </w:drawing>
+      </w:r>
+    </w:p>
+    <w:p>
+      <w:pPr>
+        <w:spacing w:after="200"/>
+        <w:jc w:val="center"/>
+      </w:pPr>
+      <w:r>
+        <w:rPr>
+          <w:i/>
+          <w:iCs/>
+          <w:sz w:val="20"/>
+          <w:szCs w:val="20"/>
+        </w:rPr>
+        <w:t>Figura 16. Formulario de usuario.</w:t>
+      </w:r>
+    </w:p>
+    <w:p>
+      <w:pPr>
+        <w:pStyle w:val="Ttulo1"/>
+        <w:spacing w:before="240" w:after="120"/>
+      </w:pPr>
+      <w:r>
+        <w:t>10. Reportes</w:t>
+      </w:r>
+    </w:p>
+    <w:p>
+      <w:pPr>
+        <w:pStyle w:val="Prrafodelista"/>
+        <w:numPr>
+          <w:ilvl w:val="0"/>
+          <w:numId w:val="1"/>
+        </w:numPr>
+      </w:pPr>
+      <w:r>
+        <w:t>Edificio 1: por ciudad y rango de pisos.</w:t>
+      </w:r>
+    </w:p>
+    <w:p>
+      <w:pPr>
+        <w:pStyle w:val="Prrafodelista"/>
+        <w:numPr>
+          <w:ilvl w:val="0"/>
+          <w:numId w:val="1"/>
+        </w:numPr>
+      </w:pPr>
+      <w:r>
+        <w:t>Edificio 2: por valor de administración, con filtro de ascensor y zona social.</w:t>
+      </w:r>
+    </w:p>
+    <w:p>
+      <w:pPr>
+        <w:pStyle w:val="Prrafodelista"/>
+        <w:numPr>
+          <w:ilvl w:val="0"/>
+          <w:numId w:val="1"/>
+        </w:numPr>
+      </w:pPr>
+      <w:r>
+        <w:t>Usuario 1: por rol.</w:t>
+      </w:r>
+    </w:p>
+    <w:p>
+      <w:pPr>
+        <w:pStyle w:val="Prrafodelista"/>
+        <w:numPr>
+          <w:ilvl w:val="0"/>
+          <w:numId w:val="1"/>
+        </w:numPr>
+      </w:pPr>
+      <w:r>
+        <w:t>Usuario 2: por texto en el nombre o en el correo/dominio.</w:t>
+      </w:r>
+    </w:p>
+    <w:p>
+      <w:pPr>
+        <w:spacing w:before="120"/>
+        <w:jc w:val="center"/>
+        <w:rPr>
+          <w:noProof/>
+        </w:rPr>
+      </w:pPr>
+      <w:r>
+        <w:rPr>
+          <w:noProof/>
+        </w:rPr>
+        <w:lastRenderedPageBreak/>
+        <w:drawing>
+          <wp:inline distT="0" distB="0" distL="0" distR="0" wp14:anchorId="345D6C82" wp14:editId="345D6C83">
+            <wp:extent cx="5524500" cy="2686050"/>
+            <wp:effectExtent l="0" t="0" r="0" b="0"/>
+            <wp:docPr id="1616810387" name="Imagen 1616810387"/>
+            <wp:cNvGraphicFramePr>
+              <a:graphicFrameLocks xmlns:a="http://schemas.openxmlformats.org/drawingml/2006/main" noChangeAspect="1"/>
+            </wp:cNvGraphicFramePr>
+            <a:graphic xmlns:a="http://schemas.openxmlformats.org/drawingml/2006/main">
+              <a:graphicData uri="http://schemas.openxmlformats.org/drawingml/2006/picture">
+                <pic:pic xmlns:pic="http://schemas.openxmlformats.org/drawingml/2006/picture">
+                  <pic:nvPicPr>
+                    <pic:cNvPr id="0" name=""/>
+                    <pic:cNvPicPr>
+                      <a:picLocks noChangeAspect="1" noChangeArrowheads="1"/>
+                    </pic:cNvPicPr>
+                  </pic:nvPicPr>
+                  <pic:blipFill>
+                    <a:blip r:embed="rId21"/>
+                    <a:srcRect/>
+                    <a:stretch>
+                      <a:fillRect/>
+                    </a:stretch>
+                  </pic:blipFill>
+                  <pic:spPr bwMode="auto">
+                    <a:xfrm>
+                      <a:off x="0" y="0"/>
+                      <a:ext cx="5524500" cy="2686050"/>
+                    </a:xfrm>
+                    <a:prstGeom prst="rect">
+                      <a:avLst/>
+                    </a:prstGeom>
+                  </pic:spPr>
+                </pic:pic>
+              </a:graphicData>
+            </a:graphic>
+          </wp:inline>
+        </w:drawing>
+      </w:r>
+    </w:p>
+    <w:p>
+      <w:pPr>
+        <w:spacing w:before="120"/>
+        <w:jc w:val="center"/>
+      </w:pPr>
+      <w:r>
+        <w:rPr>
+          <w:noProof/>
+        </w:rPr>
+        <w:drawing>
+          <wp:inline distT="0" distB="0" distL="0" distR="0" wp14:anchorId="4B25E34D" wp14:editId="4B25E34E">
+            <wp:extent cx="5524500" cy="2686050"/>
+            <wp:effectExtent l="0" t="0" r="0" b="0"/>
+            <wp:docPr id="1766774023" name="Imagen 1766774023"/>
+            <wp:cNvGraphicFramePr>
+              <a:graphicFrameLocks xmlns:a="http://schemas.openxmlformats.org/drawingml/2006/main" noChangeAspect="1"/>
+            </wp:cNvGraphicFramePr>
+            <a:graphic xmlns:a="http://schemas.openxmlformats.org/drawingml/2006/main">
+              <a:graphicData uri="http://schemas.openxmlformats.org/drawingml/2006/picture">
+                <pic:pic xmlns:pic="http://schemas.openxmlformats.org/drawingml/2006/picture">
+                  <pic:nvPicPr>
+                    <pic:cNvPr id="0" name=""/>
+                    <pic:cNvPicPr>
+                      <a:picLocks noChangeAspect="1" noChangeArrowheads="1"/>
+                    </pic:cNvPicPr>
+                  </pic:nvPicPr>
+                  <pic:blipFill>
+                    <a:blip r:embed="rId21"/>
+                    <a:srcRect/>
+                    <a:stretch>
+                      <a:fillRect/>
+                    </a:stretch>
+                  </pic:blipFill>
+                  <pic:spPr bwMode="auto">
+                    <a:xfrm>
+                      <a:off x="0" y="0"/>
+                      <a:ext cx="5524500" cy="2686050"/>
+                    </a:xfrm>
+                    <a:prstGeom prst="rect">
+                      <a:avLst/>
+                    </a:prstGeom>
+                  </pic:spPr>
+                </pic:pic>
+              </a:graphicData>
+            </a:graphic>
+          </wp:inline>
+        </w:drawing>
+      </w:r>
+    </w:p>
+    <w:p>
+      <w:pPr>
+        <w:spacing w:after="200"/>
+        <w:jc w:val="center"/>
+      </w:pPr>
+      <w:r>
+        <w:rPr>
+          <w:i/>
+          <w:iCs/>
+          <w:sz w:val="20"/>
+          <w:szCs w:val="20"/>
+        </w:rPr>
+        <w:t>Figura 17. Reporte de edificios por ciudad y pisos.</w:t>
+      </w:r>
+    </w:p>
+    <w:p>
+      <w:pPr>
+        <w:spacing w:before="120"/>
+        <w:jc w:val="center"/>
+        <w:rPr>
+          <w:noProof/>
+        </w:rPr>
+      </w:pPr>
+      <w:r>
+        <w:rPr>
+          <w:noProof/>
+        </w:rPr>
+        <w:drawing>
+          <wp:inline distT="0" distB="0" distL="0" distR="0" wp14:anchorId="345D6C84" wp14:editId="345D6C85">
+            <wp:extent cx="5524500" cy="2924175"/>
+            <wp:effectExtent l="0" t="0" r="0" b="0"/>
+            <wp:docPr id="957356024" name="Imagen 957356024"/>
+            <wp:cNvGraphicFramePr>
+              <a:graphicFrameLocks xmlns:a="http://schemas.openxmlformats.org/drawingml/2006/main" noChangeAspect="1"/>
+            </wp:cNvGraphicFramePr>
+            <a:graphic xmlns:a="http://schemas.openxmlformats.org/drawingml/2006/main">
+              <a:graphicData uri="http://schemas.openxmlformats.org/drawingml/2006/picture">
+                <pic:pic xmlns:pic="http://schemas.openxmlformats.org/drawingml/2006/picture">
+                  <pic:nvPicPr>
+                    <pic:cNvPr id="0" name=""/>
+                    <pic:cNvPicPr>
+                      <a:picLocks noChangeAspect="1" noChangeArrowheads="1"/>
+                    </pic:cNvPicPr>
+                  </pic:nvPicPr>
+                  <pic:blipFill>
+                    <a:blip r:embed="rId22"/>
                     <a:srcRect/>
                     <a:stretch>
                       <a:fillRect/>
@@ -1624,30 +2576,18 @@
     </w:p>
     <w:p>
       <w:pPr>
-        <w:spacing w:after="200"/>
-        <w:jc w:val="center"/>
-      </w:pPr>
-      <w:r>
-        <w:rPr>
-          <w:i/>
-          <w:iCs/>
-          <w:sz w:val="20"/>
-          <w:szCs w:val="20"/>
-        </w:rPr>
-        <w:t xml:space="preserve">Figura 18. Reporte de edificios por valor de administración.</w:t>
-      </w:r>
-    </w:p>
-    <w:p>
-      <w:pPr>
         <w:spacing w:before="120"/>
         <w:jc w:val="center"/>
       </w:pPr>
       <w:r>
+        <w:rPr>
+          <w:noProof/>
+        </w:rPr>
         <w:drawing>
-          <wp:inline distT="0" distB="0" distL="0" distR="0">
-            <wp:extent cx="5524500" cy="2686050"/>
-            <wp:effectExtent t="0" r="0" b="0" l="0"/>
-            <wp:docPr id="1" name="" descr="" title=""/>
+          <wp:inline distT="0" distB="0" distL="0" distR="0" wp14:anchorId="4B25E34F" wp14:editId="4B25E350">
+            <wp:extent cx="5524500" cy="2924175"/>
+            <wp:effectExtent l="0" t="0" r="0" b="0"/>
+            <wp:docPr id="670760090" name="Imagen 670760090"/>
             <wp:cNvGraphicFramePr>
               <a:graphicFrameLocks xmlns:a="http://schemas.openxmlformats.org/drawingml/2006/main" noChangeAspect="1"/>
             </wp:cNvGraphicFramePr>
@@ -1655,13 +2595,80 @@
               <a:graphicData uri="http://schemas.openxmlformats.org/drawingml/2006/picture">
                 <pic:pic xmlns:pic="http://schemas.openxmlformats.org/drawingml/2006/picture">
                   <pic:nvPicPr>
-                    <pic:cNvPr id="0" name="" descr=""/>
+                    <pic:cNvPr id="0" name=""/>
                     <pic:cNvPicPr>
                       <a:picLocks noChangeAspect="1" noChangeArrowheads="1"/>
                     </pic:cNvPicPr>
                   </pic:nvPicPr>
                   <pic:blipFill>
-                    <a:blip r:embed="rId25" cstate="none"/>
+                    <a:blip r:embed="rId22"/>
+                    <a:srcRect/>
+                    <a:stretch>
+                      <a:fillRect/>
+                    </a:stretch>
+                  </pic:blipFill>
+                  <pic:spPr bwMode="auto">
+                    <a:xfrm>
+                      <a:off x="0" y="0"/>
+                      <a:ext cx="5524500" cy="2924175"/>
+                    </a:xfrm>
+                    <a:prstGeom prst="rect">
+                      <a:avLst/>
+                    </a:prstGeom>
+                  </pic:spPr>
+                </pic:pic>
+              </a:graphicData>
+            </a:graphic>
+          </wp:inline>
+        </w:drawing>
+      </w:r>
+    </w:p>
+    <w:p>
+      <w:pPr>
+        <w:spacing w:after="200"/>
+        <w:jc w:val="center"/>
+      </w:pPr>
+      <w:r>
+        <w:rPr>
+          <w:i/>
+          <w:iCs/>
+          <w:sz w:val="20"/>
+          <w:szCs w:val="20"/>
+        </w:rPr>
+        <w:t>Figura 18. Reporte de edificios por valor de administración.</w:t>
+      </w:r>
+    </w:p>
+    <w:p>
+      <w:pPr>
+        <w:spacing w:before="120"/>
+        <w:jc w:val="center"/>
+        <w:rPr>
+          <w:noProof/>
+        </w:rPr>
+      </w:pPr>
+      <w:r>
+        <w:rPr>
+          <w:noProof/>
+        </w:rPr>
+        <w:drawing>
+          <wp:inline distT="0" distB="0" distL="0" distR="0" wp14:anchorId="345D6C86" wp14:editId="345D6C87">
+            <wp:extent cx="5524500" cy="2686050"/>
+            <wp:effectExtent l="0" t="0" r="0" b="0"/>
+            <wp:docPr id="1509820998" name="Imagen 1509820998"/>
+            <wp:cNvGraphicFramePr>
+              <a:graphicFrameLocks xmlns:a="http://schemas.openxmlformats.org/drawingml/2006/main" noChangeAspect="1"/>
+            </wp:cNvGraphicFramePr>
+            <a:graphic xmlns:a="http://schemas.openxmlformats.org/drawingml/2006/main">
+              <a:graphicData uri="http://schemas.openxmlformats.org/drawingml/2006/picture">
+                <pic:pic xmlns:pic="http://schemas.openxmlformats.org/drawingml/2006/picture">
+                  <pic:nvPicPr>
+                    <pic:cNvPr id="0" name=""/>
+                    <pic:cNvPicPr>
+                      <a:picLocks noChangeAspect="1" noChangeArrowheads="1"/>
+                    </pic:cNvPicPr>
+                  </pic:nvPicPr>
+                  <pic:blipFill>
+                    <a:blip r:embed="rId23"/>
                     <a:srcRect/>
                     <a:stretch>
                       <a:fillRect/>
@@ -1685,30 +2692,18 @@
     </w:p>
     <w:p>
       <w:pPr>
-        <w:spacing w:after="200"/>
-        <w:jc w:val="center"/>
-      </w:pPr>
-      <w:r>
-        <w:rPr>
-          <w:i/>
-          <w:iCs/>
-          <w:sz w:val="20"/>
-          <w:szCs w:val="20"/>
-        </w:rPr>
-        <w:t xml:space="preserve">Figura 19. Reporte de usuarios por rol.</w:t>
-      </w:r>
-    </w:p>
-    <w:p>
-      <w:pPr>
         <w:spacing w:before="120"/>
         <w:jc w:val="center"/>
       </w:pPr>
       <w:r>
+        <w:rPr>
+          <w:noProof/>
+        </w:rPr>
         <w:drawing>
-          <wp:inline distT="0" distB="0" distL="0" distR="0">
-            <wp:extent cx="5524500" cy="2800350"/>
-            <wp:effectExtent t="0" r="0" b="0" l="0"/>
-            <wp:docPr id="1" name="" descr="" title=""/>
+          <wp:inline distT="0" distB="0" distL="0" distR="0" wp14:anchorId="4B25E351" wp14:editId="4B25E352">
+            <wp:extent cx="5524500" cy="2686050"/>
+            <wp:effectExtent l="0" t="0" r="0" b="0"/>
+            <wp:docPr id="1177994648" name="Imagen 1177994648"/>
             <wp:cNvGraphicFramePr>
               <a:graphicFrameLocks xmlns:a="http://schemas.openxmlformats.org/drawingml/2006/main" noChangeAspect="1"/>
             </wp:cNvGraphicFramePr>
@@ -1716,13 +2711,81 @@
               <a:graphicData uri="http://schemas.openxmlformats.org/drawingml/2006/picture">
                 <pic:pic xmlns:pic="http://schemas.openxmlformats.org/drawingml/2006/picture">
                   <pic:nvPicPr>
-                    <pic:cNvPr id="0" name="" descr=""/>
+                    <pic:cNvPr id="0" name=""/>
                     <pic:cNvPicPr>
                       <a:picLocks noChangeAspect="1" noChangeArrowheads="1"/>
                     </pic:cNvPicPr>
                   </pic:nvPicPr>
                   <pic:blipFill>
-                    <a:blip r:embed="rId26" cstate="none"/>
+                    <a:blip r:embed="rId23"/>
+                    <a:srcRect/>
+                    <a:stretch>
+                      <a:fillRect/>
+                    </a:stretch>
+                  </pic:blipFill>
+                  <pic:spPr bwMode="auto">
+                    <a:xfrm>
+                      <a:off x="0" y="0"/>
+                      <a:ext cx="5524500" cy="2686050"/>
+                    </a:xfrm>
+                    <a:prstGeom prst="rect">
+                      <a:avLst/>
+                    </a:prstGeom>
+                  </pic:spPr>
+                </pic:pic>
+              </a:graphicData>
+            </a:graphic>
+          </wp:inline>
+        </w:drawing>
+      </w:r>
+    </w:p>
+    <w:p>
+      <w:pPr>
+        <w:spacing w:after="200"/>
+        <w:jc w:val="center"/>
+      </w:pPr>
+      <w:r>
+        <w:rPr>
+          <w:i/>
+          <w:iCs/>
+          <w:sz w:val="20"/>
+          <w:szCs w:val="20"/>
+        </w:rPr>
+        <w:lastRenderedPageBreak/>
+        <w:t>Figura 19. Reporte de usuarios por rol.</w:t>
+      </w:r>
+    </w:p>
+    <w:p>
+      <w:pPr>
+        <w:spacing w:before="120"/>
+        <w:jc w:val="center"/>
+        <w:rPr>
+          <w:noProof/>
+        </w:rPr>
+      </w:pPr>
+      <w:r>
+        <w:rPr>
+          <w:noProof/>
+        </w:rPr>
+        <w:drawing>
+          <wp:inline distT="0" distB="0" distL="0" distR="0" wp14:anchorId="345D6C88" wp14:editId="345D6C89">
+            <wp:extent cx="5524500" cy="2800350"/>
+            <wp:effectExtent l="0" t="0" r="0" b="0"/>
+            <wp:docPr id="909449903" name="Imagen 909449903"/>
+            <wp:cNvGraphicFramePr>
+              <a:graphicFrameLocks xmlns:a="http://schemas.openxmlformats.org/drawingml/2006/main" noChangeAspect="1"/>
+            </wp:cNvGraphicFramePr>
+            <a:graphic xmlns:a="http://schemas.openxmlformats.org/drawingml/2006/main">
+              <a:graphicData uri="http://schemas.openxmlformats.org/drawingml/2006/picture">
+                <pic:pic xmlns:pic="http://schemas.openxmlformats.org/drawingml/2006/picture">
+                  <pic:nvPicPr>
+                    <pic:cNvPr id="0" name=""/>
+                    <pic:cNvPicPr>
+                      <a:picLocks noChangeAspect="1" noChangeArrowheads="1"/>
+                    </pic:cNvPicPr>
+                  </pic:nvPicPr>
+                  <pic:blipFill>
+                    <a:blip r:embed="rId24"/>
                     <a:srcRect/>
                     <a:stretch>
                       <a:fillRect/>
@@ -1746,47 +2809,18 @@
     </w:p>
     <w:p>
       <w:pPr>
-        <w:spacing w:after="200"/>
-        <w:jc w:val="center"/>
-      </w:pPr>
-      <w:r>
-        <w:rPr>
-          <w:i/>
-          <w:iCs/>
-          <w:sz w:val="20"/>
-          <w:szCs w:val="20"/>
-        </w:rPr>
-        <w:t xml:space="preserve">Figura 20. Reporte de usuarios por texto.</w:t>
-      </w:r>
-    </w:p>
-    <w:p>
-      <w:pPr>
-        <w:pStyle w:val="Heading1"/>
-        <w:spacing w:after="120" w:before="240"/>
-      </w:pPr>
-      <w:r>
-        <w:t xml:space="preserve">11. Recuperación de clave</w:t>
-      </w:r>
-    </w:p>
-    <w:p>
-      <w:pPr>
-        <w:spacing w:after="120"/>
-      </w:pPr>
-      <w:r>
-        <w:t xml:space="preserve">AuthService genera un token aleatorio de 256 bits, guarda solo su hash SHA-256 (tabla token_recuperacion, vigencia de 30 minutos) y CorreoService envía por correo el enlace /restablecer?token=... (API de Brevo o SMTP). El token sirve una sola vez; la nueva clave se guarda con BCrypt. La respuesta es la misma exista o no el correo.</w:t>
-      </w:r>
-    </w:p>
-    <w:p>
-      <w:pPr>
         <w:spacing w:before="120"/>
         <w:jc w:val="center"/>
       </w:pPr>
       <w:r>
+        <w:rPr>
+          <w:noProof/>
+        </w:rPr>
         <w:drawing>
-          <wp:inline distT="0" distB="0" distL="0" distR="0">
-            <wp:extent cx="5334000" cy="4914900"/>
-            <wp:effectExtent t="0" r="0" b="0" l="0"/>
-            <wp:docPr id="1" name="" descr="" title=""/>
+          <wp:inline distT="0" distB="0" distL="0" distR="0" wp14:anchorId="4B25E353" wp14:editId="4B25E354">
+            <wp:extent cx="5524500" cy="2800350"/>
+            <wp:effectExtent l="0" t="0" r="0" b="0"/>
+            <wp:docPr id="1723681403" name="Imagen 1723681403"/>
             <wp:cNvGraphicFramePr>
               <a:graphicFrameLocks xmlns:a="http://schemas.openxmlformats.org/drawingml/2006/main" noChangeAspect="1"/>
             </wp:cNvGraphicFramePr>
@@ -1794,13 +2828,98 @@
               <a:graphicData uri="http://schemas.openxmlformats.org/drawingml/2006/picture">
                 <pic:pic xmlns:pic="http://schemas.openxmlformats.org/drawingml/2006/picture">
                   <pic:nvPicPr>
-                    <pic:cNvPr id="0" name="" descr=""/>
+                    <pic:cNvPr id="0" name=""/>
                     <pic:cNvPicPr>
                       <a:picLocks noChangeAspect="1" noChangeArrowheads="1"/>
                     </pic:cNvPicPr>
                   </pic:nvPicPr>
                   <pic:blipFill>
-                    <a:blip r:embed="rId27" cstate="none"/>
+                    <a:blip r:embed="rId24"/>
+                    <a:srcRect/>
+                    <a:stretch>
+                      <a:fillRect/>
+                    </a:stretch>
+                  </pic:blipFill>
+                  <pic:spPr bwMode="auto">
+                    <a:xfrm>
+                      <a:off x="0" y="0"/>
+                      <a:ext cx="5524500" cy="2800350"/>
+                    </a:xfrm>
+                    <a:prstGeom prst="rect">
+                      <a:avLst/>
+                    </a:prstGeom>
+                  </pic:spPr>
+                </pic:pic>
+              </a:graphicData>
+            </a:graphic>
+          </wp:inline>
+        </w:drawing>
+      </w:r>
+    </w:p>
+    <w:p>
+      <w:pPr>
+        <w:spacing w:after="200"/>
+        <w:jc w:val="center"/>
+      </w:pPr>
+      <w:r>
+        <w:rPr>
+          <w:i/>
+          <w:iCs/>
+          <w:sz w:val="20"/>
+          <w:szCs w:val="20"/>
+        </w:rPr>
+        <w:t>Figura 20. Reporte de usuarios por texto.</w:t>
+      </w:r>
+    </w:p>
+    <w:p>
+      <w:pPr>
+        <w:pStyle w:val="Ttulo1"/>
+        <w:spacing w:before="240" w:after="120"/>
+      </w:pPr>
+      <w:r>
+        <w:t>11. Recuperación de clave</w:t>
+      </w:r>
+    </w:p>
+    <w:p>
+      <w:pPr>
+        <w:spacing w:after="120"/>
+      </w:pPr>
+      <w:r>
+        <w:t>AuthService genera un token aleatorio de 256 bits, guarda solo su hash SHA-256 (tabla token_recuperacion, vigencia de 30 minutos) y CorreoService envía por correo el enlace /restablecer?token=... (API de Brevo o SMTP). El token sirve una sola vez; la nueva clave se guarda con BCrypt. La respuesta es la misma exista o no el correo.</w:t>
+      </w:r>
+    </w:p>
+    <w:p>
+      <w:pPr>
+        <w:spacing w:before="120"/>
+        <w:jc w:val="center"/>
+        <w:rPr>
+          <w:noProof/>
+        </w:rPr>
+      </w:pPr>
+      <w:r>
+        <w:rPr>
+          <w:noProof/>
+        </w:rPr>
+        <w:lastRenderedPageBreak/>
+        <w:drawing>
+          <wp:inline distT="0" distB="0" distL="0" distR="0" wp14:anchorId="345D6C8A" wp14:editId="345D6C8B">
+            <wp:extent cx="5334000" cy="4914900"/>
+            <wp:effectExtent l="0" t="0" r="0" b="0"/>
+            <wp:docPr id="1917781512" name="Imagen 1917781512"/>
+            <wp:cNvGraphicFramePr>
+              <a:graphicFrameLocks xmlns:a="http://schemas.openxmlformats.org/drawingml/2006/main" noChangeAspect="1"/>
+            </wp:cNvGraphicFramePr>
+            <a:graphic xmlns:a="http://schemas.openxmlformats.org/drawingml/2006/main">
+              <a:graphicData uri="http://schemas.openxmlformats.org/drawingml/2006/picture">
+                <pic:pic xmlns:pic="http://schemas.openxmlformats.org/drawingml/2006/picture">
+                  <pic:nvPicPr>
+                    <pic:cNvPr id="0" name=""/>
+                    <pic:cNvPicPr>
+                      <a:picLocks noChangeAspect="1" noChangeArrowheads="1"/>
+                    </pic:cNvPicPr>
+                  </pic:nvPicPr>
+                  <pic:blipFill>
+                    <a:blip r:embed="rId25"/>
                     <a:srcRect/>
                     <a:stretch>
                       <a:fillRect/>
@@ -1824,30 +2943,18 @@
     </w:p>
     <w:p>
       <w:pPr>
-        <w:spacing w:after="200"/>
-        <w:jc w:val="center"/>
-      </w:pPr>
-      <w:r>
-        <w:rPr>
-          <w:i/>
-          <w:iCs/>
-          <w:sz w:val="20"/>
-          <w:szCs w:val="20"/>
-        </w:rPr>
-        <w:t xml:space="preserve">Figura 21. Recuperación de clave en AuthService.</w:t>
-      </w:r>
-    </w:p>
-    <w:p>
-      <w:pPr>
         <w:spacing w:before="120"/>
         <w:jc w:val="center"/>
       </w:pPr>
       <w:r>
+        <w:rPr>
+          <w:noProof/>
+        </w:rPr>
         <w:drawing>
-          <wp:inline distT="0" distB="0" distL="0" distR="0">
-            <wp:extent cx="4381500" cy="2124075"/>
-            <wp:effectExtent t="0" r="0" b="0" l="0"/>
-            <wp:docPr id="1" name="" descr="" title=""/>
+          <wp:inline distT="0" distB="0" distL="0" distR="0" wp14:anchorId="4B25E355" wp14:editId="4B25E356">
+            <wp:extent cx="5334000" cy="4914900"/>
+            <wp:effectExtent l="0" t="0" r="0" b="0"/>
+            <wp:docPr id="403968802" name="Imagen 403968802"/>
             <wp:cNvGraphicFramePr>
               <a:graphicFrameLocks xmlns:a="http://schemas.openxmlformats.org/drawingml/2006/main" noChangeAspect="1"/>
             </wp:cNvGraphicFramePr>
@@ -1855,13 +2962,80 @@
               <a:graphicData uri="http://schemas.openxmlformats.org/drawingml/2006/picture">
                 <pic:pic xmlns:pic="http://schemas.openxmlformats.org/drawingml/2006/picture">
                   <pic:nvPicPr>
-                    <pic:cNvPr id="0" name="" descr=""/>
+                    <pic:cNvPr id="0" name=""/>
                     <pic:cNvPicPr>
                       <a:picLocks noChangeAspect="1" noChangeArrowheads="1"/>
                     </pic:cNvPicPr>
                   </pic:nvPicPr>
                   <pic:blipFill>
-                    <a:blip r:embed="rId28" cstate="none"/>
+                    <a:blip r:embed="rId25"/>
+                    <a:srcRect/>
+                    <a:stretch>
+                      <a:fillRect/>
+                    </a:stretch>
+                  </pic:blipFill>
+                  <pic:spPr bwMode="auto">
+                    <a:xfrm>
+                      <a:off x="0" y="0"/>
+                      <a:ext cx="5334000" cy="4914900"/>
+                    </a:xfrm>
+                    <a:prstGeom prst="rect">
+                      <a:avLst/>
+                    </a:prstGeom>
+                  </pic:spPr>
+                </pic:pic>
+              </a:graphicData>
+            </a:graphic>
+          </wp:inline>
+        </w:drawing>
+      </w:r>
+    </w:p>
+    <w:p>
+      <w:pPr>
+        <w:spacing w:after="200"/>
+        <w:jc w:val="center"/>
+      </w:pPr>
+      <w:r>
+        <w:rPr>
+          <w:i/>
+          <w:iCs/>
+          <w:sz w:val="20"/>
+          <w:szCs w:val="20"/>
+        </w:rPr>
+        <w:t>Figura 21. Recuperación de clave en AuthService.</w:t>
+      </w:r>
+    </w:p>
+    <w:p>
+      <w:pPr>
+        <w:spacing w:before="120"/>
+        <w:jc w:val="center"/>
+        <w:rPr>
+          <w:noProof/>
+        </w:rPr>
+      </w:pPr>
+      <w:r>
+        <w:rPr>
+          <w:noProof/>
+        </w:rPr>
+        <w:drawing>
+          <wp:inline distT="0" distB="0" distL="0" distR="0" wp14:anchorId="345D6C8C" wp14:editId="345D6C8D">
+            <wp:extent cx="4381500" cy="2124075"/>
+            <wp:effectExtent l="0" t="0" r="0" b="0"/>
+            <wp:docPr id="1197855517" name="Imagen 1197855517"/>
+            <wp:cNvGraphicFramePr>
+              <a:graphicFrameLocks xmlns:a="http://schemas.openxmlformats.org/drawingml/2006/main" noChangeAspect="1"/>
+            </wp:cNvGraphicFramePr>
+            <a:graphic xmlns:a="http://schemas.openxmlformats.org/drawingml/2006/main">
+              <a:graphicData uri="http://schemas.openxmlformats.org/drawingml/2006/picture">
+                <pic:pic xmlns:pic="http://schemas.openxmlformats.org/drawingml/2006/picture">
+                  <pic:nvPicPr>
+                    <pic:cNvPr id="0" name=""/>
+                    <pic:cNvPicPr>
+                      <a:picLocks noChangeAspect="1" noChangeArrowheads="1"/>
+                    </pic:cNvPicPr>
+                  </pic:nvPicPr>
+                  <pic:blipFill>
+                    <a:blip r:embed="rId26"/>
                     <a:srcRect/>
                     <a:stretch>
                       <a:fillRect/>
@@ -1885,30 +3059,18 @@
     </w:p>
     <w:p>
       <w:pPr>
-        <w:spacing w:after="200"/>
-        <w:jc w:val="center"/>
-      </w:pPr>
-      <w:r>
-        <w:rPr>
-          <w:i/>
-          <w:iCs/>
-          <w:sz w:val="20"/>
-          <w:szCs w:val="20"/>
-        </w:rPr>
-        <w:t xml:space="preserve">Figura 22. Formulario de recuperación de clave.</w:t>
-      </w:r>
-    </w:p>
-    <w:p>
-      <w:pPr>
         <w:spacing w:before="120"/>
         <w:jc w:val="center"/>
       </w:pPr>
       <w:r>
+        <w:rPr>
+          <w:noProof/>
+        </w:rPr>
         <w:drawing>
-          <wp:inline distT="0" distB="0" distL="0" distR="0">
-            <wp:extent cx="4381500" cy="2190750"/>
-            <wp:effectExtent t="0" r="0" b="0" l="0"/>
-            <wp:docPr id="1" name="" descr="" title=""/>
+          <wp:inline distT="0" distB="0" distL="0" distR="0" wp14:anchorId="4B25E357" wp14:editId="4B25E358">
+            <wp:extent cx="4381500" cy="2124075"/>
+            <wp:effectExtent l="0" t="0" r="0" b="0"/>
+            <wp:docPr id="166438301" name="Imagen 166438301"/>
             <wp:cNvGraphicFramePr>
               <a:graphicFrameLocks xmlns:a="http://schemas.openxmlformats.org/drawingml/2006/main" noChangeAspect="1"/>
             </wp:cNvGraphicFramePr>
@@ -1916,13 +3078,81 @@
               <a:graphicData uri="http://schemas.openxmlformats.org/drawingml/2006/picture">
                 <pic:pic xmlns:pic="http://schemas.openxmlformats.org/drawingml/2006/picture">
                   <pic:nvPicPr>
-                    <pic:cNvPr id="0" name="" descr=""/>
+                    <pic:cNvPr id="0" name=""/>
                     <pic:cNvPicPr>
                       <a:picLocks noChangeAspect="1" noChangeArrowheads="1"/>
                     </pic:cNvPicPr>
                   </pic:nvPicPr>
                   <pic:blipFill>
-                    <a:blip r:embed="rId29" cstate="none"/>
+                    <a:blip r:embed="rId26"/>
+                    <a:srcRect/>
+                    <a:stretch>
+                      <a:fillRect/>
+                    </a:stretch>
+                  </pic:blipFill>
+                  <pic:spPr bwMode="auto">
+                    <a:xfrm>
+                      <a:off x="0" y="0"/>
+                      <a:ext cx="4381500" cy="2124075"/>
+                    </a:xfrm>
+                    <a:prstGeom prst="rect">
+                      <a:avLst/>
+                    </a:prstGeom>
+                  </pic:spPr>
+                </pic:pic>
+              </a:graphicData>
+            </a:graphic>
+          </wp:inline>
+        </w:drawing>
+      </w:r>
+    </w:p>
+    <w:p>
+      <w:pPr>
+        <w:spacing w:after="200"/>
+        <w:jc w:val="center"/>
+      </w:pPr>
+      <w:r>
+        <w:rPr>
+          <w:i/>
+          <w:iCs/>
+          <w:sz w:val="20"/>
+          <w:szCs w:val="20"/>
+        </w:rPr>
+        <w:t>Figura 22. Formulario de recuperación de clave.</w:t>
+      </w:r>
+    </w:p>
+    <w:p>
+      <w:pPr>
+        <w:spacing w:before="120"/>
+        <w:jc w:val="center"/>
+        <w:rPr>
+          <w:noProof/>
+        </w:rPr>
+      </w:pPr>
+      <w:r>
+        <w:rPr>
+          <w:noProof/>
+        </w:rPr>
+        <w:lastRenderedPageBreak/>
+        <w:drawing>
+          <wp:inline distT="0" distB="0" distL="0" distR="0" wp14:anchorId="345D6C8E" wp14:editId="345D6C8F">
+            <wp:extent cx="4381500" cy="2190750"/>
+            <wp:effectExtent l="0" t="0" r="0" b="0"/>
+            <wp:docPr id="968293622" name="Imagen 968293622"/>
+            <wp:cNvGraphicFramePr>
+              <a:graphicFrameLocks xmlns:a="http://schemas.openxmlformats.org/drawingml/2006/main" noChangeAspect="1"/>
+            </wp:cNvGraphicFramePr>
+            <a:graphic xmlns:a="http://schemas.openxmlformats.org/drawingml/2006/main">
+              <a:graphicData uri="http://schemas.openxmlformats.org/drawingml/2006/picture">
+                <pic:pic xmlns:pic="http://schemas.openxmlformats.org/drawingml/2006/picture">
+                  <pic:nvPicPr>
+                    <pic:cNvPr id="0" name=""/>
+                    <pic:cNvPicPr>
+                      <a:picLocks noChangeAspect="1" noChangeArrowheads="1"/>
+                    </pic:cNvPicPr>
+                  </pic:nvPicPr>
+                  <pic:blipFill>
+                    <a:blip r:embed="rId27"/>
                     <a:srcRect/>
                     <a:stretch>
                       <a:fillRect/>
@@ -1946,6 +3176,55 @@
     </w:p>
     <w:p>
       <w:pPr>
+        <w:spacing w:before="120"/>
+        <w:jc w:val="center"/>
+      </w:pPr>
+      <w:r>
+        <w:rPr>
+          <w:noProof/>
+        </w:rPr>
+        <w:drawing>
+          <wp:inline distT="0" distB="0" distL="0" distR="0" wp14:anchorId="4B25E359" wp14:editId="4B25E35A">
+            <wp:extent cx="4381500" cy="2190750"/>
+            <wp:effectExtent l="0" t="0" r="0" b="0"/>
+            <wp:docPr id="1750144053" name="Imagen 1750144053"/>
+            <wp:cNvGraphicFramePr>
+              <a:graphicFrameLocks xmlns:a="http://schemas.openxmlformats.org/drawingml/2006/main" noChangeAspect="1"/>
+            </wp:cNvGraphicFramePr>
+            <a:graphic xmlns:a="http://schemas.openxmlformats.org/drawingml/2006/main">
+              <a:graphicData uri="http://schemas.openxmlformats.org/drawingml/2006/picture">
+                <pic:pic xmlns:pic="http://schemas.openxmlformats.org/drawingml/2006/picture">
+                  <pic:nvPicPr>
+                    <pic:cNvPr id="0" name=""/>
+                    <pic:cNvPicPr>
+                      <a:picLocks noChangeAspect="1" noChangeArrowheads="1"/>
+                    </pic:cNvPicPr>
+                  </pic:nvPicPr>
+                  <pic:blipFill>
+                    <a:blip r:embed="rId27"/>
+                    <a:srcRect/>
+                    <a:stretch>
+                      <a:fillRect/>
+                    </a:stretch>
+                  </pic:blipFill>
+                  <pic:spPr bwMode="auto">
+                    <a:xfrm>
+                      <a:off x="0" y="0"/>
+                      <a:ext cx="4381500" cy="2190750"/>
+                    </a:xfrm>
+                    <a:prstGeom prst="rect">
+                      <a:avLst/>
+                    </a:prstGeom>
+                  </pic:spPr>
+                </pic:pic>
+              </a:graphicData>
+            </a:graphic>
+          </wp:inline>
+        </w:drawing>
+      </w:r>
+    </w:p>
+    <w:p>
+      <w:pPr>
         <w:spacing w:after="200"/>
         <w:jc w:val="center"/>
       </w:pPr>
@@ -1956,16 +3235,16 @@
           <w:sz w:val="20"/>
           <w:szCs w:val="20"/>
         </w:rPr>
-        <w:t xml:space="preserve">Figura 23. Confirmación tras solicitar la recuperación.</w:t>
-      </w:r>
-    </w:p>
-    <w:p>
-      <w:pPr>
-        <w:pStyle w:val="Heading1"/>
-        <w:spacing w:after="120" w:before="240"/>
-      </w:pPr>
-      <w:r>
-        <w:t xml:space="preserve">12. Historial de commits</w:t>
+        <w:t>Figura 23. Confirmación tras solicitar la recuperación.</w:t>
+      </w:r>
+    </w:p>
+    <w:p>
+      <w:pPr>
+        <w:pStyle w:val="Ttulo1"/>
+        <w:spacing w:before="240" w:after="120"/>
+      </w:pPr>
+      <w:r>
+        <w:t>12. Historial de commits</w:t>
       </w:r>
     </w:p>
     <w:p>
@@ -1973,7 +3252,7 @@
         <w:spacing w:after="120"/>
       </w:pPr>
       <w:r>
-        <w:t xml:space="preserve">El repositorio tiene 24 commits hechos a medida que se construía el proyecto.</w:t>
+        <w:t>El repositorio tiene 24 commits hechos a medida que se construía el proyecto.</w:t>
       </w:r>
     </w:p>
     <w:p>
@@ -1982,11 +3261,11 @@
       </w:pPr>
       <w:r>
         <w:rPr>
-          <w:rFonts w:ascii="Consolas" w:cs="Consolas" w:eastAsia="Consolas" w:hAnsi="Consolas"/>
+          <w:rFonts w:ascii="Consolas" w:eastAsia="Consolas" w:hAnsi="Consolas" w:cs="Consolas"/>
           <w:sz w:val="18"/>
           <w:szCs w:val="18"/>
         </w:rPr>
-        <w:t xml:space="preserve">185c393  2026-09-20  Creación del proyecto Spring Boot 3.5 con Maven, .gitignore y variables de entorno de ejemplo</w:t>
+        <w:t>185c393  2026-09-20  Creación del proyecto Spring Boot 3.5 con Maven, .gitignore y variables de entorno de ejemplo</w:t>
       </w:r>
     </w:p>
     <w:p>
@@ -1995,11 +3274,11 @@
       </w:pPr>
       <w:r>
         <w:rPr>
-          <w:rFonts w:ascii="Consolas" w:cs="Consolas" w:eastAsia="Consolas" w:hAnsi="Consolas"/>
+          <w:rFonts w:ascii="Consolas" w:eastAsia="Consolas" w:hAnsi="Consolas" w:cs="Consolas"/>
           <w:sz w:val="18"/>
           <w:szCs w:val="18"/>
         </w:rPr>
-        <w:t xml:space="preserve">d6f914a  2026-09-20  Agrega EdificiosApplication como punto de entrada</w:t>
+        <w:t>d6f914a  2026-09-20  Agrega EdificiosApplication como punto de entrada</w:t>
       </w:r>
     </w:p>
     <w:p>
@@ -2008,11 +3287,11 @@
       </w:pPr>
       <w:r>
         <w:rPr>
-          <w:rFonts w:ascii="Consolas" w:cs="Consolas" w:eastAsia="Consolas" w:hAnsi="Consolas"/>
+          <w:rFonts w:ascii="Consolas" w:eastAsia="Consolas" w:hAnsi="Consolas" w:cs="Consolas"/>
           <w:sz w:val="18"/>
           <w:szCs w:val="18"/>
         </w:rPr>
-        <w:t xml:space="preserve">9d6dff0  2026-09-20  Configura la aplicación: base de datos, JPA en modo validate y correo SMTP por variables de entorno</w:t>
+        <w:t>9d6dff0  2026-09-20  Configura la aplicación: base de datos, JPA en modo validate y correo SMTP por variables de entorno</w:t>
       </w:r>
     </w:p>
     <w:p>
@@ -2021,11 +3300,11 @@
       </w:pPr>
       <w:r>
         <w:rPr>
-          <w:rFonts w:ascii="Consolas" w:cs="Consolas" w:eastAsia="Consolas" w:hAnsi="Consolas"/>
+          <w:rFonts w:ascii="Consolas" w:eastAsia="Consolas" w:hAnsi="Consolas" w:cs="Consolas"/>
           <w:sz w:val="18"/>
           <w:szCs w:val="18"/>
         </w:rPr>
-        <w:t xml:space="preserve">bdf428b  2026-09-20  Agrega scripts de base de datos schema.sql y data.sql</w:t>
+        <w:t>bdf428b  2026-09-20  Agrega scripts de base de datos schema.sql y data.sql</w:t>
       </w:r>
     </w:p>
     <w:p>
@@ -2034,11 +3313,11 @@
       </w:pPr>
       <w:r>
         <w:rPr>
-          <w:rFonts w:ascii="Consolas" w:cs="Consolas" w:eastAsia="Consolas" w:hAnsi="Consolas"/>
+          <w:rFonts w:ascii="Consolas" w:eastAsia="Consolas" w:hAnsi="Consolas" w:cs="Consolas"/>
           <w:sz w:val="18"/>
           <w:szCs w:val="18"/>
         </w:rPr>
-        <w:t xml:space="preserve">399fd6b  2026-09-20  Agrega las entidades JPA Usuario y Edificio con Bean Validation</w:t>
+        <w:t>399fd6b  2026-09-20  Agrega las entidades JPA Usuario y Edificio con Bean Validation</w:t>
       </w:r>
     </w:p>
     <w:p>
@@ -2047,11 +3326,11 @@
       </w:pPr>
       <w:r>
         <w:rPr>
-          <w:rFonts w:ascii="Consolas" w:cs="Consolas" w:eastAsia="Consolas" w:hAnsi="Consolas"/>
+          <w:rFonts w:ascii="Consolas" w:eastAsia="Consolas" w:hAnsi="Consolas" w:cs="Consolas"/>
           <w:sz w:val="18"/>
           <w:szCs w:val="18"/>
         </w:rPr>
-        <w:t xml:space="preserve">2c06452  2026-09-20  Agrega repositorios Spring Data JPA con consultas de reporte parametrizadas</w:t>
+        <w:t>2c06452  2026-09-20  Agrega repositorios Spring Data JPA con consultas de reporte parametrizadas</w:t>
       </w:r>
     </w:p>
     <w:p>
@@ -2060,11 +3339,11 @@
       </w:pPr>
       <w:r>
         <w:rPr>
-          <w:rFonts w:ascii="Consolas" w:cs="Consolas" w:eastAsia="Consolas" w:hAnsi="Consolas"/>
+          <w:rFonts w:ascii="Consolas" w:eastAsia="Consolas" w:hAnsi="Consolas" w:cs="Consolas"/>
           <w:sz w:val="18"/>
           <w:szCs w:val="18"/>
         </w:rPr>
-        <w:t xml:space="preserve">e309e90  2026-09-20  Agrega servicios de negocio, BCrypt, recuperación de clave y envío de correo</w:t>
+        <w:t>e309e90  2026-09-20  Agrega servicios de negocio, BCrypt, recuperación de clave y envío de correo</w:t>
       </w:r>
     </w:p>
     <w:p>
@@ -2073,11 +3352,11 @@
       </w:pPr>
       <w:r>
         <w:rPr>
-          <w:rFonts w:ascii="Consolas" w:cs="Consolas" w:eastAsia="Consolas" w:hAnsi="Consolas"/>
+          <w:rFonts w:ascii="Consolas" w:eastAsia="Consolas" w:hAnsi="Consolas" w:cs="Consolas"/>
           <w:sz w:val="18"/>
           <w:szCs w:val="18"/>
         </w:rPr>
-        <w:t xml:space="preserve">c5546cd  2026-09-20  Agrega interceptor de sesión y control de acceso por rol</w:t>
+        <w:t>c5546cd  2026-09-20  Agrega interceptor de sesión y control de acceso por rol</w:t>
       </w:r>
     </w:p>
     <w:p>
@@ -2086,11 +3365,11 @@
       </w:pPr>
       <w:r>
         <w:rPr>
-          <w:rFonts w:ascii="Consolas" w:cs="Consolas" w:eastAsia="Consolas" w:hAnsi="Consolas"/>
+          <w:rFonts w:ascii="Consolas" w:eastAsia="Consolas" w:hAnsi="Consolas" w:cs="Consolas"/>
           <w:sz w:val="18"/>
           <w:szCs w:val="18"/>
         </w:rPr>
-        <w:t xml:space="preserve">d4dbb0a  2026-09-20  Agrega controladores MVC de autenticación, inicio, Edificio y Usuario</w:t>
+        <w:t>d4dbb0a  2026-09-20  Agrega controladores MVC de autenticación, inicio, Edificio y Usuario</w:t>
       </w:r>
     </w:p>
     <w:p>
@@ -2099,11 +3378,11 @@
       </w:pPr>
       <w:r>
         <w:rPr>
-          <w:rFonts w:ascii="Consolas" w:cs="Consolas" w:eastAsia="Consolas" w:hAnsi="Consolas"/>
+          <w:rFonts w:ascii="Consolas" w:eastAsia="Consolas" w:hAnsi="Consolas" w:cs="Consolas"/>
           <w:sz w:val="18"/>
           <w:szCs w:val="18"/>
         </w:rPr>
-        <w:t xml:space="preserve">bb20a3c  2026-09-20  Agrega plantillas Thymeleaf: layout con fragmentos, login, recuperación, inicio y error</w:t>
+        <w:t>bb20a3c  2026-09-20  Agrega plantillas Thymeleaf: layout con fragmentos, login, recuperación, inicio y error</w:t>
       </w:r>
     </w:p>
     <w:p>
@@ -2112,11 +3391,11 @@
       </w:pPr>
       <w:r>
         <w:rPr>
-          <w:rFonts w:ascii="Consolas" w:cs="Consolas" w:eastAsia="Consolas" w:hAnsi="Consolas"/>
+          <w:rFonts w:ascii="Consolas" w:eastAsia="Consolas" w:hAnsi="Consolas" w:cs="Consolas"/>
           <w:sz w:val="18"/>
           <w:szCs w:val="18"/>
         </w:rPr>
-        <w:t xml:space="preserve">89a8e2f  2026-09-20  Agrega plantillas Thymeleaf del CRUD y reportes de Edificio</w:t>
+        <w:t>89a8e2f  2026-09-20  Agrega plantillas Thymeleaf del CRUD y reportes de Edificio</w:t>
       </w:r>
     </w:p>
     <w:p>
@@ -2125,11 +3404,11 @@
       </w:pPr>
       <w:r>
         <w:rPr>
-          <w:rFonts w:ascii="Consolas" w:cs="Consolas" w:eastAsia="Consolas" w:hAnsi="Consolas"/>
+          <w:rFonts w:ascii="Consolas" w:eastAsia="Consolas" w:hAnsi="Consolas" w:cs="Consolas"/>
           <w:sz w:val="18"/>
           <w:szCs w:val="18"/>
         </w:rPr>
-        <w:t xml:space="preserve">9daa8ac  2026-09-20  Agrega plantillas Thymeleaf del CRUD y reportes de Usuario</w:t>
+        <w:t>9daa8ac  2026-09-20  Agrega plantillas Thymeleaf del CRUD y reportes de Usuario</w:t>
       </w:r>
     </w:p>
     <w:p>
@@ -2138,11 +3417,11 @@
       </w:pPr>
       <w:r>
         <w:rPr>
-          <w:rFonts w:ascii="Consolas" w:cs="Consolas" w:eastAsia="Consolas" w:hAnsi="Consolas"/>
+          <w:rFonts w:ascii="Consolas" w:eastAsia="Consolas" w:hAnsi="Consolas" w:cs="Consolas"/>
           <w:sz w:val="18"/>
           <w:szCs w:val="18"/>
         </w:rPr>
-        <w:t xml:space="preserve">aa4013d  2026-09-20  Agrega pruebas unitarias del servicio de Edificio</w:t>
+        <w:t>aa4013d  2026-09-20  Agrega pruebas unitarias del servicio de Edificio</w:t>
       </w:r>
     </w:p>
     <w:p>
@@ -2151,11 +3430,11 @@
       </w:pPr>
       <w:r>
         <w:rPr>
-          <w:rFonts w:ascii="Consolas" w:cs="Consolas" w:eastAsia="Consolas" w:hAnsi="Consolas"/>
+          <w:rFonts w:ascii="Consolas" w:eastAsia="Consolas" w:hAnsi="Consolas" w:cs="Consolas"/>
           <w:sz w:val="18"/>
           <w:szCs w:val="18"/>
         </w:rPr>
-        <w:t xml:space="preserve">807c1cb  2026-09-20  Limita el seguimiento de sesión a cookies para no exponer jsessionid en la URL</w:t>
+        <w:t>807c1cb  2026-09-20  Limita el seguimiento de sesión a cookies para no exponer jsessionid en la URL</w:t>
       </w:r>
     </w:p>
     <w:p>
@@ -2164,11 +3443,11 @@
       </w:pPr>
       <w:r>
         <w:rPr>
-          <w:rFonts w:ascii="Consolas" w:cs="Consolas" w:eastAsia="Consolas" w:hAnsi="Consolas"/>
+          <w:rFonts w:ascii="Consolas" w:eastAsia="Consolas" w:hAnsi="Consolas" w:cs="Consolas"/>
           <w:sz w:val="18"/>
           <w:szCs w:val="18"/>
         </w:rPr>
-        <w:t xml:space="preserve">01479af  2026-09-20  Agrega Dockerfile para el despliegue</w:t>
+        <w:t>01479af  2026-09-20  Agrega Dockerfile para el despliegue</w:t>
       </w:r>
     </w:p>
     <w:p>
@@ -2177,11 +3456,11 @@
       </w:pPr>
       <w:r>
         <w:rPr>
-          <w:rFonts w:ascii="Consolas" w:cs="Consolas" w:eastAsia="Consolas" w:hAnsi="Consolas"/>
+          <w:rFonts w:ascii="Consolas" w:eastAsia="Consolas" w:hAnsi="Consolas" w:cs="Consolas"/>
           <w:sz w:val="18"/>
           <w:szCs w:val="18"/>
         </w:rPr>
-        <w:t xml:space="preserve">b1adae2  2026-09-20  Agrega README con guía utilizada, configuración y decisiones técnicas</w:t>
+        <w:t>b1adae2  2026-09-20  Agrega README con guía utilizada, configuración y decisiones técnicas</w:t>
       </w:r>
     </w:p>
     <w:p>
@@ -2190,11 +3469,11 @@
       </w:pPr>
       <w:r>
         <w:rPr>
-          <w:rFonts w:ascii="Consolas" w:cs="Consolas" w:eastAsia="Consolas" w:hAnsi="Consolas"/>
+          <w:rFonts w:ascii="Consolas" w:eastAsia="Consolas" w:hAnsi="Consolas" w:cs="Consolas"/>
           <w:sz w:val="18"/>
           <w:szCs w:val="18"/>
         </w:rPr>
-        <w:t xml:space="preserve">18816a1  2026-09-20  Ajusta comentario del controlador de Edificio</w:t>
+        <w:t>18816a1  2026-09-20  Ajusta comentario del controlador de Edificio</w:t>
       </w:r>
     </w:p>
     <w:p>
@@ -2203,11 +3482,11 @@
       </w:pPr>
       <w:r>
         <w:rPr>
-          <w:rFonts w:ascii="Consolas" w:cs="Consolas" w:eastAsia="Consolas" w:hAnsi="Consolas"/>
+          <w:rFonts w:ascii="Consolas" w:eastAsia="Consolas" w:hAnsi="Consolas" w:cs="Consolas"/>
           <w:sz w:val="18"/>
           <w:szCs w:val="18"/>
         </w:rPr>
-        <w:t xml:space="preserve">5d563b7  2026-09-20  Agrega capturas de la aplicación y de código con resaltado de sintaxis</w:t>
+        <w:t>5d563b7  2026-09-20  Agrega capturas de la aplicación y de código con resaltado de sintaxis</w:t>
       </w:r>
     </w:p>
     <w:p>
@@ -2216,11 +3495,11 @@
       </w:pPr>
       <w:r>
         <w:rPr>
-          <w:rFonts w:ascii="Consolas" w:cs="Consolas" w:eastAsia="Consolas" w:hAnsi="Consolas"/>
+          <w:rFonts w:ascii="Consolas" w:eastAsia="Consolas" w:hAnsi="Consolas" w:cs="Consolas"/>
           <w:sz w:val="18"/>
           <w:szCs w:val="18"/>
         </w:rPr>
-        <w:t xml:space="preserve">b9f744a  2026-09-20  Agrega scripts para generar capturas y documentos de entrega</w:t>
+        <w:t>b9f744a  2026-09-20  Agrega scripts para generar capturas y documentos de entrega</w:t>
       </w:r>
     </w:p>
     <w:p>
@@ -2229,11 +3508,11 @@
       </w:pPr>
       <w:r>
         <w:rPr>
-          <w:rFonts w:ascii="Consolas" w:cs="Consolas" w:eastAsia="Consolas" w:hAnsi="Consolas"/>
+          <w:rFonts w:ascii="Consolas" w:eastAsia="Consolas" w:hAnsi="Consolas" w:cs="Consolas"/>
           <w:sz w:val="18"/>
           <w:szCs w:val="18"/>
         </w:rPr>
-        <w:t xml:space="preserve">6c4a591  2026-09-20  Agrega guion de sustentación, guía de estudio, lista de verificación y pendientes</w:t>
+        <w:t>6c4a591  2026-09-20  Agrega guion de sustentación, guía de estudio, lista de verificación y pendientes</w:t>
       </w:r>
     </w:p>
     <w:p>
@@ -2242,11 +3521,11 @@
       </w:pPr>
       <w:r>
         <w:rPr>
-          <w:rFonts w:ascii="Consolas" w:cs="Consolas" w:eastAsia="Consolas" w:hAnsi="Consolas"/>
+          <w:rFonts w:ascii="Consolas" w:eastAsia="Consolas" w:hAnsi="Consolas" w:cs="Consolas"/>
           <w:sz w:val="18"/>
           <w:szCs w:val="18"/>
         </w:rPr>
-        <w:t xml:space="preserve">f044318  2026-09-20  Documenta el despliegue en Render y actualiza documentos de entrega con la URL</w:t>
+        <w:t>f044318  2026-09-20  Documenta el despliegue en Render y actualiza documentos de entrega con la URL</w:t>
       </w:r>
     </w:p>
     <w:p>
@@ -2255,11 +3534,11 @@
       </w:pPr>
       <w:r>
         <w:rPr>
-          <w:rFonts w:ascii="Consolas" w:cs="Consolas" w:eastAsia="Consolas" w:hAnsi="Consolas"/>
+          <w:rFonts w:ascii="Consolas" w:eastAsia="Consolas" w:hAnsi="Consolas" w:cs="Consolas"/>
           <w:sz w:val="18"/>
           <w:szCs w:val="18"/>
         </w:rPr>
-        <w:t xml:space="preserve">5c867e3  2026-09-20  Agrega tabla y entidad de tokens de recuperación con hash SHA-256</w:t>
+        <w:t>5c867e3  2026-09-20  Agrega tabla y entidad de tokens de recuperación con hash SHA-256</w:t>
       </w:r>
     </w:p>
     <w:p>
@@ -2268,11 +3547,11 @@
       </w:pPr>
       <w:r>
         <w:rPr>
-          <w:rFonts w:ascii="Consolas" w:cs="Consolas" w:eastAsia="Consolas" w:hAnsi="Consolas"/>
+          <w:rFonts w:ascii="Consolas" w:eastAsia="Consolas" w:hAnsi="Consolas" w:cs="Consolas"/>
           <w:sz w:val="18"/>
           <w:szCs w:val="18"/>
         </w:rPr>
-        <w:t xml:space="preserve">bf11d3c  2026-09-20  Recuperación de clave con enlace de token de un solo uso y envío por la API de Brevo, SMTP o log</w:t>
+        <w:t>bf11d3c  2026-09-20  Recuperación de clave con enlace de token de un solo uso y envío por la API de Brevo, SMTP o log</w:t>
       </w:r>
     </w:p>
     <w:p>
@@ -2281,106 +3560,30 @@
       </w:pPr>
       <w:r>
         <w:rPr>
-          <w:rFonts w:ascii="Consolas" w:cs="Consolas" w:eastAsia="Consolas" w:hAnsi="Consolas"/>
+          <w:rFonts w:ascii="Consolas" w:eastAsia="Consolas" w:hAnsi="Consolas" w:cs="Consolas"/>
           <w:sz w:val="18"/>
           <w:szCs w:val="18"/>
         </w:rPr>
-        <w:t xml:space="preserve">8000bff  2026-09-20  Actualiza README, guías y documentos para la recuperación por token</w:t>
+        <w:t>8000bff  2026-09-20  Actualiza README, guías y documentos para la recuperación por token</w:t>
       </w:r>
     </w:p>
     <w:sectPr>
-      <w:pgSz w:w="11906" w:h="16838" w:orient="portrait"/>
+      <w:pgSz w:w="11906" w:h="16838"/>
       <w:pgMar w:top="1440" w:right="1440" w:bottom="1440" w:left="1440" w:header="708" w:footer="708" w:gutter="0"/>
-      <w:pgNumType/>
+      <w:cols w:space="720"/>
       <w:docGrid w:linePitch="360"/>
     </w:sectPr>
   </w:body>
 </w:document>
 </file>
 
-<file path=word/comments.xml><?xml version="1.0" encoding="utf-8"?>
-<w:comments xmlns:cx="http://schemas.microsoft.com/office/drawing/2014/chartex" xmlns:cx1="http://schemas.microsoft.com/office/drawing/2015/9/8/chartex" xmlns:cx2="http://schemas.microsoft.com/office/drawing/2015/10/21/chartex" xmlns:cx3="http://schemas.microsoft.com/office/drawing/2016/5/9/chartex" xmlns:cx4="http://schemas.microsoft.com/office/drawing/2016/5/10/chartex" xmlns:cx5="http://schemas.microsoft.com/office/drawing/2016/5/11/chartex" xmlns:cx6="http://schemas.microsoft.com/office/drawing/2016/5/12/chartex" xmlns:cx7="http://schemas.microsoft.com/office/drawing/2016/5/13/chartex" xmlns:cx8="http://schemas.microsoft.com/office/drawing/2016/5/14/chartex" xmlns:mc="http://schemas.openxmlformats.org/markup-compatibility/2006" xmlns:aink="http://schemas.microsoft.com/office/drawing/2016/ink" xmlns:am3d="http://schemas.microsoft.com/office/drawing/2017/model3d" xmlns:o="urn:schemas-microsoft-com:office:office" xmlns:r="http://schemas.openxmlformats.org/officeDocument/2006/relationships" xmlns:m="http://schemas.openxmlformats.org/officeDocument/2006/math" xmlns:v="urn:schemas-microsoft-com:vml" xmlns:wp14="http://schemas.microsoft.com/office/word/2010/wordprocessingDrawing" xmlns:wp="http://schemas.openxmlformats.org/drawingml/2006/wordprocessingDrawing" xmlns:w10="urn:schemas-microsoft-com:office:word" xmlns:w="http://schemas.openxmlformats.org/wordprocessingml/2006/main" xmlns:w14="http://schemas.microsoft.com/office/word/2010/wordml" xmlns:w15="http://schemas.microsoft.com/office/word/2012/wordml" xmlns:w16cex="http://schemas.microsoft.com/office/word/2018/wordml/cex" xmlns:w16cid="http://schemas.microsoft.com/office/word/2016/wordml/cid" xmlns:w16="http://schemas.microsoft.com/office/word/2018/wordml" xmlns:w16sdtdh="http://schemas.microsoft.com/office/word/2020/wordml/sdtdatahash" xmlns:w16se="http://schemas.microsoft.com/office/word/2015/wordml/symex" xmlns:wpg="http://schemas.microsoft.com/office/word/2010/wordprocessingGroup" xmlns:wpi="http://schemas.microsoft.com/office/word/2010/wordprocessingInk" xmlns:wne="http://schemas.microsoft.com/office/word/2006/wordml" xmlns:wps="http://schemas.microsoft.com/office/word/2010/wordprocessingShape"/>
-</file>
-
-<file path=word/endnotes.xml><?xml version="1.0" encoding="utf-8"?>
-<w:endnotes xmlns:wpc="http://schemas.microsoft.com/office/word/2010/wordprocessingCanvas" xmlns:mc="http://schemas.openxmlformats.org/markup-compatibility/2006" xmlns:o="urn:schemas-microsoft-com:office:office" xmlns:r="http://schemas.openxmlformats.org/officeDocument/2006/relationships" xmlns:m="http://schemas.openxmlformats.org/officeDocument/2006/math" xmlns:v="urn:schemas-microsoft-com:vml" xmlns:wp14="http://schemas.microsoft.com/office/word/2010/wordprocessingDrawing" xmlns:wp="http://schemas.openxmlformats.org/drawingml/2006/wordprocessingDrawing" xmlns:w10="urn:schemas-microsoft-com:office:word" xmlns:w="http://schemas.openxmlformats.org/wordprocessingml/2006/main" xmlns:w14="http://schemas.microsoft.com/office/word/2010/wordml" xmlns:w15="http://schemas.microsoft.com/office/word/2012/wordml" xmlns:wpg="http://schemas.microsoft.com/office/word/2010/wordprocessingGroup" xmlns:wpi="http://schemas.microsoft.com/office/word/2010/wordprocessingInk" xmlns:wne="http://schemas.microsoft.com/office/word/2006/wordml" xmlns:wps="http://schemas.microsoft.com/office/word/2010/wordprocessingShape" mc:Ignorable="w14 w15 wp14">
-  <w:endnote w:type="separator" w:id="-1">
-    <w:p>
-      <w:pPr>
-        <w:spacing w:after="0" w:line="240" w:lineRule="auto"/>
-      </w:pPr>
-      <w:r>
-        <w:rPr>
-          <w:rStyle w:val="EndnoteReference"/>
-        </w:rPr>
-        <w:endnoteRef/>
-      </w:r>
-      <w:r>
-        <w:separator/>
-      </w:r>
-    </w:p>
-  </w:endnote>
-  <w:endnote w:type="continuationSeparator" w:id="0">
-    <w:p>
-      <w:pPr>
-        <w:spacing w:after="0" w:line="240" w:lineRule="auto"/>
-      </w:pPr>
-      <w:r>
-        <w:rPr>
-          <w:rStyle w:val="EndnoteReference"/>
-        </w:rPr>
-        <w:endnoteRef/>
-      </w:r>
-      <w:r>
-        <w:continuationSeparator/>
-      </w:r>
-    </w:p>
-  </w:endnote>
-</w:endnotes>
-</file>
-
-<file path=word/footnotes.xml><?xml version="1.0" encoding="utf-8"?>
-<w:footnotes xmlns:wpc="http://schemas.microsoft.com/office/word/2010/wordprocessingCanvas" xmlns:mc="http://schemas.openxmlformats.org/markup-compatibility/2006" xmlns:o="urn:schemas-microsoft-com:office:office" xmlns:r="http://schemas.openxmlformats.org/officeDocument/2006/relationships" xmlns:m="http://schemas.openxmlformats.org/officeDocument/2006/math" xmlns:v="urn:schemas-microsoft-com:vml" xmlns:wp14="http://schemas.microsoft.com/office/word/2010/wordprocessingDrawing" xmlns:wp="http://schemas.openxmlformats.org/drawingml/2006/wordprocessingDrawing" xmlns:w10="urn:schemas-microsoft-com:office:word" xmlns:w="http://schemas.openxmlformats.org/wordprocessingml/2006/main" xmlns:w14="http://schemas.microsoft.com/office/word/2010/wordml" xmlns:w15="http://schemas.microsoft.com/office/word/2012/wordml" xmlns:wpg="http://schemas.microsoft.com/office/word/2010/wordprocessingGroup" xmlns:wpi="http://schemas.microsoft.com/office/word/2010/wordprocessingInk" xmlns:wne="http://schemas.microsoft.com/office/word/2006/wordml" xmlns:wps="http://schemas.microsoft.com/office/word/2010/wordprocessingShape" mc:Ignorable="w14 w15 wp14">
-  <w:footnote w:type="separator" w:id="-1">
-    <w:p>
-      <w:pPr>
-        <w:spacing w:after="0" w:line="240" w:lineRule="auto"/>
-      </w:pPr>
-      <w:r>
-        <w:rPr>
-          <w:rStyle w:val="FootnoteReference"/>
-        </w:rPr>
-        <w:footnoteRef/>
-      </w:r>
-      <w:r>
-        <w:separator/>
-      </w:r>
-    </w:p>
-  </w:footnote>
-  <w:footnote w:type="continuationSeparator" w:id="0">
-    <w:p>
-      <w:pPr>
-        <w:spacing w:after="0" w:line="240" w:lineRule="auto"/>
-      </w:pPr>
-      <w:r>
-        <w:rPr>
-          <w:rStyle w:val="FootnoteReference"/>
-        </w:rPr>
-        <w:footnoteRef/>
-      </w:r>
-      <w:r>
-        <w:continuationSeparator/>
-      </w:r>
-    </w:p>
-  </w:footnote>
-</w:footnotes>
-</file>
-
 <file path=word/numbering.xml><?xml version="1.0" encoding="utf-8"?>
-<w:numbering xmlns:wpc="http://schemas.microsoft.com/office/word/2010/wordprocessingCanvas" xmlns:mc="http://schemas.openxmlformats.org/markup-compatibility/2006" xmlns:o="urn:schemas-microsoft-com:office:office" xmlns:r="http://schemas.openxmlformats.org/officeDocument/2006/relationships" xmlns:m="http://schemas.openxmlformats.org/officeDocument/2006/math" xmlns:v="urn:schemas-microsoft-com:vml" xmlns:wp14="http://schemas.microsoft.com/office/word/2010/wordprocessingDrawing" xmlns:wp="http://schemas.openxmlformats.org/drawingml/2006/wordprocessingDrawing" xmlns:w10="urn:schemas-microsoft-com:office:word" xmlns:w="http://schemas.openxmlformats.org/wordprocessingml/2006/main" xmlns:w14="http://schemas.microsoft.com/office/word/2010/wordml" xmlns:w15="http://schemas.microsoft.com/office/word/2012/wordml" xmlns:wpg="http://schemas.microsoft.com/office/word/2010/wordprocessingGroup" xmlns:wpi="http://schemas.microsoft.com/office/word/2010/wordprocessingInk" xmlns:wne="http://schemas.microsoft.com/office/word/2006/wordml" xmlns:wps="http://schemas.microsoft.com/office/word/2010/wordprocessingShape" mc:Ignorable="w14 w15 wp14">
-  <w:abstractNum w:abstractNumId="1" w15:restartNumberingAfterBreak="0">
+<w:numbering xmlns:wpc="http://schemas.microsoft.com/office/word/2010/wordprocessingCanvas" xmlns:cx="http://schemas.microsoft.com/office/drawing/2014/chartex" xmlns:cx1="http://schemas.microsoft.com/office/drawing/2015/9/8/chartex" xmlns:cx2="http://schemas.microsoft.com/office/drawing/2015/10/21/chartex" xmlns:cx3="http://schemas.microsoft.com/office/drawing/2016/5/9/chartex" xmlns:cx4="http://schemas.microsoft.com/office/drawing/2016/5/10/chartex" xmlns:cx5="http://schemas.microsoft.com/office/drawing/2016/5/11/chartex" xmlns:cx6="http://schemas.microsoft.com/office/drawing/2016/5/12/chartex" xmlns:cx7="http://schemas.microsoft.com/office/drawing/2016/5/13/chartex" xmlns:cx8="http://schemas.microsoft.com/office/drawing/2016/5/14/chartex" xmlns:mc="http://schemas.openxmlformats.org/markup-compatibility/2006" xmlns:aink="http://schemas.microsoft.com/office/drawing/2016/ink" xmlns:am3d="http://schemas.microsoft.com/office/drawing/2017/model3d" xmlns:o="urn:schemas-microsoft-com:office:office" xmlns:oel="http://schemas.microsoft.com/office/2019/extlst" xmlns:r="http://schemas.openxmlformats.org/officeDocument/2006/relationships" xmlns:m="http://schemas.openxmlformats.org/officeDocument/2006/math" xmlns:v="urn:schemas-microsoft-com:vml" xmlns:wp14="http://schemas.microsoft.com/office/word/2010/wordprocessingDrawing" xmlns:wp="http://schemas.openxmlformats.org/drawingml/2006/wordprocessingDrawing" xmlns:w10="urn:schemas-microsoft-com:office:word" xmlns:w="http://schemas.openxmlformats.org/wordprocessingml/2006/main" xmlns:w14="http://schemas.microsoft.com/office/word/2010/wordml" xmlns:w15="http://schemas.microsoft.com/office/word/2012/wordml" xmlns:w16cex="http://schemas.microsoft.com/office/word/2018/wordml/cex" xmlns:w16cid="http://schemas.microsoft.com/office/word/2016/wordml/cid" xmlns:w16="http://schemas.microsoft.com/office/word/2018/wordml" xmlns:w16du="http://schemas.microsoft.com/office/word/2023/wordml/word16du" xmlns:w16sdtdh="http://schemas.microsoft.com/office/word/2020/wordml/sdtdatahash" xmlns:w16sdtfl="http://schemas.microsoft.com/office/word/2024/wordml/sdtformatlock" xmlns:w16se="http://schemas.microsoft.com/office/word/2015/wordml/symex" xmlns:wpg="http://schemas.microsoft.com/office/word/2010/wordprocessingGroup" xmlns:wpi="http://schemas.microsoft.com/office/word/2010/wordprocessingInk" xmlns:wne="http://schemas.microsoft.com/office/word/2006/wordml" xmlns:wps="http://schemas.microsoft.com/office/word/2010/wordprocessingShape" mc:Ignorable="w14 w15 w16se w16cid w16 w16cex w16sdtdh w16sdtfl w16du wp14">
+  <w:abstractNum w:abstractNumId="0" w15:restartNumberingAfterBreak="0">
+    <w:nsid w:val="07766C9B"/>
     <w:multiLevelType w:val="hybridMultilevel"/>
-    <w:lvl w:ilvl="0" w15:tentative="1">
+    <w:tmpl w:val="8CB6A838"/>
+    <w:lvl w:ilvl="0" w:tplc="F79245A8">
       <w:start w:val="1"/>
       <w:numFmt w:val="bullet"/>
       <w:lvlText w:val="●"/>
@@ -2389,7 +3592,7 @@
         <w:ind w:left="720" w:hanging="360"/>
       </w:pPr>
     </w:lvl>
-    <w:lvl w:ilvl="1" w15:tentative="1">
+    <w:lvl w:ilvl="1" w:tplc="CFBE6744">
       <w:start w:val="1"/>
       <w:numFmt w:val="bullet"/>
       <w:lvlText w:val="○"/>
@@ -2398,7 +3601,7 @@
         <w:ind w:left="1440" w:hanging="360"/>
       </w:pPr>
     </w:lvl>
-    <w:lvl w:ilvl="2" w15:tentative="1">
+    <w:lvl w:ilvl="2" w:tplc="12C201B8">
       <w:start w:val="1"/>
       <w:numFmt w:val="bullet"/>
       <w:lvlText w:val="■"/>
@@ -2407,7 +3610,7 @@
         <w:ind w:left="2160" w:hanging="360"/>
       </w:pPr>
     </w:lvl>
-    <w:lvl w:ilvl="3" w15:tentative="1">
+    <w:lvl w:ilvl="3" w:tplc="56124CF6">
       <w:start w:val="1"/>
       <w:numFmt w:val="bullet"/>
       <w:lvlText w:val="●"/>
@@ -2416,7 +3619,7 @@
         <w:ind w:left="2880" w:hanging="360"/>
       </w:pPr>
     </w:lvl>
-    <w:lvl w:ilvl="4" w15:tentative="1">
+    <w:lvl w:ilvl="4" w:tplc="CBD2D7DC">
       <w:start w:val="1"/>
       <w:numFmt w:val="bullet"/>
       <w:lvlText w:val="○"/>
@@ -2425,7 +3628,7 @@
         <w:ind w:left="3600" w:hanging="360"/>
       </w:pPr>
     </w:lvl>
-    <w:lvl w:ilvl="5" w15:tentative="1">
+    <w:lvl w:ilvl="5" w:tplc="B3E62A2A">
       <w:start w:val="1"/>
       <w:numFmt w:val="bullet"/>
       <w:lvlText w:val="■"/>
@@ -2434,7 +3637,7 @@
         <w:ind w:left="4320" w:hanging="360"/>
       </w:pPr>
     </w:lvl>
-    <w:lvl w:ilvl="6" w15:tentative="1">
+    <w:lvl w:ilvl="6" w:tplc="0E787F84">
       <w:start w:val="1"/>
       <w:numFmt w:val="bullet"/>
       <w:lvlText w:val="●"/>
@@ -2443,7 +3646,7 @@
         <w:ind w:left="5040" w:hanging="360"/>
       </w:pPr>
     </w:lvl>
-    <w:lvl w:ilvl="7" w15:tentative="1">
+    <w:lvl w:ilvl="7" w:tplc="5B9870C4">
       <w:start w:val="1"/>
       <w:numFmt w:val="bullet"/>
       <w:lvlText w:val="●"/>
@@ -2452,7 +3655,7 @@
         <w:ind w:left="5760" w:hanging="360"/>
       </w:pPr>
     </w:lvl>
-    <w:lvl w:ilvl="8" w15:tentative="1">
+    <w:lvl w:ilvl="8" w:tplc="AC82870A">
       <w:start w:val="1"/>
       <w:numFmt w:val="bullet"/>
       <w:lvlText w:val="●"/>
@@ -2462,7 +3665,99 @@
       </w:pPr>
     </w:lvl>
   </w:abstractNum>
-  <w:num w:numId="1">
+  <w:abstractNum w:abstractNumId="1" w15:restartNumberingAfterBreak="0">
+    <w:nsid w:val="7F00716E"/>
+    <w:multiLevelType w:val="hybridMultilevel"/>
+    <w:tmpl w:val="D870FAF2"/>
+    <w:lvl w:ilvl="0" w:tplc="A1B04C82">
+      <w:start w:val="1"/>
+      <w:numFmt w:val="bullet"/>
+      <w:lvlText w:val="●"/>
+      <w:lvlJc w:val="left"/>
+      <w:pPr>
+        <w:ind w:left="720" w:hanging="360"/>
+      </w:pPr>
+    </w:lvl>
+    <w:lvl w:ilvl="1" w:tplc="77F46048">
+      <w:start w:val="1"/>
+      <w:numFmt w:val="bullet"/>
+      <w:lvlText w:val="○"/>
+      <w:lvlJc w:val="left"/>
+      <w:pPr>
+        <w:ind w:left="1440" w:hanging="360"/>
+      </w:pPr>
+    </w:lvl>
+    <w:lvl w:ilvl="2" w:tplc="332A19E4">
+      <w:start w:val="1"/>
+      <w:numFmt w:val="bullet"/>
+      <w:lvlText w:val="■"/>
+      <w:lvlJc w:val="left"/>
+      <w:pPr>
+        <w:ind w:left="2160" w:hanging="360"/>
+      </w:pPr>
+    </w:lvl>
+    <w:lvl w:ilvl="3" w:tplc="8F542BA0">
+      <w:start w:val="1"/>
+      <w:numFmt w:val="bullet"/>
+      <w:lvlText w:val="●"/>
+      <w:lvlJc w:val="left"/>
+      <w:pPr>
+        <w:ind w:left="2880" w:hanging="360"/>
+      </w:pPr>
+    </w:lvl>
+    <w:lvl w:ilvl="4" w:tplc="2368D608">
+      <w:start w:val="1"/>
+      <w:numFmt w:val="bullet"/>
+      <w:lvlText w:val="○"/>
+      <w:lvlJc w:val="left"/>
+      <w:pPr>
+        <w:ind w:left="3600" w:hanging="360"/>
+      </w:pPr>
+    </w:lvl>
+    <w:lvl w:ilvl="5" w:tplc="75165694">
+      <w:start w:val="1"/>
+      <w:numFmt w:val="bullet"/>
+      <w:lvlText w:val="■"/>
+      <w:lvlJc w:val="left"/>
+      <w:pPr>
+        <w:ind w:left="4320" w:hanging="360"/>
+      </w:pPr>
+    </w:lvl>
+    <w:lvl w:ilvl="6" w:tplc="DC6842BC">
+      <w:start w:val="1"/>
+      <w:numFmt w:val="bullet"/>
+      <w:lvlText w:val="●"/>
+      <w:lvlJc w:val="left"/>
+      <w:pPr>
+        <w:ind w:left="5040" w:hanging="360"/>
+      </w:pPr>
+    </w:lvl>
+    <w:lvl w:ilvl="7" w:tplc="94809A9E">
+      <w:start w:val="1"/>
+      <w:numFmt w:val="bullet"/>
+      <w:lvlText w:val="●"/>
+      <w:lvlJc w:val="left"/>
+      <w:pPr>
+        <w:ind w:left="5760" w:hanging="360"/>
+      </w:pPr>
+    </w:lvl>
+    <w:lvl w:ilvl="8" w:tplc="42DE8FBE">
+      <w:start w:val="1"/>
+      <w:numFmt w:val="bullet"/>
+      <w:lvlText w:val="●"/>
+      <w:lvlJc w:val="left"/>
+      <w:pPr>
+        <w:ind w:left="6480" w:hanging="360"/>
+      </w:pPr>
+    </w:lvl>
+  </w:abstractNum>
+  <w:num w:numId="1" w16cid:durableId="225265874">
+    <w:abstractNumId w:val="0"/>
+    <w:lvlOverride w:ilvl="0">
+      <w:startOverride w:val="1"/>
+    </w:lvlOverride>
+  </w:num>
+  <w:num w:numId="2" w16cid:durableId="2048025474">
     <w:abstractNumId w:val="1"/>
     <w:lvlOverride w:ilvl="0">
       <w:startOverride w:val="1"/>
@@ -2472,107 +3767,534 @@
 </file>
 
 <file path=word/styles.xml><?xml version="1.0" encoding="utf-8"?>
-<w:styles xmlns:mc="http://schemas.openxmlformats.org/markup-compatibility/2006" xmlns:r="http://schemas.openxmlformats.org/officeDocument/2006/relationships" xmlns:w="http://schemas.openxmlformats.org/wordprocessingml/2006/main" xmlns:w14="http://schemas.microsoft.com/office/word/2010/wordml" xmlns:w15="http://schemas.microsoft.com/office/word/2012/wordml" mc:Ignorable="w14 w15">
+<w:styles xmlns:mc="http://schemas.openxmlformats.org/markup-compatibility/2006" xmlns:r="http://schemas.openxmlformats.org/officeDocument/2006/relationships" xmlns:w="http://schemas.openxmlformats.org/wordprocessingml/2006/main" xmlns:w14="http://schemas.microsoft.com/office/word/2010/wordml" xmlns:w15="http://schemas.microsoft.com/office/word/2012/wordml" xmlns:w16cex="http://schemas.microsoft.com/office/word/2018/wordml/cex" xmlns:w16cid="http://schemas.microsoft.com/office/word/2016/wordml/cid" xmlns:w16="http://schemas.microsoft.com/office/word/2018/wordml" xmlns:w16du="http://schemas.microsoft.com/office/word/2023/wordml/word16du" xmlns:w16sdtdh="http://schemas.microsoft.com/office/word/2020/wordml/sdtdatahash" xmlns:w16sdtfl="http://schemas.microsoft.com/office/word/2024/wordml/sdtformatlock" xmlns:w16se="http://schemas.microsoft.com/office/word/2015/wordml/symex" mc:Ignorable="w14 w15 w16se w16cid w16 w16cex w16sdtdh w16sdtfl w16du">
   <w:docDefaults>
     <w:rPrDefault>
       <w:rPr>
-        <w:rFonts w:ascii="Calibri" w:cs="Calibri" w:eastAsia="Calibri" w:hAnsi="Calibri"/>
+        <w:rFonts w:ascii="Calibri" w:eastAsia="Calibri" w:hAnsi="Calibri" w:cs="Calibri"/>
         <w:sz w:val="22"/>
         <w:szCs w:val="22"/>
+        <w:lang w:val="es-CO" w:eastAsia="es-CO" w:bidi="ar-SA"/>
       </w:rPr>
     </w:rPrDefault>
     <w:pPrDefault/>
   </w:docDefaults>
-  <w:style w:type="paragraph" w:styleId="Title">
+  <w:latentStyles w:defLockedState="0" w:defUIPriority="99" w:defSemiHidden="0" w:defUnhideWhenUsed="0" w:defQFormat="0" w:count="376">
+    <w:lsdException w:name="Normal" w:uiPriority="0" w:qFormat="1"/>
+    <w:lsdException w:name="heading 1" w:uiPriority="9" w:qFormat="1"/>
+    <w:lsdException w:name="heading 2" w:semiHidden="1" w:uiPriority="9" w:unhideWhenUsed="1" w:qFormat="1"/>
+    <w:lsdException w:name="heading 3" w:semiHidden="1" w:uiPriority="9" w:unhideWhenUsed="1" w:qFormat="1"/>
+    <w:lsdException w:name="heading 4" w:semiHidden="1" w:uiPriority="9" w:unhideWhenUsed="1" w:qFormat="1"/>
+    <w:lsdException w:name="heading 5" w:semiHidden="1" w:uiPriority="9" w:unhideWhenUsed="1" w:qFormat="1"/>
+    <w:lsdException w:name="heading 6" w:semiHidden="1" w:uiPriority="9" w:unhideWhenUsed="1" w:qFormat="1"/>
+    <w:lsdException w:name="heading 7" w:semiHidden="1" w:uiPriority="9" w:unhideWhenUsed="1" w:qFormat="1"/>
+    <w:lsdException w:name="heading 8" w:semiHidden="1" w:uiPriority="9" w:unhideWhenUsed="1" w:qFormat="1"/>
+    <w:lsdException w:name="heading 9" w:semiHidden="1" w:uiPriority="9" w:unhideWhenUsed="1" w:qFormat="1"/>
+    <w:lsdException w:name="index 1" w:semiHidden="1" w:unhideWhenUsed="1"/>
+    <w:lsdException w:name="index 2" w:semiHidden="1" w:unhideWhenUsed="1"/>
+    <w:lsdException w:name="index 3" w:semiHidden="1" w:unhideWhenUsed="1"/>
+    <w:lsdException w:name="index 4" w:semiHidden="1" w:unhideWhenUsed="1"/>
+    <w:lsdException w:name="index 5" w:semiHidden="1" w:unhideWhenUsed="1"/>
+    <w:lsdException w:name="index 6" w:semiHidden="1" w:unhideWhenUsed="1"/>
+    <w:lsdException w:name="index 7" w:semiHidden="1" w:unhideWhenUsed="1"/>
+    <w:lsdException w:name="index 8" w:semiHidden="1" w:unhideWhenUsed="1"/>
+    <w:lsdException w:name="index 9" w:semiHidden="1" w:unhideWhenUsed="1"/>
+    <w:lsdException w:name="toc 1" w:semiHidden="1" w:uiPriority="39" w:unhideWhenUsed="1"/>
+    <w:lsdException w:name="toc 2" w:semiHidden="1" w:uiPriority="39" w:unhideWhenUsed="1"/>
+    <w:lsdException w:name="toc 3" w:semiHidden="1" w:uiPriority="39" w:unhideWhenUsed="1"/>
+    <w:lsdException w:name="toc 4" w:semiHidden="1" w:uiPriority="39" w:unhideWhenUsed="1"/>
+    <w:lsdException w:name="toc 5" w:semiHidden="1" w:uiPriority="39" w:unhideWhenUsed="1"/>
+    <w:lsdException w:name="toc 6" w:semiHidden="1" w:uiPriority="39" w:unhideWhenUsed="1"/>
+    <w:lsdException w:name="toc 7" w:semiHidden="1" w:uiPriority="39" w:unhideWhenUsed="1"/>
+    <w:lsdException w:name="toc 8" w:semiHidden="1" w:uiPriority="39" w:unhideWhenUsed="1"/>
+    <w:lsdException w:name="toc 9" w:semiHidden="1" w:uiPriority="39" w:unhideWhenUsed="1"/>
+    <w:lsdException w:name="Normal Indent" w:semiHidden="1" w:unhideWhenUsed="1"/>
+    <w:lsdException w:name="footnote text" w:semiHidden="1" w:unhideWhenUsed="1"/>
+    <w:lsdException w:name="annotation text" w:semiHidden="1" w:unhideWhenUsed="1"/>
+    <w:lsdException w:name="header" w:semiHidden="1" w:unhideWhenUsed="1"/>
+    <w:lsdException w:name="footer" w:semiHidden="1" w:unhideWhenUsed="1"/>
+    <w:lsdException w:name="index heading" w:semiHidden="1" w:unhideWhenUsed="1"/>
+    <w:lsdException w:name="caption" w:semiHidden="1" w:uiPriority="35" w:unhideWhenUsed="1" w:qFormat="1"/>
+    <w:lsdException w:name="table of figures" w:semiHidden="1" w:unhideWhenUsed="1"/>
+    <w:lsdException w:name="envelope address" w:semiHidden="1" w:unhideWhenUsed="1"/>
+    <w:lsdException w:name="envelope return" w:semiHidden="1" w:unhideWhenUsed="1"/>
+    <w:lsdException w:name="footnote reference" w:semiHidden="1" w:unhideWhenUsed="1"/>
+    <w:lsdException w:name="annotation reference" w:semiHidden="1" w:unhideWhenUsed="1"/>
+    <w:lsdException w:name="line number" w:semiHidden="1" w:unhideWhenUsed="1"/>
+    <w:lsdException w:name="page number" w:semiHidden="1" w:unhideWhenUsed="1"/>
+    <w:lsdException w:name="endnote reference" w:semiHidden="1" w:unhideWhenUsed="1"/>
+    <w:lsdException w:name="endnote text" w:semiHidden="1" w:unhideWhenUsed="1"/>
+    <w:lsdException w:name="table of authorities" w:semiHidden="1" w:unhideWhenUsed="1"/>
+    <w:lsdException w:name="macro" w:semiHidden="1" w:unhideWhenUsed="1"/>
+    <w:lsdException w:name="toa heading" w:semiHidden="1" w:unhideWhenUsed="1"/>
+    <w:lsdException w:name="List" w:semiHidden="1" w:unhideWhenUsed="1"/>
+    <w:lsdException w:name="List Bullet" w:semiHidden="1" w:unhideWhenUsed="1"/>
+    <w:lsdException w:name="List Number" w:semiHidden="1" w:unhideWhenUsed="1"/>
+    <w:lsdException w:name="List 2" w:semiHidden="1" w:unhideWhenUsed="1"/>
+    <w:lsdException w:name="List 3" w:semiHidden="1" w:unhideWhenUsed="1"/>
+    <w:lsdException w:name="List 4" w:semiHidden="1" w:unhideWhenUsed="1"/>
+    <w:lsdException w:name="List 5" w:semiHidden="1" w:unhideWhenUsed="1"/>
+    <w:lsdException w:name="List Bullet 2" w:semiHidden="1" w:unhideWhenUsed="1"/>
+    <w:lsdException w:name="List Bullet 3" w:semiHidden="1" w:unhideWhenUsed="1"/>
+    <w:lsdException w:name="List Bullet 4" w:semiHidden="1" w:unhideWhenUsed="1"/>
+    <w:lsdException w:name="List Bullet 5" w:semiHidden="1" w:unhideWhenUsed="1"/>
+    <w:lsdException w:name="List Number 2" w:semiHidden="1" w:unhideWhenUsed="1"/>
+    <w:lsdException w:name="List Number 3" w:semiHidden="1" w:unhideWhenUsed="1"/>
+    <w:lsdException w:name="List Number 4" w:semiHidden="1" w:unhideWhenUsed="1"/>
+    <w:lsdException w:name="List Number 5" w:semiHidden="1" w:unhideWhenUsed="1"/>
+    <w:lsdException w:name="Title" w:uiPriority="10" w:qFormat="1"/>
+    <w:lsdException w:name="Closing" w:semiHidden="1" w:unhideWhenUsed="1"/>
+    <w:lsdException w:name="Signature" w:semiHidden="1" w:unhideWhenUsed="1"/>
+    <w:lsdException w:name="Default Paragraph Font" w:semiHidden="1" w:uiPriority="1" w:unhideWhenUsed="1"/>
+    <w:lsdException w:name="Body Text" w:semiHidden="1" w:unhideWhenUsed="1"/>
+    <w:lsdException w:name="Body Text Indent" w:semiHidden="1" w:unhideWhenUsed="1"/>
+    <w:lsdException w:name="List Continue" w:semiHidden="1" w:unhideWhenUsed="1"/>
+    <w:lsdException w:name="List Continue 2" w:semiHidden="1" w:unhideWhenUsed="1"/>
+    <w:lsdException w:name="List Continue 3" w:semiHidden="1" w:unhideWhenUsed="1"/>
+    <w:lsdException w:name="List Continue 4" w:semiHidden="1" w:unhideWhenUsed="1"/>
+    <w:lsdException w:name="List Continue 5" w:semiHidden="1" w:unhideWhenUsed="1"/>
+    <w:lsdException w:name="Message Header" w:semiHidden="1" w:unhideWhenUsed="1"/>
+    <w:lsdException w:name="Subtitle" w:uiPriority="11" w:qFormat="1"/>
+    <w:lsdException w:name="Salutation" w:semiHidden="1" w:unhideWhenUsed="1"/>
+    <w:lsdException w:name="Date" w:semiHidden="1" w:unhideWhenUsed="1"/>
+    <w:lsdException w:name="Body Text First Indent" w:semiHidden="1" w:unhideWhenUsed="1"/>
+    <w:lsdException w:name="Body Text First Indent 2" w:semiHidden="1" w:unhideWhenUsed="1"/>
+    <w:lsdException w:name="Note Heading" w:semiHidden="1" w:unhideWhenUsed="1"/>
+    <w:lsdException w:name="Body Text 2" w:semiHidden="1" w:unhideWhenUsed="1"/>
+    <w:lsdException w:name="Body Text 3" w:semiHidden="1" w:unhideWhenUsed="1"/>
+    <w:lsdException w:name="Body Text Indent 2" w:semiHidden="1" w:unhideWhenUsed="1"/>
+    <w:lsdException w:name="Body Text Indent 3" w:semiHidden="1" w:unhideWhenUsed="1"/>
+    <w:lsdException w:name="Block Text" w:semiHidden="1" w:unhideWhenUsed="1"/>
+    <w:lsdException w:name="Hyperlink" w:semiHidden="1" w:unhideWhenUsed="1"/>
+    <w:lsdException w:name="FollowedHyperlink" w:semiHidden="1" w:unhideWhenUsed="1"/>
+    <w:lsdException w:name="Strong" w:uiPriority="22" w:qFormat="1"/>
+    <w:lsdException w:name="Emphasis" w:uiPriority="20" w:qFormat="1"/>
+    <w:lsdException w:name="Document Map" w:semiHidden="1" w:unhideWhenUsed="1"/>
+    <w:lsdException w:name="Plain Text" w:semiHidden="1" w:unhideWhenUsed="1"/>
+    <w:lsdException w:name="E-mail Signature" w:semiHidden="1" w:unhideWhenUsed="1"/>
+    <w:lsdException w:name="HTML Top of Form" w:semiHidden="1" w:unhideWhenUsed="1"/>
+    <w:lsdException w:name="HTML Bottom of Form" w:semiHidden="1" w:unhideWhenUsed="1"/>
+    <w:lsdException w:name="Normal (Web)" w:semiHidden="1" w:unhideWhenUsed="1"/>
+    <w:lsdException w:name="HTML Acronym" w:semiHidden="1" w:unhideWhenUsed="1"/>
+    <w:lsdException w:name="HTML Address" w:semiHidden="1" w:unhideWhenUsed="1"/>
+    <w:lsdException w:name="HTML Cite" w:semiHidden="1" w:unhideWhenUsed="1"/>
+    <w:lsdException w:name="HTML Code" w:semiHidden="1" w:unhideWhenUsed="1"/>
+    <w:lsdException w:name="HTML Definition" w:semiHidden="1" w:unhideWhenUsed="1"/>
+    <w:lsdException w:name="HTML Keyboard" w:semiHidden="1" w:unhideWhenUsed="1"/>
+    <w:lsdException w:name="HTML Preformatted" w:semiHidden="1" w:unhideWhenUsed="1"/>
+    <w:lsdException w:name="HTML Sample" w:semiHidden="1" w:unhideWhenUsed="1"/>
+    <w:lsdException w:name="HTML Typewriter" w:semiHidden="1" w:unhideWhenUsed="1"/>
+    <w:lsdException w:name="HTML Variable" w:semiHidden="1" w:unhideWhenUsed="1"/>
+    <w:lsdException w:name="Normal Table" w:semiHidden="1" w:unhideWhenUsed="1"/>
+    <w:lsdException w:name="annotation subject" w:semiHidden="1" w:unhideWhenUsed="1"/>
+    <w:lsdException w:name="No List" w:semiHidden="1" w:unhideWhenUsed="1"/>
+    <w:lsdException w:name="Outline List 1" w:semiHidden="1" w:unhideWhenUsed="1"/>
+    <w:lsdException w:name="Outline List 2" w:semiHidden="1" w:unhideWhenUsed="1"/>
+    <w:lsdException w:name="Outline List 3" w:semiHidden="1" w:unhideWhenUsed="1"/>
+    <w:lsdException w:name="Table Simple 1" w:semiHidden="1" w:unhideWhenUsed="1"/>
+    <w:lsdException w:name="Table Simple 2" w:semiHidden="1" w:unhideWhenUsed="1"/>
+    <w:lsdException w:name="Table Simple 3" w:semiHidden="1" w:unhideWhenUsed="1"/>
+    <w:lsdException w:name="Table Classic 1" w:semiHidden="1" w:unhideWhenUsed="1"/>
+    <w:lsdException w:name="Table Classic 2" w:semiHidden="1" w:unhideWhenUsed="1"/>
+    <w:lsdException w:name="Table Classic 3" w:semiHidden="1" w:unhideWhenUsed="1"/>
+    <w:lsdException w:name="Table Classic 4" w:semiHidden="1" w:unhideWhenUsed="1"/>
+    <w:lsdException w:name="Table Colorful 1" w:semiHidden="1" w:unhideWhenUsed="1"/>
+    <w:lsdException w:name="Table Colorful 2" w:semiHidden="1" w:unhideWhenUsed="1"/>
+    <w:lsdException w:name="Table Colorful 3" w:semiHidden="1" w:unhideWhenUsed="1"/>
+    <w:lsdException w:name="Table Columns 1" w:semiHidden="1" w:unhideWhenUsed="1"/>
+    <w:lsdException w:name="Table Columns 2" w:semiHidden="1" w:unhideWhenUsed="1"/>
+    <w:lsdException w:name="Table Columns 3" w:semiHidden="1" w:unhideWhenUsed="1"/>
+    <w:lsdException w:name="Table Columns 4" w:semiHidden="1" w:unhideWhenUsed="1"/>
+    <w:lsdException w:name="Table Columns 5" w:semiHidden="1" w:unhideWhenUsed="1"/>
+    <w:lsdException w:name="Table Grid 1" w:semiHidden="1" w:unhideWhenUsed="1"/>
+    <w:lsdException w:name="Table Grid 2" w:semiHidden="1" w:unhideWhenUsed="1"/>
+    <w:lsdException w:name="Table Grid 3" w:semiHidden="1" w:unhideWhenUsed="1"/>
+    <w:lsdException w:name="Table Grid 4" w:semiHidden="1" w:unhideWhenUsed="1"/>
+    <w:lsdException w:name="Table Grid 5" w:semiHidden="1" w:unhideWhenUsed="1"/>
+    <w:lsdException w:name="Table Grid 6" w:semiHidden="1" w:unhideWhenUsed="1"/>
+    <w:lsdException w:name="Table Grid 7" w:semiHidden="1" w:unhideWhenUsed="1"/>
+    <w:lsdException w:name="Table Grid 8" w:semiHidden="1" w:unhideWhenUsed="1"/>
+    <w:lsdException w:name="Table List 1" w:semiHidden="1" w:unhideWhenUsed="1"/>
+    <w:lsdException w:name="Table List 2" w:semiHidden="1" w:unhideWhenUsed="1"/>
+    <w:lsdException w:name="Table List 3" w:semiHidden="1" w:unhideWhenUsed="1"/>
+    <w:lsdException w:name="Table List 4" w:semiHidden="1" w:unhideWhenUsed="1"/>
+    <w:lsdException w:name="Table List 5" w:semiHidden="1" w:unhideWhenUsed="1"/>
+    <w:lsdException w:name="Table List 6" w:semiHidden="1" w:unhideWhenUsed="1"/>
+    <w:lsdException w:name="Table List 7" w:semiHidden="1" w:unhideWhenUsed="1"/>
+    <w:lsdException w:name="Table List 8" w:semiHidden="1" w:unhideWhenUsed="1"/>
+    <w:lsdException w:name="Table 3D effects 1" w:semiHidden="1" w:unhideWhenUsed="1"/>
+    <w:lsdException w:name="Table 3D effects 2" w:semiHidden="1" w:unhideWhenUsed="1"/>
+    <w:lsdException w:name="Table 3D effects 3" w:semiHidden="1" w:unhideWhenUsed="1"/>
+    <w:lsdException w:name="Table Contemporary" w:semiHidden="1" w:unhideWhenUsed="1"/>
+    <w:lsdException w:name="Table Elegant" w:semiHidden="1" w:unhideWhenUsed="1"/>
+    <w:lsdException w:name="Table Professional" w:semiHidden="1" w:unhideWhenUsed="1"/>
+    <w:lsdException w:name="Table Subtle 1" w:semiHidden="1" w:unhideWhenUsed="1"/>
+    <w:lsdException w:name="Table Subtle 2" w:semiHidden="1" w:unhideWhenUsed="1"/>
+    <w:lsdException w:name="Table Web 1" w:semiHidden="1" w:unhideWhenUsed="1"/>
+    <w:lsdException w:name="Table Web 2" w:semiHidden="1" w:unhideWhenUsed="1"/>
+    <w:lsdException w:name="Table Web 3" w:semiHidden="1" w:unhideWhenUsed="1"/>
+    <w:lsdException w:name="Balloon Text" w:semiHidden="1" w:unhideWhenUsed="1"/>
+    <w:lsdException w:name="Table Grid" w:uiPriority="39"/>
+    <w:lsdException w:name="Table Theme" w:semiHidden="1" w:unhideWhenUsed="1"/>
+    <w:lsdException w:name="Placeholder Text" w:semiHidden="1"/>
+    <w:lsdException w:name="No Spacing" w:uiPriority="1" w:qFormat="1"/>
+    <w:lsdException w:name="Light Shading" w:uiPriority="60"/>
+    <w:lsdException w:name="Light List" w:uiPriority="61"/>
+    <w:lsdException w:name="Light Grid" w:uiPriority="62"/>
+    <w:lsdException w:name="Medium Shading 1" w:uiPriority="63"/>
+    <w:lsdException w:name="Medium Shading 2" w:uiPriority="64"/>
+    <w:lsdException w:name="Medium List 1" w:uiPriority="65"/>
+    <w:lsdException w:name="Medium List 2" w:uiPriority="66"/>
+    <w:lsdException w:name="Medium Grid 1" w:uiPriority="67"/>
+    <w:lsdException w:name="Medium Grid 2" w:uiPriority="68"/>
+    <w:lsdException w:name="Medium Grid 3" w:uiPriority="69"/>
+    <w:lsdException w:name="Dark List" w:uiPriority="70"/>
+    <w:lsdException w:name="Colorful Shading" w:uiPriority="71"/>
+    <w:lsdException w:name="Colorful List" w:uiPriority="72"/>
+    <w:lsdException w:name="Colorful Grid" w:uiPriority="73"/>
+    <w:lsdException w:name="Light Shading Accent 1" w:uiPriority="60"/>
+    <w:lsdException w:name="Light List Accent 1" w:uiPriority="61"/>
+    <w:lsdException w:name="Light Grid Accent 1" w:uiPriority="62"/>
+    <w:lsdException w:name="Medium Shading 1 Accent 1" w:uiPriority="63"/>
+    <w:lsdException w:name="Medium Shading 2 Accent 1" w:uiPriority="64"/>
+    <w:lsdException w:name="Medium List 1 Accent 1" w:uiPriority="65"/>
+    <w:lsdException w:name="Revision" w:semiHidden="1"/>
+    <w:lsdException w:name="List Paragraph" w:uiPriority="34" w:qFormat="1"/>
+    <w:lsdException w:name="Quote" w:uiPriority="29" w:qFormat="1"/>
+    <w:lsdException w:name="Intense Quote" w:uiPriority="30" w:qFormat="1"/>
+    <w:lsdException w:name="Medium List 2 Accent 1" w:uiPriority="66"/>
+    <w:lsdException w:name="Medium Grid 1 Accent 1" w:uiPriority="67"/>
+    <w:lsdException w:name="Medium Grid 2 Accent 1" w:uiPriority="68"/>
+    <w:lsdException w:name="Medium Grid 3 Accent 1" w:uiPriority="69"/>
+    <w:lsdException w:name="Dark List Accent 1" w:uiPriority="70"/>
+    <w:lsdException w:name="Colorful Shading Accent 1" w:uiPriority="71"/>
+    <w:lsdException w:name="Colorful List Accent 1" w:uiPriority="72"/>
+    <w:lsdException w:name="Colorful Grid Accent 1" w:uiPriority="73"/>
+    <w:lsdException w:name="Light Shading Accent 2" w:uiPriority="60"/>
+    <w:lsdException w:name="Light List Accent 2" w:uiPriority="61"/>
+    <w:lsdException w:name="Light Grid Accent 2" w:uiPriority="62"/>
+    <w:lsdException w:name="Medium Shading 1 Accent 2" w:uiPriority="63"/>
+    <w:lsdException w:name="Medium Shading 2 Accent 2" w:uiPriority="64"/>
+    <w:lsdException w:name="Medium List 1 Accent 2" w:uiPriority="65"/>
+    <w:lsdException w:name="Medium List 2 Accent 2" w:uiPriority="66"/>
+    <w:lsdException w:name="Medium Grid 1 Accent 2" w:uiPriority="67"/>
+    <w:lsdException w:name="Medium Grid 2 Accent 2" w:uiPriority="68"/>
+    <w:lsdException w:name="Medium Grid 3 Accent 2" w:uiPriority="69"/>
+    <w:lsdException w:name="Dark List Accent 2" w:uiPriority="70"/>
+    <w:lsdException w:name="Colorful Shading Accent 2" w:uiPriority="71"/>
+    <w:lsdException w:name="Colorful List Accent 2" w:uiPriority="72"/>
+    <w:lsdException w:name="Colorful Grid Accent 2" w:uiPriority="73"/>
+    <w:lsdException w:name="Light Shading Accent 3" w:uiPriority="60"/>
+    <w:lsdException w:name="Light List Accent 3" w:uiPriority="61"/>
+    <w:lsdException w:name="Light Grid Accent 3" w:uiPriority="62"/>
+    <w:lsdException w:name="Medium Shading 1 Accent 3" w:uiPriority="63"/>
+    <w:lsdException w:name="Medium Shading 2 Accent 3" w:uiPriority="64"/>
+    <w:lsdException w:name="Medium List 1 Accent 3" w:uiPriority="65"/>
+    <w:lsdException w:name="Medium List 2 Accent 3" w:uiPriority="66"/>
+    <w:lsdException w:name="Medium Grid 1 Accent 3" w:uiPriority="67"/>
+    <w:lsdException w:name="Medium Grid 2 Accent 3" w:uiPriority="68"/>
+    <w:lsdException w:name="Medium Grid 3 Accent 3" w:uiPriority="69"/>
+    <w:lsdException w:name="Dark List Accent 3" w:uiPriority="70"/>
+    <w:lsdException w:name="Colorful Shading Accent 3" w:uiPriority="71"/>
+    <w:lsdException w:name="Colorful List Accent 3" w:uiPriority="72"/>
+    <w:lsdException w:name="Colorful Grid Accent 3" w:uiPriority="73"/>
+    <w:lsdException w:name="Light Shading Accent 4" w:uiPriority="60"/>
+    <w:lsdException w:name="Light List Accent 4" w:uiPriority="61"/>
+    <w:lsdException w:name="Light Grid Accent 4" w:uiPriority="62"/>
+    <w:lsdException w:name="Medium Shading 1 Accent 4" w:uiPriority="63"/>
+    <w:lsdException w:name="Medium Shading 2 Accent 4" w:uiPriority="64"/>
+    <w:lsdException w:name="Medium List 1 Accent 4" w:uiPriority="65"/>
+    <w:lsdException w:name="Medium List 2 Accent 4" w:uiPriority="66"/>
+    <w:lsdException w:name="Medium Grid 1 Accent 4" w:uiPriority="67"/>
+    <w:lsdException w:name="Medium Grid 2 Accent 4" w:uiPriority="68"/>
+    <w:lsdException w:name="Medium Grid 3 Accent 4" w:uiPriority="69"/>
+    <w:lsdException w:name="Dark List Accent 4" w:uiPriority="70"/>
+    <w:lsdException w:name="Colorful Shading Accent 4" w:uiPriority="71"/>
+    <w:lsdException w:name="Colorful List Accent 4" w:uiPriority="72"/>
+    <w:lsdException w:name="Colorful Grid Accent 4" w:uiPriority="73"/>
+    <w:lsdException w:name="Light Shading Accent 5" w:uiPriority="60"/>
+    <w:lsdException w:name="Light List Accent 5" w:uiPriority="61"/>
+    <w:lsdException w:name="Light Grid Accent 5" w:uiPriority="62"/>
+    <w:lsdException w:name="Medium Shading 1 Accent 5" w:uiPriority="63"/>
+    <w:lsdException w:name="Medium Shading 2 Accent 5" w:uiPriority="64"/>
+    <w:lsdException w:name="Medium List 1 Accent 5" w:uiPriority="65"/>
+    <w:lsdException w:name="Medium List 2 Accent 5" w:uiPriority="66"/>
+    <w:lsdException w:name="Medium Grid 1 Accent 5" w:uiPriority="67"/>
+    <w:lsdException w:name="Medium Grid 2 Accent 5" w:uiPriority="68"/>
+    <w:lsdException w:name="Medium Grid 3 Accent 5" w:uiPriority="69"/>
+    <w:lsdException w:name="Dark List Accent 5" w:uiPriority="70"/>
+    <w:lsdException w:name="Colorful Shading Accent 5" w:uiPriority="71"/>
+    <w:lsdException w:name="Colorful List Accent 5" w:uiPriority="72"/>
+    <w:lsdException w:name="Colorful Grid Accent 5" w:uiPriority="73"/>
+    <w:lsdException w:name="Light Shading Accent 6" w:uiPriority="60"/>
+    <w:lsdException w:name="Light List Accent 6" w:uiPriority="61"/>
+    <w:lsdException w:name="Light Grid Accent 6" w:uiPriority="62"/>
+    <w:lsdException w:name="Medium Shading 1 Accent 6" w:uiPriority="63"/>
+    <w:lsdException w:name="Medium Shading 2 Accent 6" w:uiPriority="64"/>
+    <w:lsdException w:name="Medium List 1 Accent 6" w:uiPriority="65"/>
+    <w:lsdException w:name="Medium List 2 Accent 6" w:uiPriority="66"/>
+    <w:lsdException w:name="Medium Grid 1 Accent 6" w:uiPriority="67"/>
+    <w:lsdException w:name="Medium Grid 2 Accent 6" w:uiPriority="68"/>
+    <w:lsdException w:name="Medium Grid 3 Accent 6" w:uiPriority="69"/>
+    <w:lsdException w:name="Dark List Accent 6" w:uiPriority="70"/>
+    <w:lsdException w:name="Colorful Shading Accent 6" w:uiPriority="71"/>
+    <w:lsdException w:name="Colorful List Accent 6" w:uiPriority="72"/>
+    <w:lsdException w:name="Colorful Grid Accent 6" w:uiPriority="73"/>
+    <w:lsdException w:name="Subtle Emphasis" w:uiPriority="19" w:qFormat="1"/>
+    <w:lsdException w:name="Intense Emphasis" w:uiPriority="21" w:qFormat="1"/>
+    <w:lsdException w:name="Subtle Reference" w:uiPriority="31" w:qFormat="1"/>
+    <w:lsdException w:name="Intense Reference" w:uiPriority="32" w:qFormat="1"/>
+    <w:lsdException w:name="Book Title" w:uiPriority="33" w:qFormat="1"/>
+    <w:lsdException w:name="Bibliography" w:semiHidden="1" w:uiPriority="37" w:unhideWhenUsed="1"/>
+    <w:lsdException w:name="TOC Heading" w:semiHidden="1" w:uiPriority="39" w:unhideWhenUsed="1" w:qFormat="1"/>
+    <w:lsdException w:name="Plain Table 1" w:uiPriority="41"/>
+    <w:lsdException w:name="Plain Table 2" w:uiPriority="42"/>
+    <w:lsdException w:name="Plain Table 3" w:uiPriority="43"/>
+    <w:lsdException w:name="Plain Table 4" w:uiPriority="44"/>
+    <w:lsdException w:name="Plain Table 5" w:uiPriority="45"/>
+    <w:lsdException w:name="Grid Table Light" w:uiPriority="40"/>
+    <w:lsdException w:name="Grid Table 1 Light" w:uiPriority="46"/>
+    <w:lsdException w:name="Grid Table 2" w:uiPriority="47"/>
+    <w:lsdException w:name="Grid Table 3" w:uiPriority="48"/>
+    <w:lsdException w:name="Grid Table 4" w:uiPriority="49"/>
+    <w:lsdException w:name="Grid Table 5 Dark" w:uiPriority="50"/>
+    <w:lsdException w:name="Grid Table 6 Colorful" w:uiPriority="51"/>
+    <w:lsdException w:name="Grid Table 7 Colorful" w:uiPriority="52"/>
+    <w:lsdException w:name="Grid Table 1 Light Accent 1" w:uiPriority="46"/>
+    <w:lsdException w:name="Grid Table 2 Accent 1" w:uiPriority="47"/>
+    <w:lsdException w:name="Grid Table 3 Accent 1" w:uiPriority="48"/>
+    <w:lsdException w:name="Grid Table 4 Accent 1" w:uiPriority="49"/>
+    <w:lsdException w:name="Grid Table 5 Dark Accent 1" w:uiPriority="50"/>
+    <w:lsdException w:name="Grid Table 6 Colorful Accent 1" w:uiPriority="51"/>
+    <w:lsdException w:name="Grid Table 7 Colorful Accent 1" w:uiPriority="52"/>
+    <w:lsdException w:name="Grid Table 1 Light Accent 2" w:uiPriority="46"/>
+    <w:lsdException w:name="Grid Table 2 Accent 2" w:uiPriority="47"/>
+    <w:lsdException w:name="Grid Table 3 Accent 2" w:uiPriority="48"/>
+    <w:lsdException w:name="Grid Table 4 Accent 2" w:uiPriority="49"/>
+    <w:lsdException w:name="Grid Table 5 Dark Accent 2" w:uiPriority="50"/>
+    <w:lsdException w:name="Grid Table 6 Colorful Accent 2" w:uiPriority="51"/>
+    <w:lsdException w:name="Grid Table 7 Colorful Accent 2" w:uiPriority="52"/>
+    <w:lsdException w:name="Grid Table 1 Light Accent 3" w:uiPriority="46"/>
+    <w:lsdException w:name="Grid Table 2 Accent 3" w:uiPriority="47"/>
+    <w:lsdException w:name="Grid Table 3 Accent 3" w:uiPriority="48"/>
+    <w:lsdException w:name="Grid Table 4 Accent 3" w:uiPriority="49"/>
+    <w:lsdException w:name="Grid Table 5 Dark Accent 3" w:uiPriority="50"/>
+    <w:lsdException w:name="Grid Table 6 Colorful Accent 3" w:uiPriority="51"/>
+    <w:lsdException w:name="Grid Table 7 Colorful Accent 3" w:uiPriority="52"/>
+    <w:lsdException w:name="Grid Table 1 Light Accent 4" w:uiPriority="46"/>
+    <w:lsdException w:name="Grid Table 2 Accent 4" w:uiPriority="47"/>
+    <w:lsdException w:name="Grid Table 3 Accent 4" w:uiPriority="48"/>
+    <w:lsdException w:name="Grid Table 4 Accent 4" w:uiPriority="49"/>
+    <w:lsdException w:name="Grid Table 5 Dark Accent 4" w:uiPriority="50"/>
+    <w:lsdException w:name="Grid Table 6 Colorful Accent 4" w:uiPriority="51"/>
+    <w:lsdException w:name="Grid Table 7 Colorful Accent 4" w:uiPriority="52"/>
+    <w:lsdException w:name="Grid Table 1 Light Accent 5" w:uiPriority="46"/>
+    <w:lsdException w:name="Grid Table 2 Accent 5" w:uiPriority="47"/>
+    <w:lsdException w:name="Grid Table 3 Accent 5" w:uiPriority="48"/>
+    <w:lsdException w:name="Grid Table 4 Accent 5" w:uiPriority="49"/>
+    <w:lsdException w:name="Grid Table 5 Dark Accent 5" w:uiPriority="50"/>
+    <w:lsdException w:name="Grid Table 6 Colorful Accent 5" w:uiPriority="51"/>
+    <w:lsdException w:name="Grid Table 7 Colorful Accent 5" w:uiPriority="52"/>
+    <w:lsdException w:name="Grid Table 1 Light Accent 6" w:uiPriority="46"/>
+    <w:lsdException w:name="Grid Table 2 Accent 6" w:uiPriority="47"/>
+    <w:lsdException w:name="Grid Table 3 Accent 6" w:uiPriority="48"/>
+    <w:lsdException w:name="Grid Table 4 Accent 6" w:uiPriority="49"/>
+    <w:lsdException w:name="Grid Table 5 Dark Accent 6" w:uiPriority="50"/>
+    <w:lsdException w:name="Grid Table 6 Colorful Accent 6" w:uiPriority="51"/>
+    <w:lsdException w:name="Grid Table 7 Colorful Accent 6" w:uiPriority="52"/>
+    <w:lsdException w:name="List Table 1 Light" w:uiPriority="46"/>
+    <w:lsdException w:name="List Table 2" w:uiPriority="47"/>
+    <w:lsdException w:name="List Table 3" w:uiPriority="48"/>
+    <w:lsdException w:name="List Table 4" w:uiPriority="49"/>
+    <w:lsdException w:name="List Table 5 Dark" w:uiPriority="50"/>
+    <w:lsdException w:name="List Table 6 Colorful" w:uiPriority="51"/>
+    <w:lsdException w:name="List Table 7 Colorful" w:uiPriority="52"/>
+    <w:lsdException w:name="List Table 1 Light Accent 1" w:uiPriority="46"/>
+    <w:lsdException w:name="List Table 2 Accent 1" w:uiPriority="47"/>
+    <w:lsdException w:name="List Table 3 Accent 1" w:uiPriority="48"/>
+    <w:lsdException w:name="List Table 4 Accent 1" w:uiPriority="49"/>
+    <w:lsdException w:name="List Table 5 Dark Accent 1" w:uiPriority="50"/>
+    <w:lsdException w:name="List Table 6 Colorful Accent 1" w:uiPriority="51"/>
+    <w:lsdException w:name="List Table 7 Colorful Accent 1" w:uiPriority="52"/>
+    <w:lsdException w:name="List Table 1 Light Accent 2" w:uiPriority="46"/>
+    <w:lsdException w:name="List Table 2 Accent 2" w:uiPriority="47"/>
+    <w:lsdException w:name="List Table 3 Accent 2" w:uiPriority="48"/>
+    <w:lsdException w:name="List Table 4 Accent 2" w:uiPriority="49"/>
+    <w:lsdException w:name="List Table 5 Dark Accent 2" w:uiPriority="50"/>
+    <w:lsdException w:name="List Table 6 Colorful Accent 2" w:uiPriority="51"/>
+    <w:lsdException w:name="List Table 7 Colorful Accent 2" w:uiPriority="52"/>
+    <w:lsdException w:name="List Table 1 Light Accent 3" w:uiPriority="46"/>
+    <w:lsdException w:name="List Table 2 Accent 3" w:uiPriority="47"/>
+    <w:lsdException w:name="List Table 3 Accent 3" w:uiPriority="48"/>
+    <w:lsdException w:name="List Table 4 Accent 3" w:uiPriority="49"/>
+    <w:lsdException w:name="List Table 5 Dark Accent 3" w:uiPriority="50"/>
+    <w:lsdException w:name="List Table 6 Colorful Accent 3" w:uiPriority="51"/>
+    <w:lsdException w:name="List Table 7 Colorful Accent 3" w:uiPriority="52"/>
+    <w:lsdException w:name="List Table 1 Light Accent 4" w:uiPriority="46"/>
+    <w:lsdException w:name="List Table 2 Accent 4" w:uiPriority="47"/>
+    <w:lsdException w:name="List Table 3 Accent 4" w:uiPriority="48"/>
+    <w:lsdException w:name="List Table 4 Accent 4" w:uiPriority="49"/>
+    <w:lsdException w:name="List Table 5 Dark Accent 4" w:uiPriority="50"/>
+    <w:lsdException w:name="List Table 6 Colorful Accent 4" w:uiPriority="51"/>
+    <w:lsdException w:name="List Table 7 Colorful Accent 4" w:uiPriority="52"/>
+    <w:lsdException w:name="List Table 1 Light Accent 5" w:uiPriority="46"/>
+    <w:lsdException w:name="List Table 2 Accent 5" w:uiPriority="47"/>
+    <w:lsdException w:name="List Table 3 Accent 5" w:uiPriority="48"/>
+    <w:lsdException w:name="List Table 4 Accent 5" w:uiPriority="49"/>
+    <w:lsdException w:name="List Table 5 Dark Accent 5" w:uiPriority="50"/>
+    <w:lsdException w:name="List Table 6 Colorful Accent 5" w:uiPriority="51"/>
+    <w:lsdException w:name="List Table 7 Colorful Accent 5" w:uiPriority="52"/>
+    <w:lsdException w:name="List Table 1 Light Accent 6" w:uiPriority="46"/>
+    <w:lsdException w:name="List Table 2 Accent 6" w:uiPriority="47"/>
+    <w:lsdException w:name="List Table 3 Accent 6" w:uiPriority="48"/>
+    <w:lsdException w:name="List Table 4 Accent 6" w:uiPriority="49"/>
+    <w:lsdException w:name="List Table 5 Dark Accent 6" w:uiPriority="50"/>
+    <w:lsdException w:name="List Table 6 Colorful Accent 6" w:uiPriority="51"/>
+    <w:lsdException w:name="List Table 7 Colorful Accent 6" w:uiPriority="52"/>
+    <w:lsdException w:name="Mention" w:semiHidden="1" w:unhideWhenUsed="1"/>
+    <w:lsdException w:name="Smart Hyperlink" w:semiHidden="1" w:unhideWhenUsed="1"/>
+    <w:lsdException w:name="Hashtag" w:semiHidden="1" w:unhideWhenUsed="1"/>
+    <w:lsdException w:name="Unresolved Mention" w:semiHidden="1" w:unhideWhenUsed="1"/>
+    <w:lsdException w:name="Smart Link" w:semiHidden="1" w:unhideWhenUsed="1"/>
+  </w:latentStyles>
+  <w:style w:type="paragraph" w:default="1" w:styleId="Normal">
+    <w:name w:val="Normal"/>
+    <w:qFormat/>
+  </w:style>
+  <w:style w:type="paragraph" w:styleId="Ttulo1">
+    <w:name w:val="heading 1"/>
+    <w:uiPriority w:val="9"/>
+    <w:qFormat/>
+    <w:pPr>
+      <w:outlineLvl w:val="0"/>
+    </w:pPr>
+    <w:rPr>
+      <w:color w:val="2E74B5"/>
+      <w:sz w:val="32"/>
+      <w:szCs w:val="32"/>
+    </w:rPr>
+  </w:style>
+  <w:style w:type="paragraph" w:styleId="Ttulo2">
+    <w:name w:val="heading 2"/>
+    <w:uiPriority w:val="9"/>
+    <w:semiHidden/>
+    <w:unhideWhenUsed/>
+    <w:qFormat/>
+    <w:pPr>
+      <w:outlineLvl w:val="1"/>
+    </w:pPr>
+    <w:rPr>
+      <w:color w:val="2E74B5"/>
+      <w:sz w:val="26"/>
+      <w:szCs w:val="26"/>
+    </w:rPr>
+  </w:style>
+  <w:style w:type="paragraph" w:styleId="Ttulo3">
+    <w:name w:val="heading 3"/>
+    <w:uiPriority w:val="9"/>
+    <w:semiHidden/>
+    <w:unhideWhenUsed/>
+    <w:qFormat/>
+    <w:pPr>
+      <w:outlineLvl w:val="2"/>
+    </w:pPr>
+    <w:rPr>
+      <w:color w:val="1F4D78"/>
+      <w:sz w:val="24"/>
+      <w:szCs w:val="24"/>
+    </w:rPr>
+  </w:style>
+  <w:style w:type="paragraph" w:styleId="Ttulo4">
+    <w:name w:val="heading 4"/>
+    <w:uiPriority w:val="9"/>
+    <w:semiHidden/>
+    <w:unhideWhenUsed/>
+    <w:qFormat/>
+    <w:pPr>
+      <w:outlineLvl w:val="3"/>
+    </w:pPr>
+    <w:rPr>
+      <w:i/>
+      <w:iCs/>
+      <w:color w:val="2E74B5"/>
+    </w:rPr>
+  </w:style>
+  <w:style w:type="paragraph" w:styleId="Ttulo5">
+    <w:name w:val="heading 5"/>
+    <w:uiPriority w:val="9"/>
+    <w:semiHidden/>
+    <w:unhideWhenUsed/>
+    <w:qFormat/>
+    <w:pPr>
+      <w:outlineLvl w:val="4"/>
+    </w:pPr>
+    <w:rPr>
+      <w:color w:val="2E74B5"/>
+    </w:rPr>
+  </w:style>
+  <w:style w:type="paragraph" w:styleId="Ttulo6">
+    <w:name w:val="heading 6"/>
+    <w:uiPriority w:val="9"/>
+    <w:semiHidden/>
+    <w:unhideWhenUsed/>
+    <w:qFormat/>
+    <w:pPr>
+      <w:outlineLvl w:val="5"/>
+    </w:pPr>
+    <w:rPr>
+      <w:color w:val="1F4D78"/>
+    </w:rPr>
+  </w:style>
+  <w:style w:type="character" w:default="1" w:styleId="Fuentedeprrafopredeter">
+    <w:name w:val="Default Paragraph Font"/>
+    <w:uiPriority w:val="1"/>
+    <w:semiHidden/>
+    <w:unhideWhenUsed/>
+  </w:style>
+  <w:style w:type="table" w:default="1" w:styleId="Tablanormal">
+    <w:name w:val="Normal Table"/>
+    <w:uiPriority w:val="99"/>
+    <w:semiHidden/>
+    <w:unhideWhenUsed/>
+    <w:tblPr>
+      <w:tblInd w:w="0" w:type="dxa"/>
+      <w:tblCellMar>
+        <w:top w:w="0" w:type="dxa"/>
+        <w:left w:w="108" w:type="dxa"/>
+        <w:bottom w:w="0" w:type="dxa"/>
+        <w:right w:w="108" w:type="dxa"/>
+      </w:tblCellMar>
+    </w:tblPr>
+  </w:style>
+  <w:style w:type="numbering" w:default="1" w:styleId="Sinlista">
+    <w:name w:val="No List"/>
+    <w:uiPriority w:val="99"/>
+    <w:semiHidden/>
+    <w:unhideWhenUsed/>
+  </w:style>
+  <w:style w:type="paragraph" w:styleId="Ttulo">
     <w:name w:val="Title"/>
-    <w:basedOn w:val="Normal"/>
-    <w:next w:val="Normal"/>
+    <w:uiPriority w:val="10"/>
     <w:qFormat/>
     <w:rPr>
       <w:sz w:val="56"/>
       <w:szCs w:val="56"/>
     </w:rPr>
   </w:style>
-  <w:style w:type="paragraph" w:styleId="Heading1">
-    <w:name w:val="Heading 1"/>
-    <w:basedOn w:val="Normal"/>
-    <w:next w:val="Normal"/>
-    <w:qFormat/>
-    <w:rPr>
-      <w:color w:val="2E74B5"/>
-      <w:sz w:val="32"/>
-      <w:szCs w:val="32"/>
-    </w:rPr>
-  </w:style>
-  <w:style w:type="paragraph" w:styleId="Heading2">
-    <w:name w:val="Heading 2"/>
-    <w:basedOn w:val="Normal"/>
-    <w:next w:val="Normal"/>
-    <w:qFormat/>
-    <w:rPr>
-      <w:color w:val="2E74B5"/>
-      <w:sz w:val="26"/>
-      <w:szCs w:val="26"/>
-    </w:rPr>
-  </w:style>
-  <w:style w:type="paragraph" w:styleId="Heading3">
-    <w:name w:val="Heading 3"/>
-    <w:basedOn w:val="Normal"/>
-    <w:next w:val="Normal"/>
-    <w:qFormat/>
-    <w:rPr>
-      <w:color w:val="1F4D78"/>
-      <w:sz w:val="24"/>
-      <w:szCs w:val="24"/>
-    </w:rPr>
-  </w:style>
-  <w:style w:type="paragraph" w:styleId="Heading4">
-    <w:name w:val="Heading 4"/>
-    <w:basedOn w:val="Normal"/>
-    <w:next w:val="Normal"/>
-    <w:qFormat/>
-    <w:rPr>
-      <w:i/>
-      <w:iCs/>
-      <w:color w:val="2E74B5"/>
-    </w:rPr>
-  </w:style>
-  <w:style w:type="paragraph" w:styleId="Heading5">
-    <w:name w:val="Heading 5"/>
-    <w:basedOn w:val="Normal"/>
-    <w:next w:val="Normal"/>
-    <w:qFormat/>
-    <w:rPr>
-      <w:color w:val="2E74B5"/>
-    </w:rPr>
-  </w:style>
-  <w:style w:type="paragraph" w:styleId="Heading6">
-    <w:name w:val="Heading 6"/>
-    <w:basedOn w:val="Normal"/>
-    <w:next w:val="Normal"/>
-    <w:qFormat/>
-    <w:rPr>
-      <w:color w:val="1F4D78"/>
-    </w:rPr>
-  </w:style>
-  <w:style w:type="paragraph" w:styleId="Strong">
-    <w:name w:val="Strong"/>
-    <w:basedOn w:val="Normal"/>
-    <w:next w:val="Normal"/>
+  <w:style w:type="paragraph" w:customStyle="1" w:styleId="Fuerte1">
+    <w:name w:val="Fuerte1"/>
     <w:qFormat/>
     <w:rPr>
       <w:b/>
       <w:bCs/>
     </w:rPr>
   </w:style>
-  <w:style w:type="paragraph" w:styleId="ListParagraph">
+  <w:style w:type="paragraph" w:styleId="Prrafodelista">
     <w:name w:val="List Paragraph"/>
-    <w:basedOn w:val="Normal"/>
     <w:qFormat/>
   </w:style>
-  <w:style w:type="character" w:styleId="Hyperlink">
+  <w:style w:type="character" w:styleId="Hipervnculo">
     <w:name w:val="Hyperlink"/>
-    <w:basedOn w:val="DefaultParagraphFont"/>
     <w:uiPriority w:val="99"/>
     <w:unhideWhenUsed/>
     <w:rPr>
@@ -2580,9 +4302,8 @@
       <w:u w:val="single"/>
     </w:rPr>
   </w:style>
-  <w:style w:type="character" w:styleId="FootnoteReference">
+  <w:style w:type="character" w:styleId="Refdenotaalpie">
     <w:name w:val="footnote reference"/>
-    <w:basedOn w:val="DefaultParagraphFont"/>
     <w:uiPriority w:val="99"/>
     <w:semiHidden/>
     <w:unhideWhenUsed/>
@@ -2590,25 +4311,9 @@
       <w:vertAlign w:val="superscript"/>
     </w:rPr>
   </w:style>
-  <w:style w:type="paragraph" w:styleId="FootnoteText">
+  <w:style w:type="paragraph" w:styleId="Textonotapie">
     <w:name w:val="footnote text"/>
-    <w:basedOn w:val="Normal"/>
-    <w:link w:val="FootnoteTextChar"/>
-    <w:uiPriority w:val="99"/>
-    <w:semiHidden/>
-    <w:unhideWhenUsed/>
-    <w:pPr>
-      <w:spacing w:after="0" w:line="240" w:lineRule="auto"/>
-    </w:pPr>
-    <w:rPr>
-      <w:sz w:val="20"/>
-      <w:szCs w:val="20"/>
-    </w:rPr>
-  </w:style>
-  <w:style w:type="character" w:styleId="FootnoteTextChar">
-    <w:name w:val="Footnote Text Char"/>
-    <w:basedOn w:val="DefaultParagraphFont"/>
-    <w:link w:val="FootnoteText"/>
+    <w:link w:val="TextonotapieCar"/>
     <w:uiPriority w:val="99"/>
     <w:semiHidden/>
     <w:unhideWhenUsed/>
@@ -2617,9 +4322,19 @@
       <w:szCs w:val="20"/>
     </w:rPr>
   </w:style>
-  <w:style w:type="character" w:styleId="EndnoteReference">
+  <w:style w:type="character" w:customStyle="1" w:styleId="TextonotapieCar">
+    <w:name w:val="Texto nota pie Car"/>
+    <w:link w:val="Textonotapie"/>
+    <w:uiPriority w:val="99"/>
+    <w:semiHidden/>
+    <w:unhideWhenUsed/>
+    <w:rPr>
+      <w:sz w:val="20"/>
+      <w:szCs w:val="20"/>
+    </w:rPr>
+  </w:style>
+  <w:style w:type="character" w:styleId="Refdenotaalfinal">
     <w:name w:val="endnote reference"/>
-    <w:basedOn w:val="DefaultParagraphFont"/>
     <w:uiPriority w:val="99"/>
     <w:semiHidden/>
     <w:unhideWhenUsed/>
@@ -2627,25 +4342,20 @@
       <w:vertAlign w:val="superscript"/>
     </w:rPr>
   </w:style>
-  <w:style w:type="paragraph" w:styleId="EndnoteText">
+  <w:style w:type="paragraph" w:styleId="Textonotaalfinal">
     <w:name w:val="endnote text"/>
-    <w:basedOn w:val="Normal"/>
-    <w:link w:val="EndnoteTextChar"/>
+    <w:link w:val="TextonotaalfinalCar"/>
     <w:uiPriority w:val="99"/>
     <w:semiHidden/>
     <w:unhideWhenUsed/>
-    <w:pPr>
-      <w:spacing w:after="0" w:line="240" w:lineRule="auto"/>
-    </w:pPr>
     <w:rPr>
       <w:sz w:val="20"/>
       <w:szCs w:val="20"/>
     </w:rPr>
   </w:style>
-  <w:style w:type="character" w:styleId="EndnoteTextChar">
-    <w:name w:val="Endnote Text Char"/>
-    <w:basedOn w:val="DefaultParagraphFont"/>
-    <w:link w:val="EndnoteText"/>
+  <w:style w:type="character" w:customStyle="1" w:styleId="TextonotaalfinalCar">
+    <w:name w:val="Texto nota al final Car"/>
+    <w:link w:val="Textonotaalfinal"/>
     <w:uiPriority w:val="99"/>
     <w:semiHidden/>
     <w:unhideWhenUsed/>
@@ -2655,4 +4365,319 @@
     </w:rPr>
   </w:style>
 </w:styles>
+</file>
+
+<file path=word/theme/theme1.xml><?xml version="1.0" encoding="utf-8"?>
+<a:theme xmlns:a="http://schemas.openxmlformats.org/drawingml/2006/main" name="Tema de Office">
+  <a:themeElements>
+    <a:clrScheme name="Office">
+      <a:dk1>
+        <a:sysClr val="windowText" lastClr="000000"/>
+      </a:dk1>
+      <a:lt1>
+        <a:sysClr val="window" lastClr="FFFFFF"/>
+      </a:lt1>
+      <a:dk2>
+        <a:srgbClr val="0E2841"/>
+      </a:dk2>
+      <a:lt2>
+        <a:srgbClr val="E8E8E8"/>
+      </a:lt2>
+      <a:accent1>
+        <a:srgbClr val="156082"/>
+      </a:accent1>
+      <a:accent2>
+        <a:srgbClr val="E97132"/>
+      </a:accent2>
+      <a:accent3>
+        <a:srgbClr val="196B24"/>
+      </a:accent3>
+      <a:accent4>
+        <a:srgbClr val="0F9ED5"/>
+      </a:accent4>
+      <a:accent5>
+        <a:srgbClr val="A02B93"/>
+      </a:accent5>
+      <a:accent6>
+        <a:srgbClr val="4EA72E"/>
+      </a:accent6>
+      <a:hlink>
+        <a:srgbClr val="467886"/>
+      </a:hlink>
+      <a:folHlink>
+        <a:srgbClr val="96607D"/>
+      </a:folHlink>
+    </a:clrScheme>
+    <a:fontScheme name="Office">
+      <a:majorFont>
+        <a:latin typeface="Aptos Display" panose="02110004020202020204"/>
+        <a:ea typeface=""/>
+        <a:cs typeface=""/>
+        <a:font script="Jpan" typeface="游ゴシック Light"/>
+        <a:font script="Hang" typeface="맑은 고딕"/>
+        <a:font script="Hans" typeface="等线 Light"/>
+        <a:font script="Hant" typeface="新細明體"/>
+        <a:font script="Arab" typeface="Times New Roman"/>
+        <a:font script="Hebr" typeface="Times New Roman"/>
+        <a:font script="Thai" typeface="Angsana New"/>
+        <a:font script="Ethi" typeface="Nyala"/>
+        <a:font script="Beng" typeface="Vrinda"/>
+        <a:font script="Gujr" typeface="Shruti"/>
+        <a:font script="Khmr" typeface="MoolBoran"/>
+        <a:font script="Knda" typeface="Tunga"/>
+        <a:font script="Guru" typeface="Raavi"/>
+        <a:font script="Cans" typeface="Euphemia"/>
+        <a:font script="Cher" typeface="Plantagenet Cherokee"/>
+        <a:font script="Yiii" typeface="Microsoft Yi Baiti"/>
+        <a:font script="Tibt" typeface="Microsoft Himalaya"/>
+        <a:font script="Thaa" typeface="MV Boli"/>
+        <a:font script="Deva" typeface="Mangal"/>
+        <a:font script="Telu" typeface="Gautami"/>
+        <a:font script="Taml" typeface="Latha"/>
+        <a:font script="Syrc" typeface="Estrangelo Edessa"/>
+        <a:font script="Orya" typeface="Kalinga"/>
+        <a:font script="Mlym" typeface="Kartika"/>
+        <a:font script="Laoo" typeface="DokChampa"/>
+        <a:font script="Sinh" typeface="Iskoola Pota"/>
+        <a:font script="Mong" typeface="Mongolian Baiti"/>
+        <a:font script="Viet" typeface="Times New Roman"/>
+        <a:font script="Uigh" typeface="Microsoft Uighur"/>
+        <a:font script="Geor" typeface="Sylfaen"/>
+        <a:font script="Armn" typeface="Arial"/>
+        <a:font script="Bugi" typeface="Leelawadee UI"/>
+        <a:font script="Bopo" typeface="Microsoft JhengHei"/>
+        <a:font script="Java" typeface="Javanese Text"/>
+        <a:font script="Lisu" typeface="Segoe UI"/>
+        <a:font script="Mymr" typeface="Myanmar Text"/>
+        <a:font script="Nkoo" typeface="Ebrima"/>
+        <a:font script="Olck" typeface="Nirmala UI"/>
+        <a:font script="Osma" typeface="Ebrima"/>
+        <a:font script="Phag" typeface="Phagspa"/>
+        <a:font script="Syrn" typeface="Estrangelo Edessa"/>
+        <a:font script="Syrj" typeface="Estrangelo Edessa"/>
+        <a:font script="Syre" typeface="Estrangelo Edessa"/>
+        <a:font script="Sora" typeface="Nirmala UI"/>
+        <a:font script="Tale" typeface="Microsoft Tai Le"/>
+        <a:font script="Talu" typeface="Microsoft New Tai Lue"/>
+        <a:font script="Tfng" typeface="Ebrima"/>
+      </a:majorFont>
+      <a:minorFont>
+        <a:latin typeface="Aptos" panose="02110004020202020204"/>
+        <a:ea typeface=""/>
+        <a:cs typeface=""/>
+        <a:font script="Jpan" typeface="游明朝"/>
+        <a:font script="Hang" typeface="맑은 고딕"/>
+        <a:font script="Hans" typeface="等线"/>
+        <a:font script="Hant" typeface="新細明體"/>
+        <a:font script="Arab" typeface="Arial"/>
+        <a:font script="Hebr" typeface="Arial"/>
+        <a:font script="Thai" typeface="Cordia New"/>
+        <a:font script="Ethi" typeface="Nyala"/>
+        <a:font script="Beng" typeface="Vrinda"/>
+        <a:font script="Gujr" typeface="Shruti"/>
+        <a:font script="Khmr" typeface="DaunPenh"/>
+        <a:font script="Knda" typeface="Tunga"/>
+        <a:font script="Guru" typeface="Raavi"/>
+        <a:font script="Cans" typeface="Euphemia"/>
+        <a:font script="Cher" typeface="Plantagenet Cherokee"/>
+        <a:font script="Yiii" typeface="Microsoft Yi Baiti"/>
+        <a:font script="Tibt" typeface="Microsoft Himalaya"/>
+        <a:font script="Thaa" typeface="MV Boli"/>
+        <a:font script="Deva" typeface="Mangal"/>
+        <a:font script="Telu" typeface="Gautami"/>
+        <a:font script="Taml" typeface="Latha"/>
+        <a:font script="Syrc" typeface="Estrangelo Edessa"/>
+        <a:font script="Orya" typeface="Kalinga"/>
+        <a:font script="Mlym" typeface="Kartika"/>
+        <a:font script="Laoo" typeface="DokChampa"/>
+        <a:font script="Sinh" typeface="Iskoola Pota"/>
+        <a:font script="Mong" typeface="Mongolian Baiti"/>
+        <a:font script="Viet" typeface="Arial"/>
+        <a:font script="Uigh" typeface="Microsoft Uighur"/>
+        <a:font script="Geor" typeface="Sylfaen"/>
+        <a:font script="Armn" typeface="Arial"/>
+        <a:font script="Bugi" typeface="Leelawadee UI"/>
+        <a:font script="Bopo" typeface="Microsoft JhengHei"/>
+        <a:font script="Java" typeface="Javanese Text"/>
+        <a:font script="Lisu" typeface="Segoe UI"/>
+        <a:font script="Mymr" typeface="Myanmar Text"/>
+        <a:font script="Nkoo" typeface="Ebrima"/>
+        <a:font script="Olck" typeface="Nirmala UI"/>
+        <a:font script="Osma" typeface="Ebrima"/>
+        <a:font script="Phag" typeface="Phagspa"/>
+        <a:font script="Syrn" typeface="Estrangelo Edessa"/>
+        <a:font script="Syrj" typeface="Estrangelo Edessa"/>
+        <a:font script="Syre" typeface="Estrangelo Edessa"/>
+        <a:font script="Sora" typeface="Nirmala UI"/>
+        <a:font script="Tale" typeface="Microsoft Tai Le"/>
+        <a:font script="Talu" typeface="Microsoft New Tai Lue"/>
+        <a:font script="Tfng" typeface="Ebrima"/>
+      </a:minorFont>
+    </a:fontScheme>
+    <a:fmtScheme name="Office">
+      <a:fillStyleLst>
+        <a:solidFill>
+          <a:schemeClr val="phClr"/>
+        </a:solidFill>
+        <a:gradFill rotWithShape="1">
+          <a:gsLst>
+            <a:gs pos="0">
+              <a:schemeClr val="phClr">
+                <a:lumMod val="110000"/>
+                <a:satMod val="105000"/>
+                <a:tint val="67000"/>
+              </a:schemeClr>
+            </a:gs>
+            <a:gs pos="50000">
+              <a:schemeClr val="phClr">
+                <a:lumMod val="105000"/>
+                <a:satMod val="103000"/>
+                <a:tint val="73000"/>
+              </a:schemeClr>
+            </a:gs>
+            <a:gs pos="100000">
+              <a:schemeClr val="phClr">
+                <a:lumMod val="105000"/>
+                <a:satMod val="109000"/>
+                <a:tint val="81000"/>
+              </a:schemeClr>
+            </a:gs>
+          </a:gsLst>
+          <a:lin ang="5400000" scaled="0"/>
+        </a:gradFill>
+        <a:gradFill rotWithShape="1">
+          <a:gsLst>
+            <a:gs pos="0">
+              <a:schemeClr val="phClr">
+                <a:satMod val="103000"/>
+                <a:lumMod val="102000"/>
+                <a:tint val="94000"/>
+              </a:schemeClr>
+            </a:gs>
+            <a:gs pos="50000">
+              <a:schemeClr val="phClr">
+                <a:satMod val="110000"/>
+                <a:lumMod val="100000"/>
+                <a:shade val="100000"/>
+              </a:schemeClr>
+            </a:gs>
+            <a:gs pos="100000">
+              <a:schemeClr val="phClr">
+                <a:lumMod val="99000"/>
+                <a:satMod val="120000"/>
+                <a:shade val="78000"/>
+              </a:schemeClr>
+            </a:gs>
+          </a:gsLst>
+          <a:lin ang="5400000" scaled="0"/>
+        </a:gradFill>
+      </a:fillStyleLst>
+      <a:lnStyleLst>
+        <a:ln w="12700" cap="flat" cmpd="sng" algn="ctr">
+          <a:solidFill>
+            <a:schemeClr val="phClr"/>
+          </a:solidFill>
+          <a:prstDash val="solid"/>
+          <a:miter lim="800000"/>
+        </a:ln>
+        <a:ln w="19050" cap="flat" cmpd="sng" algn="ctr">
+          <a:solidFill>
+            <a:schemeClr val="phClr"/>
+          </a:solidFill>
+          <a:prstDash val="solid"/>
+          <a:miter lim="800000"/>
+        </a:ln>
+        <a:ln w="25400" cap="flat" cmpd="sng" algn="ctr">
+          <a:solidFill>
+            <a:schemeClr val="phClr"/>
+          </a:solidFill>
+          <a:prstDash val="solid"/>
+          <a:miter lim="800000"/>
+        </a:ln>
+      </a:lnStyleLst>
+      <a:effectStyleLst>
+        <a:effectStyle>
+          <a:effectLst/>
+        </a:effectStyle>
+        <a:effectStyle>
+          <a:effectLst/>
+        </a:effectStyle>
+        <a:effectStyle>
+          <a:effectLst>
+            <a:outerShdw blurRad="57150" dist="19050" dir="5400000" algn="ctr" rotWithShape="0">
+              <a:srgbClr val="000000">
+                <a:alpha val="63000"/>
+              </a:srgbClr>
+            </a:outerShdw>
+          </a:effectLst>
+        </a:effectStyle>
+      </a:effectStyleLst>
+      <a:bgFillStyleLst>
+        <a:solidFill>
+          <a:schemeClr val="phClr"/>
+        </a:solidFill>
+        <a:solidFill>
+          <a:schemeClr val="phClr">
+            <a:tint val="95000"/>
+            <a:satMod val="170000"/>
+          </a:schemeClr>
+        </a:solidFill>
+        <a:gradFill rotWithShape="1">
+          <a:gsLst>
+            <a:gs pos="0">
+              <a:schemeClr val="phClr">
+                <a:tint val="93000"/>
+                <a:satMod val="150000"/>
+                <a:shade val="98000"/>
+                <a:lumMod val="102000"/>
+              </a:schemeClr>
+            </a:gs>
+            <a:gs pos="50000">
+              <a:schemeClr val="phClr">
+                <a:tint val="98000"/>
+                <a:satMod val="130000"/>
+                <a:shade val="90000"/>
+                <a:lumMod val="103000"/>
+              </a:schemeClr>
+            </a:gs>
+            <a:gs pos="100000">
+              <a:schemeClr val="phClr">
+                <a:shade val="63000"/>
+                <a:satMod val="120000"/>
+              </a:schemeClr>
+            </a:gs>
+          </a:gsLst>
+          <a:lin ang="5400000" scaled="0"/>
+        </a:gradFill>
+      </a:bgFillStyleLst>
+    </a:fmtScheme>
+  </a:themeElements>
+  <a:objectDefaults>
+    <a:lnDef>
+      <a:spPr/>
+      <a:bodyPr/>
+      <a:lstStyle/>
+      <a:style>
+        <a:lnRef idx="2">
+          <a:schemeClr val="accent1"/>
+        </a:lnRef>
+        <a:fillRef idx="0">
+          <a:schemeClr val="accent1"/>
+        </a:fillRef>
+        <a:effectRef idx="1">
+          <a:schemeClr val="accent1"/>
+        </a:effectRef>
+        <a:fontRef idx="minor">
+          <a:schemeClr val="tx1"/>
+        </a:fontRef>
+      </a:style>
+    </a:lnDef>
+  </a:objectDefaults>
+  <a:extraClrSchemeLst/>
+  <a:extLst>
+    <a:ext uri="{05A4C25C-085E-4340-85A3-A5531E510DB2}">
+      <thm15:themeFamily xmlns:thm15="http://schemas.microsoft.com/office/thememl/2012/main" name="Office Theme" id="{2E142A2C-CD16-42D6-873A-C26D2A0506FA}" vid="{1BDDFF52-6CD6-40A5-AB3C-68EB2F1E4D0A}"/>
+    </a:ext>
+  </a:extLst>
+</a:theme>
 </file>